--- a/data/revised_2026-10_full/tracked/v2/Chemistry/SS2.1_Introduction_to_Salts/Chemistry_Introduction_to_Salts_CBE_LessonSequence_TRACKED.docx
+++ b/data/revised_2026-10_full/tracked/v2/Chemistry/SS2.1_Introduction_to_Salts/Chemistry_Introduction_to_Salts_CBE_LessonSequence_TRACKED.docx
@@ -427,7 +427,7 @@
               <w:spacing w:after="40" w:before="0"/>
               <w:jc w:val="left"/>
             </w:pPr>
-            <w:del w:id="9001" w:author="Claude (AI) - proposed" w:date="2026-10-15T03:01:15Z">
+            <w:del w:id="9001" w:author="Claude (AI) - proposed" w:date="2026-10-18T00:26:56Z">
               <w:r>
                 <w:rPr>
                   <w:rFonts w:ascii="Arial" w:cs="Arial" w:eastAsia="Arial" w:hAnsi="Arial"/>
@@ -442,7 +442,7 @@
                 <w:delText xml:space="preserve">8 lessons × 40 minutes = 320 minutes total</w:delText>
               </w:r>
             </w:del>
-            <w:ins w:id="9002" w:author="Claude (AI) - proposed" w:date="2026-10-15T03:01:15Z">
+            <w:ins w:id="9002" w:author="Claude (AI) - proposed" w:date="2026-10-18T00:26:56Z">
               <w:r>
                 <w:rPr>
                   <w:rFonts w:ascii="Arial" w:cs="Arial" w:eastAsia="Arial" w:hAnsi="Arial"/>
@@ -525,7 +525,7 @@
               </w:rPr>
               <w:t xml:space="preserve">–  Types of salts (normal, acidic, basic and double</w:t>
             </w:r>
-            <w:del w:id="9003" w:author="Claude (AI) - proposed" w:date="2026-10-15T03:01:15Z">
+            <w:del w:id="9003" w:author="Claude (AI) - proposed" w:date="2026-10-18T00:26:56Z">
               <w:r>
                 <w:rPr>
                   <w:rFonts w:ascii="Arial" w:cs="Arial" w:eastAsia="Arial" w:hAnsi="Arial"/>
@@ -593,7 +593,7 @@
               </w:rPr>
               <w:t xml:space="preserve">–  Methods of preparation </w:t>
             </w:r>
-            <w:del w:id="9004" w:author="Claude (AI) - proposed" w:date="2026-10-15T03:01:15Z">
+            <w:del w:id="9004" w:author="Claude (AI) - proposed" w:date="2026-10-18T00:26:56Z">
               <w:r>
                 <w:rPr>
                   <w:rFonts w:ascii="Arial" w:cs="Arial" w:eastAsia="Arial" w:hAnsi="Arial"/>
@@ -621,7 +621,7 @@
               </w:rPr>
               <w:t xml:space="preserve">(direct synthesis</w:t>
             </w:r>
-            <w:del w:id="9005" w:author="Claude (AI) - proposed" w:date="2026-10-15T03:01:15Z">
+            <w:del w:id="9005" w:author="Claude (AI) - proposed" w:date="2026-10-18T00:26:56Z">
               <w:r>
                 <w:rPr>
                   <w:rFonts w:ascii="Arial" w:cs="Arial" w:eastAsia="Arial" w:hAnsi="Arial"/>
@@ -636,7 +636,7 @@
                 <w:delText xml:space="preserve">; reactions between</w:delText>
               </w:r>
             </w:del>
-            <w:ins w:id="9006" w:author="Claude (AI) - proposed" w:date="2026-10-15T03:01:15Z">
+            <w:ins w:id="9006" w:author="Claude (AI) - proposed" w:date="2026-10-18T00:26:56Z">
               <w:r>
                 <w:rPr>
                   <w:rFonts w:ascii="Arial" w:cs="Arial" w:eastAsia="Arial" w:hAnsi="Arial"/>
@@ -664,7 +664,7 @@
               </w:rPr>
               <w:t xml:space="preserve"> acids and metals</w:t>
             </w:r>
-            <w:del w:id="9007" w:author="Claude (AI) - proposed" w:date="2026-10-15T03:01:15Z">
+            <w:del w:id="9007" w:author="Claude (AI) - proposed" w:date="2026-10-18T00:26:56Z">
               <w:r>
                 <w:rPr>
                   <w:rFonts w:ascii="Arial" w:cs="Arial" w:eastAsia="Arial" w:hAnsi="Arial"/>
@@ -679,7 +679,7 @@
                 <w:delText xml:space="preserve">;</w:delText>
               </w:r>
             </w:del>
-            <w:ins w:id="9008" w:author="Claude (AI) - proposed" w:date="2026-10-15T03:01:15Z">
+            <w:ins w:id="9008" w:author="Claude (AI) - proposed" w:date="2026-10-18T00:26:56Z">
               <w:r>
                 <w:rPr>
                   <w:rFonts w:ascii="Arial" w:cs="Arial" w:eastAsia="Arial" w:hAnsi="Arial"/>
@@ -707,7 +707,7 @@
               </w:rPr>
               <w:t xml:space="preserve"> acids and bases</w:t>
             </w:r>
-            <w:del w:id="9009" w:author="Claude (AI) - proposed" w:date="2026-10-15T03:01:15Z">
+            <w:del w:id="9009" w:author="Claude (AI) - proposed" w:date="2026-10-18T00:26:56Z">
               <w:r>
                 <w:rPr>
                   <w:rFonts w:ascii="Arial" w:cs="Arial" w:eastAsia="Arial" w:hAnsi="Arial"/>
@@ -722,7 +722,7 @@
                 <w:delText xml:space="preserve">;</w:delText>
               </w:r>
             </w:del>
-            <w:ins w:id="9010" w:author="Claude (AI) - proposed" w:date="2026-10-15T03:01:15Z">
+            <w:ins w:id="9010" w:author="Claude (AI) - proposed" w:date="2026-10-18T00:26:56Z">
               <w:r>
                 <w:rPr>
                   <w:rFonts w:ascii="Arial" w:cs="Arial" w:eastAsia="Arial" w:hAnsi="Arial"/>
@@ -750,7 +750,7 @@
               </w:rPr>
               <w:t xml:space="preserve"> acids and carbonates/hydrogen carbonates</w:t>
             </w:r>
-            <w:ins w:id="9011" w:author="Claude (AI) - proposed" w:date="2026-10-15T03:01:15Z">
+            <w:ins w:id="9011" w:author="Claude (AI) - proposed" w:date="2026-10-18T00:26:56Z">
               <w:r>
                 <w:rPr>
                   <w:rFonts w:ascii="Arial" w:cs="Arial" w:eastAsia="Arial" w:hAnsi="Arial"/>
@@ -785,10 +785,10 @@
               <w:ind w:left="360" w:hanging="180"/>
               <w:jc w:val="left"/>
               <w:rPr>
-                <w:del w:id="9013" w:author="Claude (AI) - proposed" w:date="2026-10-15T03:01:15Z"/>
-              </w:rPr>
-            </w:pPr>
-            <w:del w:id="9012" w:author="Claude (AI) - proposed" w:date="2026-10-15T03:01:15Z">
+                <w:del w:id="9013" w:author="Claude (AI) - proposed" w:date="2026-10-18T00:26:56Z"/>
+              </w:rPr>
+            </w:pPr>
+            <w:del w:id="9012" w:author="Claude (AI) - proposed" w:date="2026-10-18T00:26:56Z">
               <w:r>
                 <w:rPr>
                   <w:rFonts w:ascii="Arial" w:cs="Arial" w:eastAsia="Arial" w:hAnsi="Arial"/>
@@ -810,10 +810,10 @@
               <w:ind w:left="360" w:hanging="180"/>
               <w:jc w:val="left"/>
               <w:rPr>
-                <w:del w:id="9015" w:author="Claude (AI) - proposed" w:date="2026-10-15T03:01:15Z"/>
-              </w:rPr>
-            </w:pPr>
-            <w:del w:id="9014" w:author="Claude (AI) - proposed" w:date="2026-10-15T03:01:15Z">
+                <w:del w:id="9015" w:author="Claude (AI) - proposed" w:date="2026-10-18T00:26:56Z"/>
+              </w:rPr>
+            </w:pPr>
+            <w:del w:id="9014" w:author="Claude (AI) - proposed" w:date="2026-10-18T00:26:56Z">
               <w:r>
                 <w:rPr>
                   <w:rFonts w:ascii="Arial" w:cs="Arial" w:eastAsia="Arial" w:hAnsi="Arial"/>
@@ -848,7 +848,7 @@
               </w:rPr>
               <w:t xml:space="preserve">–  Behaviour of salts </w:t>
             </w:r>
-            <w:del w:id="9016" w:author="Claude (AI) - proposed" w:date="2026-10-15T03:01:15Z">
+            <w:del w:id="9016" w:author="Claude (AI) - proposed" w:date="2026-10-18T00:26:56Z">
               <w:r>
                 <w:rPr>
                   <w:rFonts w:ascii="Arial" w:cs="Arial" w:eastAsia="Arial" w:hAnsi="Arial"/>
@@ -863,7 +863,7 @@
                 <w:delText xml:space="preserve">when exposed to</w:delText>
               </w:r>
             </w:del>
-            <w:ins w:id="9017" w:author="Claude (AI) - proposed" w:date="2026-10-15T03:01:15Z">
+            <w:ins w:id="9017" w:author="Claude (AI) - proposed" w:date="2026-10-18T00:26:56Z">
               <w:r>
                 <w:rPr>
                   <w:rFonts w:ascii="Arial" w:cs="Arial" w:eastAsia="Arial" w:hAnsi="Arial"/>
@@ -911,7 +911,7 @@
               </w:rPr>
               <w:t xml:space="preserve">–  Uses of salts (</w:t>
             </w:r>
-            <w:del w:id="9018" w:author="Claude (AI) - proposed" w:date="2026-10-15T03:01:15Z">
+            <w:del w:id="9018" w:author="Claude (AI) - proposed" w:date="2026-10-18T00:26:56Z">
               <w:r>
                 <w:rPr>
                   <w:rFonts w:ascii="Arial" w:cs="Arial" w:eastAsia="Arial" w:hAnsi="Arial"/>
@@ -926,7 +926,7 @@
                 <w:delText xml:space="preserve">agriculture</w:delText>
               </w:r>
             </w:del>
-            <w:ins w:id="9019" w:author="Claude (AI) - proposed" w:date="2026-10-15T03:01:15Z">
+            <w:ins w:id="9019" w:author="Claude (AI) - proposed" w:date="2026-10-18T00:26:56Z">
               <w:r>
                 <w:rPr>
                   <w:rFonts w:ascii="Arial" w:cs="Arial" w:eastAsia="Arial" w:hAnsi="Arial"/>
@@ -954,7 +954,7 @@
               </w:rPr>
               <w:t xml:space="preserve">, food industry, medicine, paper industry, paints industry, glass industry, laundry </w:t>
             </w:r>
-            <w:del w:id="9020" w:author="Claude (AI) - proposed" w:date="2026-10-15T03:01:15Z">
+            <w:del w:id="9020" w:author="Claude (AI) - proposed" w:date="2026-10-18T00:26:56Z">
               <w:r>
                 <w:rPr>
                   <w:rFonts w:ascii="Arial" w:cs="Arial" w:eastAsia="Arial" w:hAnsi="Arial"/>
@@ -969,7 +969,7 @@
                 <w:delText xml:space="preserve">and</w:delText>
               </w:r>
             </w:del>
-            <w:ins w:id="9021" w:author="Claude (AI) - proposed" w:date="2026-10-15T03:01:15Z">
+            <w:ins w:id="9021" w:author="Claude (AI) - proposed" w:date="2026-10-18T00:26:56Z">
               <w:r>
                 <w:rPr>
                   <w:rFonts w:ascii="Arial" w:cs="Arial" w:eastAsia="Arial" w:hAnsi="Arial"/>
@@ -1004,10 +1004,10 @@
               <w:spacing w:after="40" w:before="0"/>
               <w:jc w:val="left"/>
               <w:rPr>
-                <w:ins w:id="9023" w:author="Claude (AI) - proposed" w:date="2026-10-15T03:01:15Z"/>
-              </w:rPr>
-            </w:pPr>
-            <w:ins w:id="9022" w:author="Claude (AI) - proposed" w:date="2026-10-15T03:01:15Z">
+                <w:ins w:id="9023" w:author="Claude (AI) - proposed" w:date="2026-10-18T00:26:56Z"/>
+              </w:rPr>
+            </w:pPr>
+            <w:ins w:id="9022" w:author="Claude (AI) - proposed" w:date="2026-10-18T00:26:56Z">
               <w:r>
                 <w:rPr>
                   <w:rFonts w:ascii="Arial" w:cs="Arial" w:eastAsia="Arial" w:hAnsi="Arial"/>
@@ -1029,10 +1029,10 @@
               <w:spacing w:after="40" w:before="0"/>
               <w:jc w:val="left"/>
               <w:rPr>
-                <w:ins w:id="9025" w:author="Claude (AI) - proposed" w:date="2026-10-15T03:01:15Z"/>
-              </w:rPr>
-            </w:pPr>
-            <w:ins w:id="9024" w:author="Claude (AI) - proposed" w:date="2026-10-15T03:01:15Z">
+                <w:ins w:id="9025" w:author="Claude (AI) - proposed" w:date="2026-10-18T00:26:56Z"/>
+              </w:rPr>
+            </w:pPr>
+            <w:ins w:id="9024" w:author="Claude (AI) - proposed" w:date="2026-10-18T00:26:56Z">
               <w:r>
                 <w:rPr>
                   <w:rFonts w:ascii="Arial" w:cs="Arial" w:eastAsia="Arial" w:hAnsi="Arial"/>
@@ -1270,10 +1270,10 @@
               <w:ind w:left="360" w:hanging="180"/>
               <w:jc w:val="left"/>
               <w:rPr>
-                <w:ins w:id="9027" w:author="Claude (AI) - proposed" w:date="2026-10-15T03:01:15Z"/>
-              </w:rPr>
-            </w:pPr>
-            <w:ins w:id="9026" w:author="Claude (AI) - proposed" w:date="2026-10-15T03:01:15Z">
+                <w:ins w:id="9027" w:author="Claude (AI) - proposed" w:date="2026-10-18T00:26:56Z"/>
+              </w:rPr>
+            </w:pPr>
+            <w:ins w:id="9026" w:author="Claude (AI) - proposed" w:date="2026-10-18T00:26:56Z">
               <w:r>
                 <w:rPr>
                   <w:rFonts w:ascii="Arial" w:cs="Arial" w:eastAsia="Arial" w:hAnsi="Arial"/>
@@ -1295,10 +1295,10 @@
               <w:ind w:left="360" w:hanging="180"/>
               <w:jc w:val="left"/>
               <w:rPr>
-                <w:ins w:id="9029" w:author="Claude (AI) - proposed" w:date="2026-10-15T03:01:15Z"/>
-              </w:rPr>
-            </w:pPr>
-            <w:ins w:id="9028" w:author="Claude (AI) - proposed" w:date="2026-10-15T03:01:15Z">
+                <w:ins w:id="9029" w:author="Claude (AI) - proposed" w:date="2026-10-18T00:26:56Z"/>
+              </w:rPr>
+            </w:pPr>
+            <w:ins w:id="9028" w:author="Claude (AI) - proposed" w:date="2026-10-18T00:26:56Z">
               <w:r>
                 <w:rPr>
                   <w:rFonts w:ascii="Arial" w:cs="Arial" w:eastAsia="Arial" w:hAnsi="Arial"/>
@@ -1320,10 +1320,10 @@
               <w:ind w:left="360" w:hanging="180"/>
               <w:jc w:val="left"/>
               <w:rPr>
-                <w:ins w:id="9031" w:author="Claude (AI) - proposed" w:date="2026-10-15T03:01:15Z"/>
-              </w:rPr>
-            </w:pPr>
-            <w:ins w:id="9030" w:author="Claude (AI) - proposed" w:date="2026-10-15T03:01:15Z">
+                <w:ins w:id="9031" w:author="Claude (AI) - proposed" w:date="2026-10-18T00:26:56Z"/>
+              </w:rPr>
+            </w:pPr>
+            <w:ins w:id="9030" w:author="Claude (AI) - proposed" w:date="2026-10-18T00:26:56Z">
               <w:r>
                 <w:rPr>
                   <w:rFonts w:ascii="Arial" w:cs="Arial" w:eastAsia="Arial" w:hAnsi="Arial"/>
@@ -1345,10 +1345,10 @@
               <w:ind w:left="360" w:hanging="180"/>
               <w:jc w:val="left"/>
               <w:rPr>
-                <w:del w:id="9033" w:author="Claude (AI) - proposed" w:date="2026-10-15T03:01:15Z"/>
-              </w:rPr>
-            </w:pPr>
-            <w:del w:id="9032" w:author="Claude (AI) - proposed" w:date="2026-10-15T03:01:15Z">
+                <w:del w:id="9033" w:author="Claude (AI) - proposed" w:date="2026-10-18T00:26:56Z"/>
+              </w:rPr>
+            </w:pPr>
+            <w:del w:id="9032" w:author="Claude (AI) - proposed" w:date="2026-10-18T00:26:56Z">
               <w:r>
                 <w:rPr>
                   <w:rFonts w:ascii="Arial" w:cs="Arial" w:eastAsia="Arial" w:hAnsi="Arial"/>
@@ -1370,10 +1370,10 @@
               <w:ind w:left="360" w:hanging="180"/>
               <w:jc w:val="left"/>
               <w:rPr>
-                <w:del w:id="9035" w:author="Claude (AI) - proposed" w:date="2026-10-15T03:01:15Z"/>
-              </w:rPr>
-            </w:pPr>
-            <w:del w:id="9034" w:author="Claude (AI) - proposed" w:date="2026-10-15T03:01:15Z">
+                <w:del w:id="9035" w:author="Claude (AI) - proposed" w:date="2026-10-18T00:26:56Z"/>
+              </w:rPr>
+            </w:pPr>
+            <w:del w:id="9034" w:author="Claude (AI) - proposed" w:date="2026-10-18T00:26:56Z">
               <w:r>
                 <w:rPr>
                   <w:rFonts w:ascii="Arial" w:cs="Arial" w:eastAsia="Arial" w:hAnsi="Arial"/>
@@ -1443,10 +1443,10 @@
               <w:ind w:left="360" w:hanging="180"/>
               <w:jc w:val="left"/>
               <w:rPr>
-                <w:ins w:id="9037" w:author="Claude (AI) - proposed" w:date="2026-10-15T03:01:15Z"/>
-              </w:rPr>
-            </w:pPr>
-            <w:ins w:id="9036" w:author="Claude (AI) - proposed" w:date="2026-10-15T03:01:15Z">
+                <w:ins w:id="9037" w:author="Claude (AI) - proposed" w:date="2026-10-18T00:26:56Z"/>
+              </w:rPr>
+            </w:pPr>
+            <w:ins w:id="9036" w:author="Claude (AI) - proposed" w:date="2026-10-18T00:26:56Z">
               <w:r>
                 <w:rPr>
                   <w:rFonts w:ascii="Arial" w:cs="Arial" w:eastAsia="Arial" w:hAnsi="Arial"/>
@@ -1468,10 +1468,10 @@
               <w:ind w:left="360" w:hanging="180"/>
               <w:jc w:val="left"/>
               <w:rPr>
-                <w:ins w:id="9039" w:author="Claude (AI) - proposed" w:date="2026-10-15T03:01:15Z"/>
-              </w:rPr>
-            </w:pPr>
-            <w:ins w:id="9038" w:author="Claude (AI) - proposed" w:date="2026-10-15T03:01:15Z">
+                <w:ins w:id="9039" w:author="Claude (AI) - proposed" w:date="2026-10-18T00:26:56Z"/>
+              </w:rPr>
+            </w:pPr>
+            <w:ins w:id="9038" w:author="Claude (AI) - proposed" w:date="2026-10-18T00:26:56Z">
               <w:r>
                 <w:rPr>
                   <w:rFonts w:ascii="Arial" w:cs="Arial" w:eastAsia="Arial" w:hAnsi="Arial"/>
@@ -1493,10 +1493,10 @@
               <w:ind w:left="360" w:hanging="180"/>
               <w:jc w:val="left"/>
               <w:rPr>
-                <w:del w:id="9041" w:author="Claude (AI) - proposed" w:date="2026-10-15T03:01:15Z"/>
-              </w:rPr>
-            </w:pPr>
-            <w:del w:id="9040" w:author="Claude (AI) - proposed" w:date="2026-10-15T03:01:15Z">
+                <w:del w:id="9041" w:author="Claude (AI) - proposed" w:date="2026-10-18T00:26:56Z"/>
+              </w:rPr>
+            </w:pPr>
+            <w:del w:id="9040" w:author="Claude (AI) - proposed" w:date="2026-10-18T00:26:56Z">
               <w:r>
                 <w:rPr>
                   <w:rFonts w:ascii="Arial" w:cs="Arial" w:eastAsia="Arial" w:hAnsi="Arial"/>
@@ -1518,10 +1518,10 @@
               <w:ind w:left="360" w:hanging="180"/>
               <w:jc w:val="left"/>
               <w:rPr>
-                <w:del w:id="9043" w:author="Claude (AI) - proposed" w:date="2026-10-15T03:01:15Z"/>
-              </w:rPr>
-            </w:pPr>
-            <w:del w:id="9042" w:author="Claude (AI) - proposed" w:date="2026-10-15T03:01:15Z">
+                <w:del w:id="9043" w:author="Claude (AI) - proposed" w:date="2026-10-18T00:26:56Z"/>
+              </w:rPr>
+            </w:pPr>
+            <w:del w:id="9042" w:author="Claude (AI) - proposed" w:date="2026-10-18T00:26:56Z">
               <w:r>
                 <w:rPr>
                   <w:rFonts w:ascii="Arial" w:cs="Arial" w:eastAsia="Arial" w:hAnsi="Arial"/>
@@ -1543,10 +1543,10 @@
               <w:ind w:left="360" w:hanging="180"/>
               <w:jc w:val="left"/>
               <w:rPr>
-                <w:del w:id="9045" w:author="Claude (AI) - proposed" w:date="2026-10-15T03:01:15Z"/>
-              </w:rPr>
-            </w:pPr>
-            <w:del w:id="9044" w:author="Claude (AI) - proposed" w:date="2026-10-15T03:01:15Z">
+                <w:del w:id="9045" w:author="Claude (AI) - proposed" w:date="2026-10-18T00:26:56Z"/>
+              </w:rPr>
+            </w:pPr>
+            <w:del w:id="9044" w:author="Claude (AI) - proposed" w:date="2026-10-18T00:26:56Z">
               <w:r>
                 <w:rPr>
                   <w:rFonts w:ascii="Arial" w:cs="Arial" w:eastAsia="Arial" w:hAnsi="Arial"/>
@@ -1689,7 +1689,7 @@
               </w:rPr>
               <w:t xml:space="preserve">–  Obtaining, Evaluating and Communicating Information: Learners search for, evaluate and present information on real-world applications of salts in Kenya's agriculture (fertilisers in the Rift Valley), food industry (preservation of </w:t>
             </w:r>
-            <w:del w:id="9046" w:author="Claude (AI) - proposed" w:date="2026-10-15T03:01:15Z">
+            <w:del w:id="9046" w:author="Claude (AI) - proposed" w:date="2026-10-18T00:26:56Z">
               <w:r>
                 <w:rPr>
                   <w:rFonts w:ascii="Arial" w:cs="Arial" w:eastAsia="Arial" w:hAnsi="Arial"/>
@@ -1704,7 +1704,7 @@
                 <w:delText xml:space="preserve">nyama choma and fish</w:delText>
               </w:r>
             </w:del>
-            <w:ins w:id="9047" w:author="Claude (AI) - proposed" w:date="2026-10-15T03:01:15Z">
+            <w:ins w:id="9047" w:author="Claude (AI) - proposed" w:date="2026-10-18T00:26:56Z">
               <w:r>
                 <w:rPr>
                   <w:rFonts w:ascii="Arial" w:cs="Arial" w:eastAsia="Arial" w:hAnsi="Arial"/>
@@ -1787,10 +1787,10 @@
               <w:ind w:left="360" w:hanging="180"/>
               <w:jc w:val="left"/>
               <w:rPr>
-                <w:ins w:id="9049" w:author="Claude (AI) - proposed" w:date="2026-10-15T03:01:15Z"/>
-              </w:rPr>
-            </w:pPr>
-            <w:ins w:id="9048" w:author="Claude (AI) - proposed" w:date="2026-10-15T03:01:15Z">
+                <w:ins w:id="9049" w:author="Claude (AI) - proposed" w:date="2026-10-18T00:26:56Z"/>
+              </w:rPr>
+            </w:pPr>
+            <w:ins w:id="9048" w:author="Claude (AI) - proposed" w:date="2026-10-18T00:26:56Z">
               <w:r>
                 <w:rPr>
                   <w:rFonts w:ascii="Arial" w:cs="Arial" w:eastAsia="Arial" w:hAnsi="Arial"/>
@@ -1812,10 +1812,10 @@
               <w:ind w:left="360" w:hanging="180"/>
               <w:jc w:val="left"/>
               <w:rPr>
-                <w:ins w:id="9051" w:author="Claude (AI) - proposed" w:date="2026-10-15T03:01:15Z"/>
-              </w:rPr>
-            </w:pPr>
-            <w:ins w:id="9050" w:author="Claude (AI) - proposed" w:date="2026-10-15T03:01:15Z">
+                <w:ins w:id="9051" w:author="Claude (AI) - proposed" w:date="2026-10-18T00:26:56Z"/>
+              </w:rPr>
+            </w:pPr>
+            <w:ins w:id="9050" w:author="Claude (AI) - proposed" w:date="2026-10-18T00:26:56Z">
               <w:r>
                 <w:rPr>
                   <w:rFonts w:ascii="Arial" w:cs="Arial" w:eastAsia="Arial" w:hAnsi="Arial"/>
@@ -1837,10 +1837,10 @@
               <w:ind w:left="360" w:hanging="180"/>
               <w:jc w:val="left"/>
               <w:rPr>
-                <w:del w:id="9053" w:author="Claude (AI) - proposed" w:date="2026-10-15T03:01:15Z"/>
-              </w:rPr>
-            </w:pPr>
-            <w:del w:id="9052" w:author="Claude (AI) - proposed" w:date="2026-10-15T03:01:15Z">
+                <w:del w:id="9053" w:author="Claude (AI) - proposed" w:date="2026-10-18T00:26:56Z"/>
+              </w:rPr>
+            </w:pPr>
+            <w:del w:id="9052" w:author="Claude (AI) - proposed" w:date="2026-10-18T00:26:56Z">
               <w:r>
                 <w:rPr>
                   <w:rFonts w:ascii="Arial" w:cs="Arial" w:eastAsia="Arial" w:hAnsi="Arial"/>
@@ -1862,10 +1862,10 @@
               <w:ind w:left="360" w:hanging="180"/>
               <w:jc w:val="left"/>
               <w:rPr>
-                <w:del w:id="9055" w:author="Claude (AI) - proposed" w:date="2026-10-15T03:01:15Z"/>
-              </w:rPr>
-            </w:pPr>
-            <w:del w:id="9054" w:author="Claude (AI) - proposed" w:date="2026-10-15T03:01:15Z">
+                <w:del w:id="9055" w:author="Claude (AI) - proposed" w:date="2026-10-18T00:26:56Z"/>
+              </w:rPr>
+            </w:pPr>
+            <w:del w:id="9054" w:author="Claude (AI) - proposed" w:date="2026-10-18T00:26:56Z">
               <w:r>
                 <w:rPr>
                   <w:rFonts w:ascii="Arial" w:cs="Arial" w:eastAsia="Arial" w:hAnsi="Arial"/>
@@ -1887,10 +1887,10 @@
               <w:ind w:left="360" w:hanging="180"/>
               <w:jc w:val="left"/>
               <w:rPr>
-                <w:del w:id="9057" w:author="Claude (AI) - proposed" w:date="2026-10-15T03:01:15Z"/>
-              </w:rPr>
-            </w:pPr>
-            <w:del w:id="9056" w:author="Claude (AI) - proposed" w:date="2026-10-15T03:01:15Z">
+                <w:del w:id="9057" w:author="Claude (AI) - proposed" w:date="2026-10-18T00:26:56Z"/>
+              </w:rPr>
+            </w:pPr>
+            <w:del w:id="9056" w:author="Claude (AI) - proposed" w:date="2026-10-18T00:26:56Z">
               <w:r>
                 <w:rPr>
                   <w:rFonts w:ascii="Arial" w:cs="Arial" w:eastAsia="Arial" w:hAnsi="Arial"/>
@@ -2337,7 +2337,7 @@
               </w:rPr>
               <w:t xml:space="preserve">A bag of fertiliser (calcium ammonium nitrate — CAN — commonly used on maize farms in the Rift Valley) is left open overnight in the school storeroom. The next morning, learners observe that the granules have clumped together and feel wet and sticky, even though no water was visibly added. Meanwhile, a container of washing soda (sodium carbonate decahydrate, Na₂CO₃·10H₂O) left on the laboratory bench has developed a white powdery crust on its surface, and the crystals appear to have shrunk. At the same time, ordinary table salt (NaCl) in the kitchen store appears completely unchanged. This is puzzling: all three substances are salts — so why do they behave so differently when </w:t>
             </w:r>
-            <w:del w:id="9058" w:author="Claude (AI) - proposed" w:date="2026-10-15T03:01:15Z">
+            <w:del w:id="9058" w:author="Claude (AI) - proposed" w:date="2026-10-18T00:26:56Z">
               <w:r>
                 <w:rPr>
                   <w:rFonts w:ascii="Arial" w:cs="Arial" w:eastAsia="Arial" w:hAnsi="Arial"/>
@@ -2352,7 +2352,7 @@
                 <w:delText xml:space="preserve">exposed to the same</w:delText>
               </w:r>
             </w:del>
-            <w:ins w:id="9059" w:author="Claude (AI) - proposed" w:date="2026-10-15T03:01:15Z">
+            <w:ins w:id="9059" w:author="Claude (AI) - proposed" w:date="2026-10-18T00:26:56Z">
               <w:r>
                 <w:rPr>
                   <w:rFonts w:ascii="Arial" w:cs="Arial" w:eastAsia="Arial" w:hAnsi="Arial"/>
@@ -2796,7 +2796,7 @@
               </w:rPr>
               <w:t xml:space="preserve">–  Supporting Phenomenon 1 — Solubility Surprise: A learner preparing githeri notices that table salt (NaCl) dissolves quickly in </w:t>
             </w:r>
-            <w:del w:id="9060" w:author="Claude (AI) - proposed" w:date="2026-10-15T03:01:15Z">
+            <w:del w:id="9060" w:author="Claude (AI) - proposed" w:date="2026-10-18T00:26:56Z">
               <w:r>
                 <w:rPr>
                   <w:rFonts w:ascii="Arial" w:cs="Arial" w:eastAsia="Arial" w:hAnsi="Arial"/>
@@ -2811,7 +2811,7 @@
                 <w:delText xml:space="preserve">water when cooking</w:delText>
               </w:r>
             </w:del>
-            <w:ins w:id="9061" w:author="Claude (AI) - proposed" w:date="2026-10-15T03:01:15Z">
+            <w:ins w:id="9061" w:author="Claude (AI) - proposed" w:date="2026-10-18T00:26:56Z">
               <w:r>
                 <w:rPr>
                   <w:rFonts w:ascii="Arial" w:cs="Arial" w:eastAsia="Arial" w:hAnsi="Arial"/>
@@ -2839,7 +2839,7 @@
               </w:rPr>
               <w:t xml:space="preserve">, but the </w:t>
             </w:r>
-            <w:del w:id="9062" w:author="Claude (AI) - proposed" w:date="2026-10-15T03:01:15Z">
+            <w:del w:id="9062" w:author="Claude (AI) - proposed" w:date="2026-10-18T00:26:56Z">
               <w:r>
                 <w:rPr>
                   <w:rFonts w:ascii="Arial" w:cs="Arial" w:eastAsia="Arial" w:hAnsi="Arial"/>
@@ -2854,7 +2854,7 @@
                 <w:delText xml:space="preserve">calcium carbonate (CaCO₃) used to soften maize (the traditional Kenyan "togwa" process)</w:delText>
               </w:r>
             </w:del>
-            <w:ins w:id="9063" w:author="Claude (AI) - proposed" w:date="2026-10-15T03:01:15Z">
+            <w:ins w:id="9063" w:author="Claude (AI) - proposed" w:date="2026-10-18T00:26:56Z">
               <w:r>
                 <w:rPr>
                   <w:rFonts w:ascii="Arial" w:cs="Arial" w:eastAsia="Arial" w:hAnsi="Arial"/>
@@ -2882,7 +2882,7 @@
               </w:rPr>
               <w:t xml:space="preserve"> does not dissolve </w:t>
             </w:r>
-            <w:del w:id="9064" w:author="Claude (AI) - proposed" w:date="2026-10-15T03:01:15Z">
+            <w:del w:id="9064" w:author="Claude (AI) - proposed" w:date="2026-10-18T00:26:56Z">
               <w:r>
                 <w:rPr>
                   <w:rFonts w:ascii="Arial" w:cs="Arial" w:eastAsia="Arial" w:hAnsi="Arial"/>
@@ -2897,7 +2897,7 @@
                 <w:delText xml:space="preserve">— it remains as a white suspension</w:delText>
               </w:r>
             </w:del>
-            <w:ins w:id="9065" w:author="Claude (AI) - proposed" w:date="2026-10-15T03:01:15Z">
+            <w:ins w:id="9065" w:author="Claude (AI) - proposed" w:date="2026-10-18T00:26:56Z">
               <w:r>
                 <w:rPr>
                   <w:rFonts w:ascii="Arial" w:cs="Arial" w:eastAsia="Arial" w:hAnsi="Arial"/>
@@ -2925,7 +2925,7 @@
               </w:rPr>
               <w:t xml:space="preserve">. Why do some salts dissolve readily while others do not?</w:t>
             </w:r>
-            <w:ins w:id="9066" w:author="Claude (AI) - proposed" w:date="2026-10-15T03:01:15Z">
+            <w:ins w:id="9066" w:author="Claude (AI) - proposed" w:date="2026-10-18T00:26:56Z">
               <w:r>
                 <w:rPr>
                   <w:rFonts w:ascii="Arial" w:cs="Arial" w:eastAsia="Arial" w:hAnsi="Arial"/>
@@ -3122,7 +3122,7 @@
         </w:rPr>
         <w:t xml:space="preserve">© 2026 SeaVuria and ARES. This work is licensed under a </w:t>
       </w:r>
-      <w:hyperlink w:history="1" r:id="rIdbnkwvtpj8ouqqcphacs2q">
+      <w:hyperlink w:history="1" r:id="rId9worv2buueyr5vlraf7ir">
         <w:r>
           <w:rPr>
             <w:rFonts w:ascii="Arial" w:cs="Arial" w:eastAsia="Arial" w:hAnsi="Arial"/>
@@ -3142,7 +3142,7 @@
         </w:rPr>
         <w:t xml:space="preserve"> (</w:t>
       </w:r>
-      <w:hyperlink w:history="1" r:id="rIdyv4ptgv-gtuuhkxeughlt">
+      <w:hyperlink w:history="1" r:id="rIdrs4hhhpqht6oyi5lw2kci">
         <w:r>
           <w:rPr>
             <w:rFonts w:ascii="Arial" w:cs="Arial" w:eastAsia="Arial" w:hAnsi="Arial"/>
@@ -3162,7 +3162,7 @@
         </w:rPr>
         <w:t xml:space="preserve">). To view a copy of this license, visit </w:t>
       </w:r>
-      <w:hyperlink w:history="1" r:id="rIdszb4fuvo3btgwhzgz5swj">
+      <w:hyperlink w:history="1" r:id="rIdver2oa3wszet_xz0sd1gr">
         <w:r>
           <w:rPr>
             <w:rFonts w:ascii="Arial" w:cs="Arial" w:eastAsia="Arial" w:hAnsi="Arial"/>
@@ -3913,7 +3913,7 @@
               </w:rPr>
               <w:t xml:space="preserve">Learners encounter the anchoring phenomenon for the first time: a bag of CAN fertiliser left open overnight in the school storeroom has clumped and feels wet; washing soda on the lab bench has shrunk and developed a white powdery crust; table salt in the kitchen store is completely unchanged. Through structured brainstorming with four physical samples (table salt, CAN fertiliser, copper sulphate, sodium carbonate), guided discussion and a sorting activity, learners build a shared definition of 'salt' as a product of acid–base neutralisation in which hydrogen atoms are replaced by positive ions. They then categorise salts as normal, acidic, basic and double salts, construct an initial class visual model, and open the unit's Driving Question Board (DQB) by posting their first questions and partial explanations about the phenomenon.</w:t>
             </w:r>
-            <w:ins w:id="9067" w:author="Claude (AI) - proposed" w:date="2026-10-15T03:01:15Z">
+            <w:ins w:id="9067" w:author="Claude (AI) - proposed" w:date="2026-10-18T00:26:56Z">
               <w:r>
                 <w:rPr>
                   <w:rFonts w:ascii="Arial" w:cs="Arial" w:eastAsia="Arial" w:hAnsi="Arial"/>
@@ -4216,7 +4216,7 @@
             <w:pPr>
               <w:spacing w:after="20" w:before="0"/>
             </w:pPr>
-            <w:hyperlink w:history="1" r:id="rIdxzjwualqvpjhitr7nwb2k">
+            <w:hyperlink w:history="1" r:id="rIdzf20ttbwis7hhlzntejew">
               <w:r>
                 <w:rPr>
                   <w:rFonts w:ascii="Arial" w:cs="Arial" w:eastAsia="Arial" w:hAnsi="Arial"/>
@@ -4265,7 +4265,7 @@
               <w:spacing w:after="10" w:before="0"/>
               <w:ind w:left="120"/>
             </w:pPr>
-            <w:hyperlink w:history="1" r:id="rIdvidzpxmbh1sr5pawiqyjk">
+            <w:hyperlink w:history="1" r:id="rIdwulvabivh8vanj-155qxl">
               <w:r>
                 <w:rPr>
                   <w:rFonts w:ascii="Arial" w:cs="Arial" w:eastAsia="Arial" w:hAnsi="Arial"/>
@@ -4310,7 +4310,7 @@
             <w:pPr>
               <w:spacing w:after="20" w:before="0"/>
             </w:pPr>
-            <w:hyperlink w:history="1" r:id="rIdxcjy7tt_07zfn6af-hn6s">
+            <w:hyperlink w:history="1" r:id="rIdmc4lnqz3gd7eifh4z-giz">
               <w:r>
                 <w:rPr>
                   <w:rFonts w:ascii="Arial" w:cs="Arial" w:eastAsia="Arial" w:hAnsi="Arial"/>
@@ -4359,7 +4359,7 @@
               <w:spacing w:after="10" w:before="0"/>
               <w:ind w:left="120"/>
             </w:pPr>
-            <w:hyperlink w:history="1" r:id="rId0gh7gz7c5a_kvbadf4t0t">
+            <w:hyperlink w:history="1" r:id="rIdsmzcemvojcjm_nad9kgej">
               <w:r>
                 <w:rPr>
                   <w:rFonts w:ascii="Arial" w:cs="Arial" w:eastAsia="Arial" w:hAnsi="Arial"/>
@@ -4559,7 +4559,7 @@
             <w:pPr>
               <w:spacing w:after="20" w:before="0"/>
             </w:pPr>
-            <w:hyperlink w:history="1" r:id="rIdametpg06brf5khmkpppnp">
+            <w:hyperlink w:history="1" r:id="rIdvc8zeteqkcmyb8ws4e-td">
               <w:r>
                 <w:rPr>
                   <w:rFonts w:ascii="Arial" w:cs="Arial" w:eastAsia="Arial" w:hAnsi="Arial"/>
@@ -4608,7 +4608,7 @@
               <w:spacing w:after="10" w:before="0"/>
               <w:ind w:left="120"/>
             </w:pPr>
-            <w:hyperlink w:history="1" r:id="rIdogtimzgn9yjlwlntopyj9">
+            <w:hyperlink w:history="1" r:id="rIdxgbm-brbl6z2pnd1ftp56">
               <w:r>
                 <w:rPr>
                   <w:rFonts w:ascii="Arial" w:cs="Arial" w:eastAsia="Arial" w:hAnsi="Arial"/>
@@ -4653,7 +4653,7 @@
             <w:pPr>
               <w:spacing w:after="20" w:before="0"/>
             </w:pPr>
-            <w:hyperlink w:history="1" r:id="rIdhvj7ig-3cf69tofle61vt">
+            <w:hyperlink w:history="1" r:id="rIdvizsw2u9o2x3we73jxzrr">
               <w:r>
                 <w:rPr>
                   <w:rFonts w:ascii="Arial" w:cs="Arial" w:eastAsia="Arial" w:hAnsi="Arial"/>
@@ -4702,7 +4702,7 @@
               <w:spacing w:after="10" w:before="0"/>
               <w:ind w:left="120"/>
             </w:pPr>
-            <w:hyperlink w:history="1" r:id="rIdxperxpjcrv-doqwo064rp">
+            <w:hyperlink w:history="1" r:id="rIdde5eul6xhngvwfl7emjyn">
               <w:r>
                 <w:rPr>
                   <w:rFonts w:ascii="Arial" w:cs="Arial" w:eastAsia="Arial" w:hAnsi="Arial"/>
@@ -4902,7 +4902,7 @@
             <w:pPr>
               <w:spacing w:after="20" w:before="0"/>
             </w:pPr>
-            <w:hyperlink w:history="1" r:id="rIdotldtrfxucui8powehpdh">
+            <w:hyperlink w:history="1" r:id="rIdp2onzhdgrmcq8xxwnd7zd">
               <w:r>
                 <w:rPr>
                   <w:rFonts w:ascii="Arial" w:cs="Arial" w:eastAsia="Arial" w:hAnsi="Arial"/>
@@ -4951,7 +4951,7 @@
               <w:spacing w:after="10" w:before="0"/>
               <w:ind w:left="120"/>
             </w:pPr>
-            <w:hyperlink w:history="1" r:id="rIdflzx2ut3noduu2uytbfpl">
+            <w:hyperlink w:history="1" r:id="rIdjf_vnifqb6gdy7mvtcu6p">
               <w:r>
                 <w:rPr>
                   <w:rFonts w:ascii="Arial" w:cs="Arial" w:eastAsia="Arial" w:hAnsi="Arial"/>
@@ -4996,7 +4996,7 @@
             <w:pPr>
               <w:spacing w:after="20" w:before="0"/>
             </w:pPr>
-            <w:hyperlink w:history="1" r:id="rIdsxjf78rhavarffsn19cop">
+            <w:hyperlink w:history="1" r:id="rIdbpym5znxq6y3jwaqhqltw">
               <w:r>
                 <w:rPr>
                   <w:rFonts w:ascii="Arial" w:cs="Arial" w:eastAsia="Arial" w:hAnsi="Arial"/>
@@ -5045,7 +5045,7 @@
               <w:spacing w:after="10" w:before="0"/>
               <w:ind w:left="120"/>
             </w:pPr>
-            <w:hyperlink w:history="1" r:id="rId4t_fhlp1pnvtpy595xgmh">
+            <w:hyperlink w:history="1" r:id="rIdy6u_neser4ycybue69v3p">
               <w:r>
                 <w:rPr>
                   <w:rFonts w:ascii="Arial" w:cs="Arial" w:eastAsia="Arial" w:hAnsi="Arial"/>
@@ -5123,7 +5123,7 @@
               </w:rPr>
               <w:t xml:space="preserve">Open Phase 3 by pointing to the predictions board: 'Let's revisit your predictions. Now that you have a definition and have observed the samples, which predictions do you want to revise?' Cold-call TWO learners (choose learners who had very different predictions): 'Amina, you predicted the fertiliser absorbed water from the soil — would you revise that now, or keep it?' WAIT 12 seconds. Deliver the classification content using the four physical samples as concrete referents throughout: 'When HCl reacts with NaOH, ALL the hydrogen is replaced — NaCl is a normal salt.' Write each definition with an example equation on the board. </w:t>
             </w:r>
-            <w:ins w:id="9068" w:author="Claude (AI) - proposed" w:date="2026-10-15T03:01:15Z">
+            <w:ins w:id="9068" w:author="Claude (AI) - proposed" w:date="2026-10-18T00:26:56Z">
               <w:r>
                 <w:rPr>
                   <w:rFonts w:ascii="Arial" w:cs="Arial" w:eastAsia="Arial" w:hAnsi="Arial"/>
@@ -5273,7 +5273,7 @@
             <w:pPr>
               <w:spacing w:after="20" w:before="0"/>
             </w:pPr>
-            <w:hyperlink w:history="1" r:id="rId-dt_zuh8mny-m_f0e-nbh">
+            <w:hyperlink w:history="1" r:id="rIda0_r9ltg563qmm4dbpcaq">
               <w:r>
                 <w:rPr>
                   <w:rFonts w:ascii="Arial" w:cs="Arial" w:eastAsia="Arial" w:hAnsi="Arial"/>
@@ -5322,7 +5322,7 @@
               <w:spacing w:after="10" w:before="0"/>
               <w:ind w:left="120"/>
             </w:pPr>
-            <w:hyperlink w:history="1" r:id="rIdvvnnvtvwdbgvoepjnbksb">
+            <w:hyperlink w:history="1" r:id="rIdgl3u20giq2uetaj-qzcc0">
               <w:r>
                 <w:rPr>
                   <w:rFonts w:ascii="Arial" w:cs="Arial" w:eastAsia="Arial" w:hAnsi="Arial"/>
@@ -5367,7 +5367,7 @@
             <w:pPr>
               <w:spacing w:after="20" w:before="0"/>
             </w:pPr>
-            <w:hyperlink w:history="1" r:id="rId7ol3ae-4cc1hljtsnm2sf">
+            <w:hyperlink w:history="1" r:id="rIdzypahvj0z3xqm55cnghcs">
               <w:r>
                 <w:rPr>
                   <w:rFonts w:ascii="Arial" w:cs="Arial" w:eastAsia="Arial" w:hAnsi="Arial"/>
@@ -5416,7 +5416,7 @@
               <w:spacing w:after="10" w:before="0"/>
               <w:ind w:left="120"/>
             </w:pPr>
-            <w:hyperlink w:history="1" r:id="rIdbebrvawgq7kxd6yxggylu">
+            <w:hyperlink w:history="1" r:id="rIdqedsz8ijmxysoku-uolc6">
               <w:r>
                 <w:rPr>
                   <w:rFonts w:ascii="Arial" w:cs="Arial" w:eastAsia="Arial" w:hAnsi="Arial"/>
@@ -5494,7 +5494,7 @@
               </w:rPr>
               <w:t xml:space="preserve">Introduce the DQB by saying: 'This board is our class's investigation wall. Every lesson, we will add to it, revise it, and answer parts of it. By Lesson </w:t>
             </w:r>
-            <w:del w:id="9069" w:author="Claude (AI) - proposed" w:date="2026-10-15T03:01:15Z">
+            <w:del w:id="9069" w:author="Claude (AI) - proposed" w:date="2026-10-18T00:26:56Z">
               <w:r>
                 <w:rPr>
                   <w:rFonts w:ascii="Arial" w:cs="Arial" w:eastAsia="Arial" w:hAnsi="Arial"/>
@@ -5509,7 +5509,7 @@
                 <w:delText xml:space="preserve">30</w:delText>
               </w:r>
             </w:del>
-            <w:ins w:id="9070" w:author="Claude (AI) - proposed" w:date="2026-10-15T03:01:15Z">
+            <w:ins w:id="9070" w:author="Claude (AI) - proposed" w:date="2026-10-18T00:26:56Z">
               <w:r>
                 <w:rPr>
                   <w:rFonts w:ascii="Arial" w:cs="Arial" w:eastAsia="Arial" w:hAnsi="Arial"/>
@@ -5659,7 +5659,7 @@
             <w:pPr>
               <w:spacing w:after="20" w:before="0"/>
             </w:pPr>
-            <w:hyperlink w:history="1" r:id="rIdiyjwwm46gloqcoov_uuoz">
+            <w:hyperlink w:history="1" r:id="rId37lutxk5lxagxndjiyvsk">
               <w:r>
                 <w:rPr>
                   <w:rFonts w:ascii="Arial" w:cs="Arial" w:eastAsia="Arial" w:hAnsi="Arial"/>
@@ -5708,7 +5708,7 @@
               <w:spacing w:after="10" w:before="0"/>
               <w:ind w:left="120"/>
             </w:pPr>
-            <w:hyperlink w:history="1" r:id="rIdeuva4coz-3dbpaofbnuxo">
+            <w:hyperlink w:history="1" r:id="rIdzzrq_t9gims9v1ewourii">
               <w:r>
                 <w:rPr>
                   <w:rFonts w:ascii="Arial" w:cs="Arial" w:eastAsia="Arial" w:hAnsi="Arial"/>
@@ -5753,7 +5753,7 @@
             <w:pPr>
               <w:spacing w:after="20" w:before="0"/>
             </w:pPr>
-            <w:hyperlink w:history="1" r:id="rIdfvhpq9nvalv41mp0esdnj">
+            <w:hyperlink w:history="1" r:id="rIdm6fhcgpa-dqwt3lu1yveu">
               <w:r>
                 <w:rPr>
                   <w:rFonts w:ascii="Arial" w:cs="Arial" w:eastAsia="Arial" w:hAnsi="Arial"/>
@@ -5802,7 +5802,7 @@
               <w:spacing w:after="10" w:before="0"/>
               <w:ind w:left="120"/>
             </w:pPr>
-            <w:hyperlink w:history="1" r:id="rIdez-ciaqt4la02dkmqliog">
+            <w:hyperlink w:history="1" r:id="rId2qtxbpaamkilonlofgvif">
               <w:r>
                 <w:rPr>
                   <w:rFonts w:ascii="Arial" w:cs="Arial" w:eastAsia="Arial" w:hAnsi="Arial"/>
@@ -5913,7 +5913,7 @@
               </w:rPr>
               <w:t xml:space="preserve">Initial Anchor Model with Warm-and-Wonder Protocol: Beginning the unit with an explicit, incomplete model establishes the norm that scientific models evolve with evidence — a core NGSS Science and Engineering Practice (Developing and Using Models). The 'What my model cannot explain' box deliberately institutionalises productive uncertainty, preventing learners from treating their first attempt as final. The warm-and-wonder protocol builds the collaborative scientific discourse norms needed for the remaining </w:t>
             </w:r>
-            <w:del w:id="9071" w:author="Claude (AI) - proposed" w:date="2026-10-15T03:01:15Z">
+            <w:del w:id="9071" w:author="Claude (AI) - proposed" w:date="2026-10-18T00:26:56Z">
               <w:r>
                 <w:rPr>
                   <w:rFonts w:ascii="Arial" w:cs="Arial" w:eastAsia="Arial" w:hAnsi="Arial"/>
@@ -5928,7 +5928,7 @@
                 <w:delText xml:space="preserve">29</w:delText>
               </w:r>
             </w:del>
-            <w:ins w:id="9072" w:author="Claude (AI) - proposed" w:date="2026-10-15T03:01:15Z">
+            <w:ins w:id="9072" w:author="Claude (AI) - proposed" w:date="2026-10-18T00:26:56Z">
               <w:r>
                 <w:rPr>
                   <w:rFonts w:ascii="Arial" w:cs="Arial" w:eastAsia="Arial" w:hAnsi="Arial"/>
@@ -6144,7 +6144,7 @@
               </w:rPr>
               <w:t xml:space="preserve">3. CARD SORT ACCURACY: Which of the four salt types — normal, acidic, basic, double — caused the most mis-sorting? If acidic salts (e.g. NaHCO₃, KHSO₄) were widely mis-sorted, plan a 10-minute retrieval activity at the start of Lesson 2 using two examples from Kenya's water treatment context (</w:t>
             </w:r>
-            <w:del w:id="9073" w:author="Claude (AI) - proposed" w:date="2026-10-15T03:01:15Z">
+            <w:del w:id="9073" w:author="Claude (AI) - proposed" w:date="2026-10-18T00:26:56Z">
               <w:r>
                 <w:rPr>
                   <w:rFonts w:ascii="Arial" w:cs="Arial" w:eastAsia="Arial" w:hAnsi="Arial"/>
@@ -6159,7 +6159,7 @@
                 <w:delText xml:space="preserve">alum is</w:delText>
               </w:r>
             </w:del>
-            <w:ins w:id="9074" w:author="Claude (AI) - proposed" w:date="2026-10-15T03:01:15Z">
+            <w:ins w:id="9074" w:author="Claude (AI) - proposed" w:date="2026-10-18T00:26:56Z">
               <w:r>
                 <w:rPr>
                   <w:rFonts w:ascii="Arial" w:cs="Arial" w:eastAsia="Arial" w:hAnsi="Arial"/>
@@ -6187,7 +6187,7 @@
               </w:rPr>
               <w:t xml:space="preserve"> a double salt </w:t>
             </w:r>
-            <w:del w:id="9075" w:author="Claude (AI) - proposed" w:date="2026-10-15T03:01:15Z">
+            <w:del w:id="9075" w:author="Claude (AI) - proposed" w:date="2026-10-18T00:26:56Z">
               <w:r>
                 <w:rPr>
                   <w:rFonts w:ascii="Arial" w:cs="Arial" w:eastAsia="Arial" w:hAnsi="Arial"/>
@@ -6202,7 +6202,7 @@
                 <w:delText xml:space="preserve">used to purify drinking water in Nairobi's treatment plants</w:delText>
               </w:r>
             </w:del>
-            <w:ins w:id="9076" w:author="Claude (AI) - proposed" w:date="2026-10-15T03:01:15Z">
+            <w:ins w:id="9076" w:author="Claude (AI) - proposed" w:date="2026-10-18T00:26:56Z">
               <w:r>
                 <w:rPr>
                   <w:rFonts w:ascii="Arial" w:cs="Arial" w:eastAsia="Arial" w:hAnsi="Arial"/>
@@ -6556,7 +6556,7 @@
               </w:rPr>
               <w:t xml:space="preserve">Learners cannot yet fully explain WHY the three salts behaved differently overnight. They have established WHAT a salt is and HOW salts are classified, but the atmospheric behaviour (hygroscopic, deliquescent, efflorescent properties) requires understanding of solubility, water of crystallisation and </w:t>
             </w:r>
-            <w:del w:id="9077" w:author="Claude (AI) - proposed" w:date="2026-10-15T03:01:15Z">
+            <w:del w:id="9077" w:author="Claude (AI) - proposed" w:date="2026-10-18T00:26:56Z">
               <w:r>
                 <w:rPr>
                   <w:rFonts w:ascii="Arial" w:cs="Arial" w:eastAsia="Arial" w:hAnsi="Arial"/>
@@ -6571,7 +6571,7 @@
                 <w:delText xml:space="preserve">vapour pressure — concepts that will be built in subsequent lessons</w:delText>
               </w:r>
             </w:del>
-            <w:ins w:id="9078" w:author="Claude (AI) - proposed" w:date="2026-10-15T03:01:15Z">
+            <w:ins w:id="9078" w:author="Claude (AI) - proposed" w:date="2026-10-18T00:26:56Z">
               <w:r>
                 <w:rPr>
                   <w:rFonts w:ascii="Arial" w:cs="Arial" w:eastAsia="Arial" w:hAnsi="Arial"/>
@@ -6619,7 +6619,7 @@
         </w:rPr>
         <w:t xml:space="preserve">© 2026 SeaVuria and ARES. Aligned with KICD objectives. Developed by SeaVuria; technical implementation by ARES (with AI assistance from Claude). Licensed under </w:t>
       </w:r>
-      <w:hyperlink w:history="1" r:id="rIdreznn0p1-tvugu1zyhprv">
+      <w:hyperlink w:history="1" r:id="rIdpj_5eyl6snebkeyvipgvk">
         <w:r>
           <w:rPr>
             <w:rFonts w:ascii="Arial" w:cs="Arial" w:eastAsia="Arial" w:hAnsi="Arial"/>
@@ -6640,7 +6640,7 @@
         </w:rPr>
         <w:t xml:space="preserve"> (</w:t>
       </w:r>
-      <w:hyperlink w:history="1" r:id="rIdnbzmwa1xx88patn4gj8hu">
+      <w:hyperlink w:history="1" r:id="rIdq-qcatccyuojhqqx-zpxa">
         <w:r>
           <w:rPr>
             <w:rFonts w:ascii="Arial" w:cs="Arial" w:eastAsia="Arial" w:hAnsi="Arial"/>
@@ -7025,7 +7025,7 @@
               </w:rPr>
               <w:t xml:space="preserve">Learners will measure </w:t>
             </w:r>
-            <w:del w:id="9079" w:author="Claude (AI) - proposed" w:date="2026-10-15T03:01:15Z">
+            <w:del w:id="9079" w:author="Claude (AI) - proposed" w:date="2026-10-18T00:26:56Z">
               <w:r>
                 <w:rPr>
                   <w:rFonts w:ascii="Arial" w:cs="Arial" w:eastAsia="Arial" w:hAnsi="Arial"/>
@@ -7040,7 +7040,7 @@
                 <w:delText xml:space="preserve">and record mass changes</w:delText>
               </w:r>
             </w:del>
-            <w:ins w:id="9080" w:author="Claude (AI) - proposed" w:date="2026-10-15T03:01:15Z">
+            <w:ins w:id="9080" w:author="Claude (AI) - proposed" w:date="2026-10-18T00:26:56Z">
               <w:r>
                 <w:rPr>
                   <w:rFonts w:ascii="Arial" w:cs="Arial" w:eastAsia="Arial" w:hAnsi="Arial"/>
@@ -7327,7 +7327,7 @@
               <w:spacing w:after="40" w:before="0"/>
               <w:jc w:val="left"/>
             </w:pPr>
-            <w:ins w:id="9081" w:author="Claude (AI) - proposed" w:date="2026-10-15T03:01:15Z">
+            <w:ins w:id="9081" w:author="Claude (AI) - proposed" w:date="2026-10-18T00:26:56Z">
               <w:r>
                 <w:rPr>
                   <w:rFonts w:ascii="Arial" w:cs="Arial" w:eastAsia="Arial" w:hAnsi="Arial"/>
@@ -7355,7 +7355,7 @@
               </w:rPr>
               <w:t xml:space="preserve">Avoid ingesting any chemicals. Copper sulphate is toxic — learners must wear gloves when handling it. </w:t>
             </w:r>
-            <w:del w:id="9082" w:author="Claude (AI) - proposed" w:date="2026-10-15T03:01:15Z">
+            <w:del w:id="9082" w:author="Claude (AI) - proposed" w:date="2026-10-18T00:26:56Z">
               <w:r>
                 <w:rPr>
                   <w:rFonts w:ascii="Arial" w:cs="Arial" w:eastAsia="Arial" w:hAnsi="Arial"/>
@@ -7370,7 +7370,7 @@
                 <w:delText xml:space="preserve">Barium chloride (if used) is toxic; substitute with sodium chloride if unavailable</w:delText>
               </w:r>
             </w:del>
-            <w:ins w:id="9083" w:author="Claude (AI) - proposed" w:date="2026-10-15T03:01:15Z">
+            <w:ins w:id="9083" w:author="Claude (AI) - proposed" w:date="2026-10-18T00:26:56Z">
               <w:r>
                 <w:rPr>
                   <w:rFonts w:ascii="Arial" w:cs="Arial" w:eastAsia="Arial" w:hAnsi="Arial"/>
@@ -7493,7 +7493,7 @@
               </w:rPr>
               <w:t xml:space="preserve">Learners begin by predicting which salts will dissolve in water based on prior knowledge and the phenomenon context. They then carry out a structured experiment, adding measured amounts of seven salts — sodium chloride, potassium nitrate, calcium carbonate, copper sulphate, lead sulphate, sodium carbonate and ammonium nitrate (representing CAN) — to water in test tubes, observing and recording results. In the Explain phase, they construct a group solubility reference chart and derive general solubility rules. They connect findings to the DQB question about why githeri salt dissolves but limestone does not, and update their cumulative models with a solubility column.</w:t>
             </w:r>
-            <w:ins w:id="9084" w:author="Claude (AI) - proposed" w:date="2026-10-15T03:01:15Z">
+            <w:ins w:id="9084" w:author="Claude (AI) - proposed" w:date="2026-10-18T00:26:56Z">
               <w:r>
                 <w:rPr>
                   <w:rFonts w:ascii="Arial" w:cs="Arial" w:eastAsia="Arial" w:hAnsi="Arial"/>
@@ -7796,7 +7796,7 @@
             <w:pPr>
               <w:spacing w:after="20" w:before="0"/>
             </w:pPr>
-            <w:hyperlink w:history="1" r:id="rIdshsx_bgwxrjcjkgr3-anv">
+            <w:hyperlink w:history="1" r:id="rIdyrmvz4tbwu4hyilp7bdt3">
               <w:r>
                 <w:rPr>
                   <w:rFonts w:ascii="Arial" w:cs="Arial" w:eastAsia="Arial" w:hAnsi="Arial"/>
@@ -7813,10 +7813,10 @@
             <w:pPr>
               <w:spacing w:after="20" w:before="0"/>
               <w:rPr>
-                <w:ins w:id="9086" w:author="Claude (AI) - proposed" w:date="2026-10-15T03:01:15Z"/>
-              </w:rPr>
-            </w:pPr>
-            <w:ins w:id="9085" w:author="Claude (AI) - proposed" w:date="2026-10-15T03:01:15Z">
+                <w:ins w:id="9086" w:author="Claude (AI) - proposed" w:date="2026-10-18T00:26:56Z"/>
+              </w:rPr>
+            </w:pPr>
+            <w:ins w:id="9085" w:author="Claude (AI) - proposed" w:date="2026-10-18T00:26:56Z">
               <w:r>
                 <w:rPr>
                   <w:rFonts w:ascii="Arial" w:cs="Arial" w:eastAsia="Arial" w:hAnsi="Arial"/>
@@ -7850,7 +7850,7 @@
               <w:spacing w:after="10" w:before="0"/>
               <w:ind w:left="120"/>
             </w:pPr>
-            <w:hyperlink w:history="1" r:id="rIdlcntjhbvk5ogg2wet84iw">
+            <w:hyperlink w:history="1" r:id="rIdma9nd2e6g7rr7tefswpq7">
               <w:r>
                 <w:rPr>
                   <w:rFonts w:ascii="Arial" w:cs="Arial" w:eastAsia="Arial" w:hAnsi="Arial"/>
@@ -7895,11 +7895,11 @@
             <w:pPr>
               <w:spacing w:after="20" w:before="0"/>
               <w:rPr>
-                <w:ins w:id="9088" w:author="Claude (AI) - proposed" w:date="2026-10-15T03:01:15Z"/>
-              </w:rPr>
-            </w:pPr>
-            <w:hyperlink w:history="1" r:id="rId7fhe5ktttx0u9c34m8cd6">
-              <w:ins w:id="9087" w:author="Claude (AI) - proposed" w:date="2026-10-15T03:01:15Z">
+                <w:ins w:id="9088" w:author="Claude (AI) - proposed" w:date="2026-10-18T00:26:56Z"/>
+              </w:rPr>
+            </w:pPr>
+            <w:hyperlink w:history="1" r:id="rIdvzyheeeb6qcc0cz-ra4mh">
+              <w:ins w:id="9087" w:author="Claude (AI) - proposed" w:date="2026-10-18T00:26:56Z">
                 <w:r>
                   <w:rPr>
                     <w:rFonts w:ascii="Arial" w:cs="Arial" w:eastAsia="Arial" w:hAnsi="Arial"/>
@@ -7917,10 +7917,10 @@
             <w:pPr>
               <w:spacing w:after="20" w:before="0"/>
               <w:rPr>
-                <w:ins w:id="9090" w:author="Claude (AI) - proposed" w:date="2026-10-15T03:01:15Z"/>
-              </w:rPr>
-            </w:pPr>
-            <w:ins w:id="9089" w:author="Claude (AI) - proposed" w:date="2026-10-15T03:01:15Z">
+                <w:ins w:id="9090" w:author="Claude (AI) - proposed" w:date="2026-10-18T00:26:56Z"/>
+              </w:rPr>
+            </w:pPr>
+            <w:ins w:id="9089" w:author="Claude (AI) - proposed" w:date="2026-10-18T00:26:56Z">
               <w:r>
                 <w:rPr>
                   <w:rFonts w:ascii="Arial" w:cs="Arial" w:eastAsia="Arial" w:hAnsi="Arial"/>
@@ -7938,11 +7938,11 @@
             <w:pPr>
               <w:spacing w:after="20" w:before="0"/>
               <w:rPr>
-                <w:del w:id="9092" w:author="Claude (AI) - proposed" w:date="2026-10-15T03:01:15Z"/>
-              </w:rPr>
-            </w:pPr>
-            <w:hyperlink w:history="1" r:id="rIdlsyhby9cdvgdxt6nbigxz">
-              <w:del w:id="9091" w:author="Claude (AI) - proposed" w:date="2026-10-15T03:01:15Z">
+                <w:del w:id="9092" w:author="Claude (AI) - proposed" w:date="2026-10-18T00:26:56Z"/>
+              </w:rPr>
+            </w:pPr>
+            <w:hyperlink w:history="1" r:id="rIdknbpxqnqvz3y5m8imvet4">
+              <w:del w:id="9091" w:author="Claude (AI) - proposed" w:date="2026-10-18T00:26:56Z">
                 <w:r>
                   <w:rPr>
                     <w:rFonts w:ascii="Arial" w:cs="Arial" w:eastAsia="Arial" w:hAnsi="Arial"/>
@@ -7970,7 +7970,7 @@
               </w:rPr>
               <w:t xml:space="preserve">Source: </w:t>
             </w:r>
-            <w:del w:id="9093" w:author="Claude (AI) - proposed" w:date="2026-10-15T03:01:15Z">
+            <w:del w:id="9093" w:author="Claude (AI) - proposed" w:date="2026-10-18T00:26:56Z">
               <w:r>
                 <w:rPr>
                   <w:rFonts w:ascii="Arial" w:cs="Arial" w:eastAsia="Arial" w:hAnsi="Arial"/>
@@ -7981,7 +7981,7 @@
                 <w:delText xml:space="preserve">PhET</w:delText>
               </w:r>
             </w:del>
-            <w:ins w:id="9094" w:author="Claude (AI) - proposed" w:date="2026-10-15T03:01:15Z">
+            <w:ins w:id="9094" w:author="Claude (AI) - proposed" w:date="2026-10-18T00:26:56Z">
               <w:r>
                 <w:rPr>
                   <w:rFonts w:ascii="Arial" w:cs="Arial" w:eastAsia="Arial" w:hAnsi="Arial"/>
@@ -7998,7 +7998,7 @@
               <w:spacing w:after="10" w:before="0"/>
               <w:ind w:left="120"/>
             </w:pPr>
-            <w:hyperlink w:history="1" r:id="rIdqgdndmytwtd_g5vxiphat">
+            <w:hyperlink w:history="1" r:id="rIdzhnxjy5alvqu2p6kmlqac">
               <w:r>
                 <w:rPr>
                   <w:rFonts w:ascii="Arial" w:cs="Arial" w:eastAsia="Arial" w:hAnsi="Arial"/>
@@ -8198,11 +8198,11 @@
             <w:pPr>
               <w:spacing w:after="20" w:before="0"/>
               <w:rPr>
-                <w:ins w:id="9096" w:author="Claude (AI) - proposed" w:date="2026-10-15T03:01:15Z"/>
-              </w:rPr>
-            </w:pPr>
-            <w:hyperlink w:history="1" r:id="rIdog7j-ba-fqj-9yf22xell">
-              <w:ins w:id="9095" w:author="Claude (AI) - proposed" w:date="2026-10-15T03:01:15Z">
+                <w:ins w:id="9096" w:author="Claude (AI) - proposed" w:date="2026-10-18T00:26:56Z"/>
+              </w:rPr>
+            </w:pPr>
+            <w:hyperlink w:history="1" r:id="rId154hilcvp-xegm0jwyxgf">
+              <w:ins w:id="9095" w:author="Claude (AI) - proposed" w:date="2026-10-18T00:26:56Z">
                 <w:r>
                   <w:rPr>
                     <w:rFonts w:ascii="Arial" w:cs="Arial" w:eastAsia="Arial" w:hAnsi="Arial"/>
@@ -8220,10 +8220,10 @@
             <w:pPr>
               <w:spacing w:after="20" w:before="0"/>
               <w:rPr>
-                <w:ins w:id="9098" w:author="Claude (AI) - proposed" w:date="2026-10-15T03:01:15Z"/>
-              </w:rPr>
-            </w:pPr>
-            <w:ins w:id="9097" w:author="Claude (AI) - proposed" w:date="2026-10-15T03:01:15Z">
+                <w:ins w:id="9098" w:author="Claude (AI) - proposed" w:date="2026-10-18T00:26:56Z"/>
+              </w:rPr>
+            </w:pPr>
+            <w:ins w:id="9097" w:author="Claude (AI) - proposed" w:date="2026-10-18T00:26:56Z">
               <w:r>
                 <w:rPr>
                   <w:rFonts w:ascii="Arial" w:cs="Arial" w:eastAsia="Arial" w:hAnsi="Arial"/>
@@ -8242,10 +8242,10 @@
               <w:spacing w:after="10" w:before="0"/>
               <w:ind w:left="120"/>
               <w:rPr>
-                <w:ins w:id="9100" w:author="Claude (AI) - proposed" w:date="2026-10-15T03:01:15Z"/>
-              </w:rPr>
-            </w:pPr>
-            <w:ins w:id="9099" w:author="Claude (AI) - proposed" w:date="2026-10-15T03:01:15Z">
+                <w:ins w:id="9100" w:author="Claude (AI) - proposed" w:date="2026-10-18T00:26:56Z"/>
+              </w:rPr>
+            </w:pPr>
+            <w:ins w:id="9099" w:author="Claude (AI) - proposed" w:date="2026-10-18T00:26:56Z">
               <w:r>
                 <w:rPr>
                   <w:rFonts w:ascii="Arial" w:cs="Arial" w:eastAsia="Arial" w:hAnsi="Arial"/>
@@ -8262,11 +8262,11 @@
               <w:spacing w:after="10" w:before="0"/>
               <w:ind w:left="120"/>
               <w:rPr>
-                <w:ins w:id="9102" w:author="Claude (AI) - proposed" w:date="2026-10-15T03:01:15Z"/>
-              </w:rPr>
-            </w:pPr>
-            <w:hyperlink w:history="1" r:id="rIdwdw-u-fnekxmiqiprpmu3">
-              <w:ins w:id="9101" w:author="Claude (AI) - proposed" w:date="2026-10-15T03:01:15Z">
+                <w:ins w:id="9102" w:author="Claude (AI) - proposed" w:date="2026-10-18T00:26:56Z"/>
+              </w:rPr>
+            </w:pPr>
+            <w:hyperlink w:history="1" r:id="rIdgivkv6-evxsxgp_xn7yq-">
+              <w:ins w:id="9101" w:author="Claude (AI) - proposed" w:date="2026-10-18T00:26:56Z">
                 <w:r>
                   <w:rPr>
                     <w:rFonts w:ascii="Arial" w:cs="Arial" w:eastAsia="Arial" w:hAnsi="Arial"/>
@@ -8284,10 +8284,10 @@
             <w:pPr>
               <w:spacing w:after="40" w:before="0"/>
               <w:rPr>
-                <w:ins w:id="9104" w:author="Claude (AI) - proposed" w:date="2026-10-15T03:01:15Z"/>
-              </w:rPr>
-            </w:pPr>
-            <w:ins w:id="9103" w:author="Claude (AI) - proposed" w:date="2026-10-15T03:01:15Z">
+                <w:ins w:id="9104" w:author="Claude (AI) - proposed" w:date="2026-10-18T00:26:56Z"/>
+              </w:rPr>
+            </w:pPr>
+            <w:ins w:id="9103" w:author="Claude (AI) - proposed" w:date="2026-10-18T00:26:56Z">
               <w:r>
                 <w:rPr>
                   <w:sz w:val="14"/>
@@ -8301,10 +8301,10 @@
             <w:pPr>
               <w:spacing w:after="20" w:before="0"/>
               <w:rPr>
-                <w:ins w:id="9106" w:author="Claude (AI) - proposed" w:date="2026-10-15T03:01:15Z"/>
-              </w:rPr>
-            </w:pPr>
-            <w:ins w:id="9105" w:author="Claude (AI) - proposed" w:date="2026-10-15T03:01:15Z">
+                <w:ins w:id="9106" w:author="Claude (AI) - proposed" w:date="2026-10-18T00:26:56Z"/>
+              </w:rPr>
+            </w:pPr>
+            <w:ins w:id="9105" w:author="Claude (AI) - proposed" w:date="2026-10-18T00:26:56Z">
               <w:r>
                 <w:rPr>
                   <w:rFonts w:ascii="Arial" w:cs="Arial" w:eastAsia="Arial" w:hAnsi="Arial"/>
@@ -8322,11 +8322,11 @@
             <w:pPr>
               <w:spacing w:after="20" w:before="0"/>
               <w:rPr>
-                <w:ins w:id="9108" w:author="Claude (AI) - proposed" w:date="2026-10-15T03:01:15Z"/>
-              </w:rPr>
-            </w:pPr>
-            <w:hyperlink w:history="1" r:id="rIdxj0-xsraffiza7k1yjgsm">
-              <w:ins w:id="9107" w:author="Claude (AI) - proposed" w:date="2026-10-15T03:01:15Z">
+                <w:ins w:id="9108" w:author="Claude (AI) - proposed" w:date="2026-10-18T00:26:56Z"/>
+              </w:rPr>
+            </w:pPr>
+            <w:hyperlink w:history="1" r:id="rIdfrss8jic2pjjwwkepoyhi">
+              <w:ins w:id="9107" w:author="Claude (AI) - proposed" w:date="2026-10-18T00:26:56Z">
                 <w:r>
                   <w:rPr>
                     <w:rFonts w:ascii="Arial" w:cs="Arial" w:eastAsia="Arial" w:hAnsi="Arial"/>
@@ -8344,10 +8344,10 @@
             <w:pPr>
               <w:spacing w:after="20" w:before="0"/>
               <w:rPr>
-                <w:ins w:id="9110" w:author="Claude (AI) - proposed" w:date="2026-10-15T03:01:15Z"/>
-              </w:rPr>
-            </w:pPr>
-            <w:ins w:id="9109" w:author="Claude (AI) - proposed" w:date="2026-10-15T03:01:15Z">
+                <w:ins w:id="9110" w:author="Claude (AI) - proposed" w:date="2026-10-18T00:26:56Z"/>
+              </w:rPr>
+            </w:pPr>
+            <w:ins w:id="9109" w:author="Claude (AI) - proposed" w:date="2026-10-18T00:26:56Z">
               <w:r>
                 <w:rPr>
                   <w:rFonts w:ascii="Arial" w:cs="Arial" w:eastAsia="Arial" w:hAnsi="Arial"/>
@@ -8366,10 +8366,10 @@
               <w:spacing w:after="10" w:before="0"/>
               <w:ind w:left="120"/>
               <w:rPr>
-                <w:ins w:id="9112" w:author="Claude (AI) - proposed" w:date="2026-10-15T03:01:15Z"/>
-              </w:rPr>
-            </w:pPr>
-            <w:ins w:id="9111" w:author="Claude (AI) - proposed" w:date="2026-10-15T03:01:15Z">
+                <w:ins w:id="9112" w:author="Claude (AI) - proposed" w:date="2026-10-18T00:26:56Z"/>
+              </w:rPr>
+            </w:pPr>
+            <w:ins w:id="9111" w:author="Claude (AI) - proposed" w:date="2026-10-18T00:26:56Z">
               <w:r>
                 <w:rPr>
                   <w:rFonts w:ascii="Arial" w:cs="Arial" w:eastAsia="Arial" w:hAnsi="Arial"/>
@@ -8386,11 +8386,11 @@
               <w:spacing w:after="10" w:before="0"/>
               <w:ind w:left="120"/>
               <w:rPr>
-                <w:ins w:id="9114" w:author="Claude (AI) - proposed" w:date="2026-10-15T03:01:15Z"/>
-              </w:rPr>
-            </w:pPr>
-            <w:hyperlink w:history="1" r:id="rIdby5hiqgj0swzuvht3w2fu">
-              <w:ins w:id="9113" w:author="Claude (AI) - proposed" w:date="2026-10-15T03:01:15Z">
+                <w:ins w:id="9114" w:author="Claude (AI) - proposed" w:date="2026-10-18T00:26:56Z"/>
+              </w:rPr>
+            </w:pPr>
+            <w:hyperlink w:history="1" r:id="rIdtqjm14qag1lgalhl4jbwb">
+              <w:ins w:id="9113" w:author="Claude (AI) - proposed" w:date="2026-10-18T00:26:56Z">
                 <w:r>
                   <w:rPr>
                     <w:rFonts w:ascii="Arial" w:cs="Arial" w:eastAsia="Arial" w:hAnsi="Arial"/>
@@ -8423,10 +8423,10 @@
               <w:spacing w:after="40" w:before="0"/>
               <w:jc w:val="left"/>
               <w:rPr>
-                <w:ins w:id="9116" w:author="Claude (AI) - proposed" w:date="2026-10-15T03:01:15Z"/>
-              </w:rPr>
-            </w:pPr>
-            <w:ins w:id="9115" w:author="Claude (AI) - proposed" w:date="2026-10-15T03:01:15Z">
+                <w:ins w:id="9116" w:author="Claude (AI) - proposed" w:date="2026-10-18T00:26:56Z"/>
+              </w:rPr>
+            </w:pPr>
+            <w:ins w:id="9115" w:author="Claude (AI) - proposed" w:date="2026-10-18T00:26:56Z">
               <w:r>
                 <w:rPr>
                   <w:rFonts w:ascii="Arial" w:cs="Arial" w:eastAsia="Arial" w:hAnsi="Arial"/>
@@ -8461,10 +8461,10 @@
               <w:spacing w:after="40" w:before="0"/>
               <w:jc w:val="left"/>
               <w:rPr>
-                <w:ins w:id="9118" w:author="Claude (AI) - proposed" w:date="2026-10-15T03:01:15Z"/>
-              </w:rPr>
-            </w:pPr>
-            <w:ins w:id="9117" w:author="Claude (AI) - proposed" w:date="2026-10-15T03:01:15Z">
+                <w:ins w:id="9118" w:author="Claude (AI) - proposed" w:date="2026-10-18T00:26:56Z"/>
+              </w:rPr>
+            </w:pPr>
+            <w:ins w:id="9117" w:author="Claude (AI) - proposed" w:date="2026-10-18T00:26:56Z">
               <w:r>
                 <w:rPr>
                   <w:rFonts w:ascii="Arial" w:cs="Arial" w:eastAsia="Arial" w:hAnsi="Arial"/>
@@ -8499,10 +8499,10 @@
               <w:spacing w:after="40" w:before="0"/>
               <w:jc w:val="left"/>
               <w:rPr>
-                <w:ins w:id="9120" w:author="Claude (AI) - proposed" w:date="2026-10-15T03:01:15Z"/>
-              </w:rPr>
-            </w:pPr>
-            <w:ins w:id="9119" w:author="Claude (AI) - proposed" w:date="2026-10-15T03:01:15Z">
+                <w:ins w:id="9120" w:author="Claude (AI) - proposed" w:date="2026-10-18T00:26:56Z"/>
+              </w:rPr>
+            </w:pPr>
+            <w:ins w:id="9119" w:author="Claude (AI) - proposed" w:date="2026-10-18T00:26:56Z">
               <w:r>
                 <w:rPr>
                   <w:rFonts w:ascii="Arial" w:cs="Arial" w:eastAsia="Arial" w:hAnsi="Arial"/>
@@ -8537,10 +8537,10 @@
               <w:spacing w:after="40" w:before="0"/>
               <w:jc w:val="left"/>
               <w:rPr>
-                <w:ins w:id="9122" w:author="Claude (AI) - proposed" w:date="2026-10-15T03:01:15Z"/>
-              </w:rPr>
-            </w:pPr>
-            <w:ins w:id="9121" w:author="Claude (AI) - proposed" w:date="2026-10-15T03:01:15Z">
+                <w:ins w:id="9122" w:author="Claude (AI) - proposed" w:date="2026-10-18T00:26:56Z"/>
+              </w:rPr>
+            </w:pPr>
+            <w:ins w:id="9121" w:author="Claude (AI) - proposed" w:date="2026-10-18T00:26:56Z">
               <w:r>
                 <w:rPr>
                   <w:rFonts w:ascii="Arial" w:cs="Arial" w:eastAsia="Arial" w:hAnsi="Arial"/>
@@ -8577,10 +8577,10 @@
               <w:spacing w:after="40" w:before="0"/>
               <w:jc w:val="left"/>
               <w:rPr>
-                <w:ins w:id="9124" w:author="Claude (AI) - proposed" w:date="2026-10-15T03:01:15Z"/>
-              </w:rPr>
-            </w:pPr>
-            <w:ins w:id="9123" w:author="Claude (AI) - proposed" w:date="2026-10-15T03:01:15Z">
+                <w:ins w:id="9124" w:author="Claude (AI) - proposed" w:date="2026-10-18T00:26:56Z"/>
+              </w:rPr>
+            </w:pPr>
+            <w:ins w:id="9123" w:author="Claude (AI) - proposed" w:date="2026-10-18T00:26:56Z">
               <w:r>
                 <w:rPr>
                   <w:rFonts w:ascii="Arial" w:cs="Arial" w:eastAsia="Arial" w:hAnsi="Arial"/>
@@ -8600,10 +8600,10 @@
             <w:pPr>
               <w:spacing w:after="20" w:before="0"/>
               <w:rPr>
-                <w:ins w:id="9126" w:author="Claude (AI) - proposed" w:date="2026-10-15T03:01:15Z"/>
-              </w:rPr>
-            </w:pPr>
-            <w:ins w:id="9125" w:author="Claude (AI) - proposed" w:date="2026-10-15T03:01:15Z">
+                <w:ins w:id="9126" w:author="Claude (AI) - proposed" w:date="2026-10-18T00:26:56Z"/>
+              </w:rPr>
+            </w:pPr>
+            <w:ins w:id="9125" w:author="Claude (AI) - proposed" w:date="2026-10-18T00:26:56Z">
               <w:r>
                 <w:rPr>
                   <w:rFonts w:ascii="Arial" w:cs="Arial" w:eastAsia="Arial" w:hAnsi="Arial"/>
@@ -8621,7 +8621,7 @@
             <w:pPr>
               <w:spacing w:after="20" w:before="0"/>
             </w:pPr>
-            <w:hyperlink w:history="1" r:id="rIdbz_rz48ethqhndq83nlt-">
+            <w:hyperlink w:history="1" r:id="rIdrjeubz-jilgialpmhigmr">
               <w:r>
                 <w:rPr>
                   <w:rFonts w:ascii="Arial" w:cs="Arial" w:eastAsia="Arial" w:hAnsi="Arial"/>
@@ -8638,10 +8638,10 @@
             <w:pPr>
               <w:spacing w:after="20" w:before="0"/>
               <w:rPr>
-                <w:ins w:id="9128" w:author="Claude (AI) - proposed" w:date="2026-10-15T03:01:15Z"/>
-              </w:rPr>
-            </w:pPr>
-            <w:ins w:id="9127" w:author="Claude (AI) - proposed" w:date="2026-10-15T03:01:15Z">
+                <w:ins w:id="9128" w:author="Claude (AI) - proposed" w:date="2026-10-18T00:26:56Z"/>
+              </w:rPr>
+            </w:pPr>
+            <w:ins w:id="9127" w:author="Claude (AI) - proposed" w:date="2026-10-18T00:26:56Z">
               <w:r>
                 <w:rPr>
                   <w:rFonts w:ascii="Arial" w:cs="Arial" w:eastAsia="Arial" w:hAnsi="Arial"/>
@@ -8675,7 +8675,7 @@
               <w:spacing w:after="10" w:before="0"/>
               <w:ind w:left="120"/>
             </w:pPr>
-            <w:hyperlink w:history="1" r:id="rIdbny--sbfm55c2ugkfnd5-">
+            <w:hyperlink w:history="1" r:id="rId0aj9kjd_7vjbiiyd5f0br">
               <w:r>
                 <w:rPr>
                   <w:rFonts w:ascii="Arial" w:cs="Arial" w:eastAsia="Arial" w:hAnsi="Arial"/>
@@ -8720,7 +8720,7 @@
             <w:pPr>
               <w:spacing w:after="20" w:before="0"/>
             </w:pPr>
-            <w:hyperlink w:history="1" r:id="rIdjbgzmxe6lcb5jpbt6fand">
+            <w:hyperlink w:history="1" r:id="rIdapzmvfsv1lnbbu5lcuxz1">
               <w:r>
                 <w:rPr>
                   <w:rFonts w:ascii="Arial" w:cs="Arial" w:eastAsia="Arial" w:hAnsi="Arial"/>
@@ -8737,10 +8737,10 @@
             <w:pPr>
               <w:spacing w:after="20" w:before="0"/>
               <w:rPr>
-                <w:ins w:id="9130" w:author="Claude (AI) - proposed" w:date="2026-10-15T03:01:15Z"/>
-              </w:rPr>
-            </w:pPr>
-            <w:ins w:id="9129" w:author="Claude (AI) - proposed" w:date="2026-10-15T03:01:15Z">
+                <w:ins w:id="9130" w:author="Claude (AI) - proposed" w:date="2026-10-18T00:26:56Z"/>
+              </w:rPr>
+            </w:pPr>
+            <w:ins w:id="9129" w:author="Claude (AI) - proposed" w:date="2026-10-18T00:26:56Z">
               <w:r>
                 <w:rPr>
                   <w:rFonts w:ascii="Arial" w:cs="Arial" w:eastAsia="Arial" w:hAnsi="Arial"/>
@@ -8774,7 +8774,7 @@
               <w:spacing w:after="10" w:before="0"/>
               <w:ind w:left="120"/>
             </w:pPr>
-            <w:hyperlink w:history="1" r:id="rIdyk9_deiite44chtzt0u3e">
+            <w:hyperlink w:history="1" r:id="rId2rm9starmioumso7pixnm">
               <w:r>
                 <w:rPr>
                   <w:rFonts w:ascii="Arial" w:cs="Arial" w:eastAsia="Arial" w:hAnsi="Arial"/>
@@ -8806,10 +8806,10 @@
               <w:spacing w:after="40" w:before="0"/>
               <w:jc w:val="left"/>
               <w:rPr>
-                <w:ins w:id="9132" w:author="Claude (AI) - proposed" w:date="2026-10-15T03:01:15Z"/>
-              </w:rPr>
-            </w:pPr>
-            <w:ins w:id="9131" w:author="Claude (AI) - proposed" w:date="2026-10-15T03:01:15Z">
+                <w:ins w:id="9132" w:author="Claude (AI) - proposed" w:date="2026-10-18T00:26:56Z"/>
+              </w:rPr>
+            </w:pPr>
+            <w:ins w:id="9131" w:author="Claude (AI) - proposed" w:date="2026-10-18T00:26:56Z">
               <w:r>
                 <w:rPr>
                   <w:rFonts w:ascii="Arial" w:cs="Arial" w:eastAsia="Arial" w:hAnsi="Arial"/>
@@ -8844,10 +8844,10 @@
               <w:spacing w:after="40" w:before="0"/>
               <w:jc w:val="left"/>
               <w:rPr>
-                <w:ins w:id="9134" w:author="Claude (AI) - proposed" w:date="2026-10-15T03:01:15Z"/>
-              </w:rPr>
-            </w:pPr>
-            <w:ins w:id="9133" w:author="Claude (AI) - proposed" w:date="2026-10-15T03:01:15Z">
+                <w:ins w:id="9134" w:author="Claude (AI) - proposed" w:date="2026-10-18T00:26:56Z"/>
+              </w:rPr>
+            </w:pPr>
+            <w:ins w:id="9133" w:author="Claude (AI) - proposed" w:date="2026-10-18T00:26:56Z">
               <w:r>
                 <w:rPr>
                   <w:rFonts w:ascii="Arial" w:cs="Arial" w:eastAsia="Arial" w:hAnsi="Arial"/>
@@ -8882,10 +8882,10 @@
               <w:spacing w:after="40" w:before="0"/>
               <w:jc w:val="left"/>
               <w:rPr>
-                <w:ins w:id="9136" w:author="Claude (AI) - proposed" w:date="2026-10-15T03:01:15Z"/>
-              </w:rPr>
-            </w:pPr>
-            <w:ins w:id="9135" w:author="Claude (AI) - proposed" w:date="2026-10-15T03:01:15Z">
+                <w:ins w:id="9136" w:author="Claude (AI) - proposed" w:date="2026-10-18T00:26:56Z"/>
+              </w:rPr>
+            </w:pPr>
+            <w:ins w:id="9135" w:author="Claude (AI) - proposed" w:date="2026-10-18T00:26:56Z">
               <w:r>
                 <w:rPr>
                   <w:rFonts w:ascii="Arial" w:cs="Arial" w:eastAsia="Arial" w:hAnsi="Arial"/>
@@ -8920,10 +8920,10 @@
               <w:spacing w:after="40" w:before="0"/>
               <w:jc w:val="left"/>
               <w:rPr>
-                <w:ins w:id="9138" w:author="Claude (AI) - proposed" w:date="2026-10-15T03:01:15Z"/>
-              </w:rPr>
-            </w:pPr>
-            <w:ins w:id="9137" w:author="Claude (AI) - proposed" w:date="2026-10-15T03:01:15Z">
+                <w:ins w:id="9138" w:author="Claude (AI) - proposed" w:date="2026-10-18T00:26:56Z"/>
+              </w:rPr>
+            </w:pPr>
+            <w:ins w:id="9137" w:author="Claude (AI) - proposed" w:date="2026-10-18T00:26:56Z">
               <w:r>
                 <w:rPr>
                   <w:rFonts w:ascii="Arial" w:cs="Arial" w:eastAsia="Arial" w:hAnsi="Arial"/>
@@ -8960,10 +8960,10 @@
               <w:spacing w:after="40" w:before="0"/>
               <w:jc w:val="left"/>
               <w:rPr>
-                <w:ins w:id="9140" w:author="Claude (AI) - proposed" w:date="2026-10-15T03:01:15Z"/>
-              </w:rPr>
-            </w:pPr>
-            <w:ins w:id="9139" w:author="Claude (AI) - proposed" w:date="2026-10-15T03:01:15Z">
+                <w:ins w:id="9140" w:author="Claude (AI) - proposed" w:date="2026-10-18T00:26:56Z"/>
+              </w:rPr>
+            </w:pPr>
+            <w:ins w:id="9139" w:author="Claude (AI) - proposed" w:date="2026-10-18T00:26:56Z">
               <w:r>
                 <w:rPr>
                   <w:rFonts w:ascii="Arial" w:cs="Arial" w:eastAsia="Arial" w:hAnsi="Arial"/>
@@ -8985,10 +8985,10 @@
               <w:spacing w:after="40" w:before="0"/>
               <w:jc w:val="left"/>
               <w:rPr>
-                <w:del w:id="9142" w:author="Claude (AI) - proposed" w:date="2026-10-15T03:01:15Z"/>
-              </w:rPr>
-            </w:pPr>
-            <w:del w:id="9141" w:author="Claude (AI) - proposed" w:date="2026-10-15T03:01:15Z">
+                <w:del w:id="9142" w:author="Claude (AI) - proposed" w:date="2026-10-18T00:26:56Z"/>
+              </w:rPr>
+            </w:pPr>
+            <w:del w:id="9141" w:author="Claude (AI) - proposed" w:date="2026-10-18T00:26:56Z">
               <w:r>
                 <w:rPr>
                   <w:rFonts w:ascii="Arial" w:cs="Arial" w:eastAsia="Arial" w:hAnsi="Arial"/>
@@ -9010,10 +9010,10 @@
               <w:spacing w:after="40" w:before="0"/>
               <w:jc w:val="left"/>
               <w:rPr>
-                <w:del w:id="9144" w:author="Claude (AI) - proposed" w:date="2026-10-15T03:01:15Z"/>
-              </w:rPr>
-            </w:pPr>
-            <w:del w:id="9143" w:author="Claude (AI) - proposed" w:date="2026-10-15T03:01:15Z">
+                <w:del w:id="9144" w:author="Claude (AI) - proposed" w:date="2026-10-18T00:26:56Z"/>
+              </w:rPr>
+            </w:pPr>
+            <w:del w:id="9143" w:author="Claude (AI) - proposed" w:date="2026-10-18T00:26:56Z">
               <w:r>
                 <w:rPr>
                   <w:rFonts w:ascii="Arial" w:cs="Arial" w:eastAsia="Arial" w:hAnsi="Arial"/>
@@ -9035,10 +9035,10 @@
               <w:spacing w:after="40" w:before="0"/>
               <w:jc w:val="left"/>
               <w:rPr>
-                <w:del w:id="9146" w:author="Claude (AI) - proposed" w:date="2026-10-15T03:01:15Z"/>
-              </w:rPr>
-            </w:pPr>
-            <w:del w:id="9145" w:author="Claude (AI) - proposed" w:date="2026-10-15T03:01:15Z">
+                <w:del w:id="9146" w:author="Claude (AI) - proposed" w:date="2026-10-18T00:26:56Z"/>
+              </w:rPr>
+            </w:pPr>
+            <w:del w:id="9145" w:author="Claude (AI) - proposed" w:date="2026-10-18T00:26:56Z">
               <w:r>
                 <w:rPr>
                   <w:rFonts w:ascii="Arial" w:cs="Arial" w:eastAsia="Arial" w:hAnsi="Arial"/>
@@ -9060,10 +9060,10 @@
               <w:spacing w:after="40" w:before="0"/>
               <w:jc w:val="left"/>
               <w:rPr>
-                <w:del w:id="9148" w:author="Claude (AI) - proposed" w:date="2026-10-15T03:01:15Z"/>
-              </w:rPr>
-            </w:pPr>
-            <w:del w:id="9147" w:author="Claude (AI) - proposed" w:date="2026-10-15T03:01:15Z">
+                <w:del w:id="9148" w:author="Claude (AI) - proposed" w:date="2026-10-18T00:26:56Z"/>
+              </w:rPr>
+            </w:pPr>
+            <w:del w:id="9147" w:author="Claude (AI) - proposed" w:date="2026-10-18T00:26:56Z">
               <w:r>
                 <w:rPr>
                   <w:rFonts w:ascii="Arial" w:cs="Arial" w:eastAsia="Arial" w:hAnsi="Arial"/>
@@ -9085,10 +9085,10 @@
               <w:spacing w:after="40" w:before="0"/>
               <w:jc w:val="left"/>
               <w:rPr>
-                <w:del w:id="9150" w:author="Claude (AI) - proposed" w:date="2026-10-15T03:01:15Z"/>
-              </w:rPr>
-            </w:pPr>
-            <w:del w:id="9149" w:author="Claude (AI) - proposed" w:date="2026-10-15T03:01:15Z">
+                <w:del w:id="9150" w:author="Claude (AI) - proposed" w:date="2026-10-18T00:26:56Z"/>
+              </w:rPr>
+            </w:pPr>
+            <w:del w:id="9149" w:author="Claude (AI) - proposed" w:date="2026-10-18T00:26:56Z">
               <w:r>
                 <w:rPr>
                   <w:rFonts w:ascii="Arial" w:cs="Arial" w:eastAsia="Arial" w:hAnsi="Arial"/>
@@ -9124,11 +9124,11 @@
             <w:pPr>
               <w:spacing w:after="20" w:before="0"/>
               <w:rPr>
-                <w:ins w:id="9152" w:author="Claude (AI) - proposed" w:date="2026-10-15T03:01:15Z"/>
-              </w:rPr>
-            </w:pPr>
-            <w:hyperlink w:history="1" r:id="rIdydpumcxrlziunz96_vvze">
-              <w:ins w:id="9151" w:author="Claude (AI) - proposed" w:date="2026-10-15T03:01:15Z">
+                <w:ins w:id="9152" w:author="Claude (AI) - proposed" w:date="2026-10-18T00:26:56Z"/>
+              </w:rPr>
+            </w:pPr>
+            <w:hyperlink w:history="1" r:id="rId4qa-phceccsyprookxii9">
+              <w:ins w:id="9151" w:author="Claude (AI) - proposed" w:date="2026-10-18T00:26:56Z">
                 <w:r>
                   <w:rPr>
                     <w:rFonts w:ascii="Arial" w:cs="Arial" w:eastAsia="Arial" w:hAnsi="Arial"/>
@@ -9146,11 +9146,11 @@
             <w:pPr>
               <w:spacing w:after="20" w:before="0"/>
               <w:rPr>
-                <w:del w:id="9154" w:author="Claude (AI) - proposed" w:date="2026-10-15T03:01:15Z"/>
-              </w:rPr>
-            </w:pPr>
-            <w:hyperlink w:history="1" r:id="rIdaskjyimpxtxpgkitqfho7">
-              <w:del w:id="9153" w:author="Claude (AI) - proposed" w:date="2026-10-15T03:01:15Z">
+                <w:del w:id="9154" w:author="Claude (AI) - proposed" w:date="2026-10-18T00:26:56Z"/>
+              </w:rPr>
+            </w:pPr>
+            <w:hyperlink w:history="1" r:id="rIda0lrlyk60tkbvsb1dsknn">
+              <w:del w:id="9153" w:author="Claude (AI) - proposed" w:date="2026-10-18T00:26:56Z">
                 <w:r>
                   <w:rPr>
                     <w:rFonts w:ascii="Arial" w:cs="Arial" w:eastAsia="Arial" w:hAnsi="Arial"/>
@@ -9200,7 +9200,7 @@
               <w:spacing w:after="10" w:before="0"/>
               <w:ind w:left="120"/>
             </w:pPr>
-            <w:hyperlink w:history="1" r:id="rId_lxg26tio-jmjywkrzclx">
+            <w:hyperlink w:history="1" r:id="rId7txcyzxfgtmgiftucyvbz">
               <w:r>
                 <w:rPr>
                   <w:rFonts w:ascii="Arial" w:cs="Arial" w:eastAsia="Arial" w:hAnsi="Arial"/>
@@ -9245,7 +9245,7 @@
             <w:pPr>
               <w:spacing w:after="20" w:before="0"/>
             </w:pPr>
-            <w:hyperlink w:history="1" r:id="rId6cb5pay_9vyndltivvxzm">
+            <w:hyperlink w:history="1" r:id="rIdgoiqnafjnathv8yvtupaz">
               <w:r>
                 <w:rPr>
                   <w:rFonts w:ascii="Arial" w:cs="Arial" w:eastAsia="Arial" w:hAnsi="Arial"/>
@@ -9294,7 +9294,7 @@
               <w:spacing w:after="10" w:before="0"/>
               <w:ind w:left="120"/>
             </w:pPr>
-            <w:hyperlink w:history="1" r:id="rIdkesj8fm_ccnoyv3mmovma">
+            <w:hyperlink w:history="1" r:id="rIdc44w8xjmtwu55dbec3b-q">
               <w:r>
                 <w:rPr>
                   <w:rFonts w:ascii="Arial" w:cs="Arial" w:eastAsia="Arial" w:hAnsi="Arial"/>
@@ -9326,10 +9326,10 @@
               <w:spacing w:after="40" w:before="0"/>
               <w:jc w:val="left"/>
               <w:rPr>
-                <w:ins w:id="9156" w:author="Claude (AI) - proposed" w:date="2026-10-15T03:01:15Z"/>
-              </w:rPr>
-            </w:pPr>
-            <w:ins w:id="9155" w:author="Claude (AI) - proposed" w:date="2026-10-15T03:01:15Z">
+                <w:ins w:id="9156" w:author="Claude (AI) - proposed" w:date="2026-10-18T00:26:56Z"/>
+              </w:rPr>
+            </w:pPr>
+            <w:ins w:id="9155" w:author="Claude (AI) - proposed" w:date="2026-10-18T00:26:56Z">
               <w:r>
                 <w:rPr>
                   <w:rFonts w:ascii="Arial" w:cs="Arial" w:eastAsia="Arial" w:hAnsi="Arial"/>
@@ -9364,10 +9364,10 @@
               <w:spacing w:after="40" w:before="0"/>
               <w:jc w:val="left"/>
               <w:rPr>
-                <w:ins w:id="9158" w:author="Claude (AI) - proposed" w:date="2026-10-15T03:01:15Z"/>
-              </w:rPr>
-            </w:pPr>
-            <w:ins w:id="9157" w:author="Claude (AI) - proposed" w:date="2026-10-15T03:01:15Z">
+                <w:ins w:id="9158" w:author="Claude (AI) - proposed" w:date="2026-10-18T00:26:56Z"/>
+              </w:rPr>
+            </w:pPr>
+            <w:ins w:id="9157" w:author="Claude (AI) - proposed" w:date="2026-10-18T00:26:56Z">
               <w:r>
                 <w:rPr>
                   <w:rFonts w:ascii="Arial" w:cs="Arial" w:eastAsia="Arial" w:hAnsi="Arial"/>
@@ -9402,10 +9402,10 @@
               <w:spacing w:after="40" w:before="0"/>
               <w:jc w:val="left"/>
               <w:rPr>
-                <w:ins w:id="9160" w:author="Claude (AI) - proposed" w:date="2026-10-15T03:01:15Z"/>
-              </w:rPr>
-            </w:pPr>
-            <w:ins w:id="9159" w:author="Claude (AI) - proposed" w:date="2026-10-15T03:01:15Z">
+                <w:ins w:id="9160" w:author="Claude (AI) - proposed" w:date="2026-10-18T00:26:56Z"/>
+              </w:rPr>
+            </w:pPr>
+            <w:ins w:id="9159" w:author="Claude (AI) - proposed" w:date="2026-10-18T00:26:56Z">
               <w:r>
                 <w:rPr>
                   <w:rFonts w:ascii="Arial" w:cs="Arial" w:eastAsia="Arial" w:hAnsi="Arial"/>
@@ -9440,10 +9440,10 @@
               <w:spacing w:after="40" w:before="0"/>
               <w:jc w:val="left"/>
               <w:rPr>
-                <w:ins w:id="9162" w:author="Claude (AI) - proposed" w:date="2026-10-15T03:01:15Z"/>
-              </w:rPr>
-            </w:pPr>
-            <w:ins w:id="9161" w:author="Claude (AI) - proposed" w:date="2026-10-15T03:01:15Z">
+                <w:ins w:id="9162" w:author="Claude (AI) - proposed" w:date="2026-10-18T00:26:56Z"/>
+              </w:rPr>
+            </w:pPr>
+            <w:ins w:id="9161" w:author="Claude (AI) - proposed" w:date="2026-10-18T00:26:56Z">
               <w:r>
                 <w:rPr>
                   <w:rFonts w:ascii="Arial" w:cs="Arial" w:eastAsia="Arial" w:hAnsi="Arial"/>
@@ -9480,10 +9480,10 @@
               <w:spacing w:after="40" w:before="0"/>
               <w:jc w:val="left"/>
               <w:rPr>
-                <w:ins w:id="9164" w:author="Claude (AI) - proposed" w:date="2026-10-15T03:01:15Z"/>
-              </w:rPr>
-            </w:pPr>
-            <w:ins w:id="9163" w:author="Claude (AI) - proposed" w:date="2026-10-15T03:01:15Z">
+                <w:ins w:id="9164" w:author="Claude (AI) - proposed" w:date="2026-10-18T00:26:56Z"/>
+              </w:rPr>
+            </w:pPr>
+            <w:ins w:id="9163" w:author="Claude (AI) - proposed" w:date="2026-10-18T00:26:56Z">
               <w:r>
                 <w:rPr>
                   <w:rFonts w:ascii="Arial" w:cs="Arial" w:eastAsia="Arial" w:hAnsi="Arial"/>
@@ -9505,10 +9505,10 @@
               <w:spacing w:after="40" w:before="0"/>
               <w:jc w:val="left"/>
               <w:rPr>
-                <w:del w:id="9166" w:author="Claude (AI) - proposed" w:date="2026-10-15T03:01:15Z"/>
-              </w:rPr>
-            </w:pPr>
-            <w:del w:id="9165" w:author="Claude (AI) - proposed" w:date="2026-10-15T03:01:15Z">
+                <w:del w:id="9166" w:author="Claude (AI) - proposed" w:date="2026-10-18T00:26:56Z"/>
+              </w:rPr>
+            </w:pPr>
+            <w:del w:id="9165" w:author="Claude (AI) - proposed" w:date="2026-10-18T00:26:56Z">
               <w:r>
                 <w:rPr>
                   <w:rFonts w:ascii="Arial" w:cs="Arial" w:eastAsia="Arial" w:hAnsi="Arial"/>
@@ -9530,10 +9530,10 @@
               <w:spacing w:after="40" w:before="0"/>
               <w:jc w:val="left"/>
               <w:rPr>
-                <w:del w:id="9168" w:author="Claude (AI) - proposed" w:date="2026-10-15T03:01:15Z"/>
-              </w:rPr>
-            </w:pPr>
-            <w:del w:id="9167" w:author="Claude (AI) - proposed" w:date="2026-10-15T03:01:15Z">
+                <w:del w:id="9168" w:author="Claude (AI) - proposed" w:date="2026-10-18T00:26:56Z"/>
+              </w:rPr>
+            </w:pPr>
+            <w:del w:id="9167" w:author="Claude (AI) - proposed" w:date="2026-10-18T00:26:56Z">
               <w:r>
                 <w:rPr>
                   <w:rFonts w:ascii="Arial" w:cs="Arial" w:eastAsia="Arial" w:hAnsi="Arial"/>
@@ -9555,10 +9555,10 @@
               <w:spacing w:after="40" w:before="0"/>
               <w:jc w:val="left"/>
               <w:rPr>
-                <w:del w:id="9170" w:author="Claude (AI) - proposed" w:date="2026-10-15T03:01:15Z"/>
-              </w:rPr>
-            </w:pPr>
-            <w:del w:id="9169" w:author="Claude (AI) - proposed" w:date="2026-10-15T03:01:15Z">
+                <w:del w:id="9170" w:author="Claude (AI) - proposed" w:date="2026-10-18T00:26:56Z"/>
+              </w:rPr>
+            </w:pPr>
+            <w:del w:id="9169" w:author="Claude (AI) - proposed" w:date="2026-10-18T00:26:56Z">
               <w:r>
                 <w:rPr>
                   <w:rFonts w:ascii="Arial" w:cs="Arial" w:eastAsia="Arial" w:hAnsi="Arial"/>
@@ -9580,10 +9580,10 @@
               <w:spacing w:after="40" w:before="0"/>
               <w:jc w:val="left"/>
               <w:rPr>
-                <w:del w:id="9172" w:author="Claude (AI) - proposed" w:date="2026-10-15T03:01:15Z"/>
-              </w:rPr>
-            </w:pPr>
-            <w:del w:id="9171" w:author="Claude (AI) - proposed" w:date="2026-10-15T03:01:15Z">
+                <w:del w:id="9172" w:author="Claude (AI) - proposed" w:date="2026-10-18T00:26:56Z"/>
+              </w:rPr>
+            </w:pPr>
+            <w:del w:id="9171" w:author="Claude (AI) - proposed" w:date="2026-10-18T00:26:56Z">
               <w:r>
                 <w:rPr>
                   <w:rFonts w:ascii="Arial" w:cs="Arial" w:eastAsia="Arial" w:hAnsi="Arial"/>
@@ -9605,10 +9605,10 @@
               <w:spacing w:after="40" w:before="0"/>
               <w:jc w:val="left"/>
               <w:rPr>
-                <w:del w:id="9174" w:author="Claude (AI) - proposed" w:date="2026-10-15T03:01:15Z"/>
-              </w:rPr>
-            </w:pPr>
-            <w:del w:id="9173" w:author="Claude (AI) - proposed" w:date="2026-10-15T03:01:15Z">
+                <w:del w:id="9174" w:author="Claude (AI) - proposed" w:date="2026-10-18T00:26:56Z"/>
+              </w:rPr>
+            </w:pPr>
+            <w:del w:id="9173" w:author="Claude (AI) - proposed" w:date="2026-10-18T00:26:56Z">
               <w:r>
                 <w:rPr>
                   <w:rFonts w:ascii="Arial" w:cs="Arial" w:eastAsia="Arial" w:hAnsi="Arial"/>
@@ -9644,11 +9644,11 @@
             <w:pPr>
               <w:spacing w:after="20" w:before="0"/>
               <w:rPr>
-                <w:ins w:id="9176" w:author="Claude (AI) - proposed" w:date="2026-10-15T03:01:15Z"/>
-              </w:rPr>
-            </w:pPr>
-            <w:hyperlink w:history="1" r:id="rIdtmukptaxhr4yl9fqgmvp5">
-              <w:ins w:id="9175" w:author="Claude (AI) - proposed" w:date="2026-10-15T03:01:15Z">
+                <w:ins w:id="9176" w:author="Claude (AI) - proposed" w:date="2026-10-18T00:26:56Z"/>
+              </w:rPr>
+            </w:pPr>
+            <w:hyperlink w:history="1" r:id="rIdevnycueob21bmntvvq-qv">
+              <w:ins w:id="9175" w:author="Claude (AI) - proposed" w:date="2026-10-18T00:26:56Z">
                 <w:r>
                   <w:rPr>
                     <w:rFonts w:ascii="Arial" w:cs="Arial" w:eastAsia="Arial" w:hAnsi="Arial"/>
@@ -9666,11 +9666,11 @@
             <w:pPr>
               <w:spacing w:after="20" w:before="0"/>
               <w:rPr>
-                <w:del w:id="9178" w:author="Claude (AI) - proposed" w:date="2026-10-15T03:01:15Z"/>
-              </w:rPr>
-            </w:pPr>
-            <w:hyperlink w:history="1" r:id="rIdklhnl4mttkyyp6p19xarb">
-              <w:del w:id="9177" w:author="Claude (AI) - proposed" w:date="2026-10-15T03:01:15Z">
+                <w:del w:id="9178" w:author="Claude (AI) - proposed" w:date="2026-10-18T00:26:56Z"/>
+              </w:rPr>
+            </w:pPr>
+            <w:hyperlink w:history="1" r:id="rId4n6rzmkgzq8cc1wbv0pgj">
+              <w:del w:id="9177" w:author="Claude (AI) - proposed" w:date="2026-10-18T00:26:56Z">
                 <w:r>
                   <w:rPr>
                     <w:rFonts w:ascii="Arial" w:cs="Arial" w:eastAsia="Arial" w:hAnsi="Arial"/>
@@ -9720,7 +9720,7 @@
               <w:spacing w:after="10" w:before="0"/>
               <w:ind w:left="120"/>
             </w:pPr>
-            <w:hyperlink w:history="1" r:id="rIdhrc2futi72qpzidfzo4zt">
+            <w:hyperlink w:history="1" r:id="rIdnmsz6ru3pmd1om1_oxlo6">
               <w:r>
                 <w:rPr>
                   <w:rFonts w:ascii="Arial" w:cs="Arial" w:eastAsia="Arial" w:hAnsi="Arial"/>
@@ -9765,7 +9765,7 @@
             <w:pPr>
               <w:spacing w:after="20" w:before="0"/>
             </w:pPr>
-            <w:hyperlink w:history="1" r:id="rId9ilq3ibygw9zsntqwszqz">
+            <w:hyperlink w:history="1" r:id="rIdlmx00db1seqms-xbulmct">
               <w:r>
                 <w:rPr>
                   <w:rFonts w:ascii="Arial" w:cs="Arial" w:eastAsia="Arial" w:hAnsi="Arial"/>
@@ -9782,10 +9782,10 @@
             <w:pPr>
               <w:spacing w:after="20" w:before="0"/>
               <w:rPr>
-                <w:del w:id="9180" w:author="Claude (AI) - proposed" w:date="2026-10-15T03:01:15Z"/>
-              </w:rPr>
-            </w:pPr>
-            <w:del w:id="9179" w:author="Claude (AI) - proposed" w:date="2026-10-15T03:01:15Z">
+                <w:del w:id="9180" w:author="Claude (AI) - proposed" w:date="2026-10-18T00:26:56Z"/>
+              </w:rPr>
+            </w:pPr>
+            <w:del w:id="9179" w:author="Claude (AI) - proposed" w:date="2026-10-18T00:26:56Z">
               <w:r>
                 <w:rPr>
                   <w:rFonts w:ascii="Arial" w:cs="Arial" w:eastAsia="Arial" w:hAnsi="Arial"/>
@@ -9804,10 +9804,10 @@
               <w:spacing w:after="10" w:before="0"/>
               <w:ind w:left="120"/>
               <w:rPr>
-                <w:del w:id="9182" w:author="Claude (AI) - proposed" w:date="2026-10-15T03:01:15Z"/>
-              </w:rPr>
-            </w:pPr>
-            <w:del w:id="9181" w:author="Claude (AI) - proposed" w:date="2026-10-15T03:01:15Z">
+                <w:del w:id="9182" w:author="Claude (AI) - proposed" w:date="2026-10-18T00:26:56Z"/>
+              </w:rPr>
+            </w:pPr>
+            <w:del w:id="9181" w:author="Claude (AI) - proposed" w:date="2026-10-18T00:26:56Z">
               <w:r>
                 <w:rPr>
                   <w:rFonts w:ascii="Arial" w:cs="Arial" w:eastAsia="Arial" w:hAnsi="Arial"/>
@@ -9824,11 +9824,11 @@
               <w:spacing w:after="10" w:before="0"/>
               <w:ind w:left="120"/>
               <w:rPr>
-                <w:del w:id="9184" w:author="Claude (AI) - proposed" w:date="2026-10-15T03:01:15Z"/>
-              </w:rPr>
-            </w:pPr>
-            <w:hyperlink w:history="1" r:id="rIdsdgblnbzilegzsx3turge">
-              <w:del w:id="9183" w:author="Claude (AI) - proposed" w:date="2026-10-15T03:01:15Z">
+                <w:del w:id="9184" w:author="Claude (AI) - proposed" w:date="2026-10-18T00:26:56Z"/>
+              </w:rPr>
+            </w:pPr>
+            <w:hyperlink w:history="1" r:id="rId6qajejw4l_yt8rmic8sxg">
+              <w:del w:id="9183" w:author="Claude (AI) - proposed" w:date="2026-10-18T00:26:56Z">
                 <w:r>
                   <w:rPr>
                     <w:rFonts w:ascii="Arial" w:cs="Arial" w:eastAsia="Arial" w:hAnsi="Arial"/>
@@ -9848,10 +9848,10 @@
               <w:spacing w:after="40" w:before="0"/>
               <w:jc w:val="left"/>
               <w:rPr>
-                <w:del w:id="9186" w:author="Claude (AI) - proposed" w:date="2026-10-15T03:01:15Z"/>
-              </w:rPr>
-            </w:pPr>
-            <w:del w:id="9185" w:author="Claude (AI) - proposed" w:date="2026-10-15T03:01:15Z">
+                <w:del w:id="9186" w:author="Claude (AI) - proposed" w:date="2026-10-18T00:26:56Z"/>
+              </w:rPr>
+            </w:pPr>
+            <w:del w:id="9185" w:author="Claude (AI) - proposed" w:date="2026-10-18T00:26:56Z">
               <w:r>
                 <w:rPr>
                   <w:rFonts w:ascii="Arial" w:cs="Arial" w:eastAsia="Arial" w:hAnsi="Arial"/>
@@ -9873,10 +9873,10 @@
               <w:spacing w:after="40" w:before="0"/>
               <w:jc w:val="left"/>
               <w:rPr>
-                <w:del w:id="9188" w:author="Claude (AI) - proposed" w:date="2026-10-15T03:01:15Z"/>
-              </w:rPr>
-            </w:pPr>
-            <w:del w:id="9187" w:author="Claude (AI) - proposed" w:date="2026-10-15T03:01:15Z">
+                <w:del w:id="9188" w:author="Claude (AI) - proposed" w:date="2026-10-18T00:26:56Z"/>
+              </w:rPr>
+            </w:pPr>
+            <w:del w:id="9187" w:author="Claude (AI) - proposed" w:date="2026-10-18T00:26:56Z">
               <w:r>
                 <w:rPr>
                   <w:rFonts w:ascii="Arial" w:cs="Arial" w:eastAsia="Arial" w:hAnsi="Arial"/>
@@ -9898,10 +9898,10 @@
               <w:spacing w:after="40" w:before="0"/>
               <w:jc w:val="left"/>
               <w:rPr>
-                <w:del w:id="9190" w:author="Claude (AI) - proposed" w:date="2026-10-15T03:01:15Z"/>
-              </w:rPr>
-            </w:pPr>
-            <w:del w:id="9189" w:author="Claude (AI) - proposed" w:date="2026-10-15T03:01:15Z">
+                <w:del w:id="9190" w:author="Claude (AI) - proposed" w:date="2026-10-18T00:26:56Z"/>
+              </w:rPr>
+            </w:pPr>
+            <w:del w:id="9189" w:author="Claude (AI) - proposed" w:date="2026-10-18T00:26:56Z">
               <w:r>
                 <w:rPr>
                   <w:rFonts w:ascii="Arial" w:cs="Arial" w:eastAsia="Arial" w:hAnsi="Arial"/>
@@ -9923,10 +9923,10 @@
               <w:spacing w:after="40" w:before="0"/>
               <w:jc w:val="left"/>
               <w:rPr>
-                <w:del w:id="9192" w:author="Claude (AI) - proposed" w:date="2026-10-15T03:01:15Z"/>
-              </w:rPr>
-            </w:pPr>
-            <w:del w:id="9191" w:author="Claude (AI) - proposed" w:date="2026-10-15T03:01:15Z">
+                <w:del w:id="9192" w:author="Claude (AI) - proposed" w:date="2026-10-18T00:26:56Z"/>
+              </w:rPr>
+            </w:pPr>
+            <w:del w:id="9191" w:author="Claude (AI) - proposed" w:date="2026-10-18T00:26:56Z">
               <w:r>
                 <w:rPr>
                   <w:rFonts w:ascii="Arial" w:cs="Arial" w:eastAsia="Arial" w:hAnsi="Arial"/>
@@ -9948,10 +9948,10 @@
               <w:spacing w:after="40" w:before="0"/>
               <w:jc w:val="left"/>
               <w:rPr>
-                <w:del w:id="9194" w:author="Claude (AI) - proposed" w:date="2026-10-15T03:01:15Z"/>
-              </w:rPr>
-            </w:pPr>
-            <w:del w:id="9193" w:author="Claude (AI) - proposed" w:date="2026-10-15T03:01:15Z">
+                <w:del w:id="9194" w:author="Claude (AI) - proposed" w:date="2026-10-18T00:26:56Z"/>
+              </w:rPr>
+            </w:pPr>
+            <w:del w:id="9193" w:author="Claude (AI) - proposed" w:date="2026-10-18T00:26:56Z">
               <w:r>
                 <w:rPr>
                   <w:rFonts w:ascii="Arial" w:cs="Arial" w:eastAsia="Arial" w:hAnsi="Arial"/>
@@ -9971,10 +9971,10 @@
             <w:pPr>
               <w:spacing w:after="20" w:before="0"/>
               <w:rPr>
-                <w:del w:id="9196" w:author="Claude (AI) - proposed" w:date="2026-10-15T03:01:15Z"/>
-              </w:rPr>
-            </w:pPr>
-            <w:del w:id="9195" w:author="Claude (AI) - proposed" w:date="2026-10-15T03:01:15Z">
+                <w:del w:id="9196" w:author="Claude (AI) - proposed" w:date="2026-10-18T00:26:56Z"/>
+              </w:rPr>
+            </w:pPr>
+            <w:del w:id="9195" w:author="Claude (AI) - proposed" w:date="2026-10-18T00:26:56Z">
               <w:r>
                 <w:rPr>
                   <w:rFonts w:ascii="Arial" w:cs="Arial" w:eastAsia="Arial" w:hAnsi="Arial"/>
@@ -9992,11 +9992,11 @@
             <w:pPr>
               <w:spacing w:after="20" w:before="0"/>
               <w:rPr>
-                <w:del w:id="9198" w:author="Claude (AI) - proposed" w:date="2026-10-15T03:01:15Z"/>
-              </w:rPr>
-            </w:pPr>
-            <w:hyperlink w:history="1" r:id="rIdb2qc0m51vff4pza6l88fl">
-              <w:del w:id="9197" w:author="Claude (AI) - proposed" w:date="2026-10-15T03:01:15Z">
+                <w:del w:id="9198" w:author="Claude (AI) - proposed" w:date="2026-10-18T00:26:56Z"/>
+              </w:rPr>
+            </w:pPr>
+            <w:hyperlink w:history="1" r:id="rIdd8ddt0dk0x4moja3eewkv">
+              <w:del w:id="9197" w:author="Claude (AI) - proposed" w:date="2026-10-18T00:26:56Z">
                 <w:r>
                   <w:rPr>
                     <w:rFonts w:ascii="Arial" w:cs="Arial" w:eastAsia="Arial" w:hAnsi="Arial"/>
@@ -10014,10 +10014,10 @@
             <w:pPr>
               <w:spacing w:after="20" w:before="0"/>
               <w:rPr>
-                <w:del w:id="9200" w:author="Claude (AI) - proposed" w:date="2026-10-15T03:01:15Z"/>
-              </w:rPr>
-            </w:pPr>
-            <w:del w:id="9199" w:author="Claude (AI) - proposed" w:date="2026-10-15T03:01:15Z">
+                <w:del w:id="9200" w:author="Claude (AI) - proposed" w:date="2026-10-18T00:26:56Z"/>
+              </w:rPr>
+            </w:pPr>
+            <w:del w:id="9199" w:author="Claude (AI) - proposed" w:date="2026-10-18T00:26:56Z">
               <w:r>
                 <w:rPr>
                   <w:rFonts w:ascii="Arial" w:cs="Arial" w:eastAsia="Arial" w:hAnsi="Arial"/>
@@ -10036,10 +10036,10 @@
               <w:spacing w:after="10" w:before="0"/>
               <w:ind w:left="120"/>
               <w:rPr>
-                <w:del w:id="9202" w:author="Claude (AI) - proposed" w:date="2026-10-15T03:01:15Z"/>
-              </w:rPr>
-            </w:pPr>
-            <w:del w:id="9201" w:author="Claude (AI) - proposed" w:date="2026-10-15T03:01:15Z">
+                <w:del w:id="9202" w:author="Claude (AI) - proposed" w:date="2026-10-18T00:26:56Z"/>
+              </w:rPr>
+            </w:pPr>
+            <w:del w:id="9201" w:author="Claude (AI) - proposed" w:date="2026-10-18T00:26:56Z">
               <w:r>
                 <w:rPr>
                   <w:rFonts w:ascii="Arial" w:cs="Arial" w:eastAsia="Arial" w:hAnsi="Arial"/>
@@ -10056,11 +10056,11 @@
               <w:spacing w:after="10" w:before="0"/>
               <w:ind w:left="120"/>
               <w:rPr>
-                <w:del w:id="9204" w:author="Claude (AI) - proposed" w:date="2026-10-15T03:01:15Z"/>
-              </w:rPr>
-            </w:pPr>
-            <w:hyperlink w:history="1" r:id="rIdxeuwvjou1gehnvd-yd8cn">
-              <w:del w:id="9203" w:author="Claude (AI) - proposed" w:date="2026-10-15T03:01:15Z">
+                <w:del w:id="9204" w:author="Claude (AI) - proposed" w:date="2026-10-18T00:26:56Z"/>
+              </w:rPr>
+            </w:pPr>
+            <w:hyperlink w:history="1" r:id="rIdjjovg7mgnvh1ni7sf0hma">
+              <w:del w:id="9203" w:author="Claude (AI) - proposed" w:date="2026-10-18T00:26:56Z">
                 <w:r>
                   <w:rPr>
                     <w:rFonts w:ascii="Arial" w:cs="Arial" w:eastAsia="Arial" w:hAnsi="Arial"/>
@@ -10078,10 +10078,10 @@
             <w:pPr>
               <w:spacing w:after="40" w:before="0"/>
               <w:rPr>
-                <w:del w:id="9206" w:author="Claude (AI) - proposed" w:date="2026-10-15T03:01:15Z"/>
-              </w:rPr>
-            </w:pPr>
-            <w:del w:id="9205" w:author="Claude (AI) - proposed" w:date="2026-10-15T03:01:15Z">
+                <w:del w:id="9206" w:author="Claude (AI) - proposed" w:date="2026-10-18T00:26:56Z"/>
+              </w:rPr>
+            </w:pPr>
+            <w:del w:id="9205" w:author="Claude (AI) - proposed" w:date="2026-10-18T00:26:56Z">
               <w:r>
                 <w:rPr>
                   <w:sz w:val="14"/>
@@ -10095,10 +10095,10 @@
             <w:pPr>
               <w:spacing w:after="20" w:before="0"/>
               <w:rPr>
-                <w:del w:id="9208" w:author="Claude (AI) - proposed" w:date="2026-10-15T03:01:15Z"/>
-              </w:rPr>
-            </w:pPr>
-            <w:del w:id="9207" w:author="Claude (AI) - proposed" w:date="2026-10-15T03:01:15Z">
+                <w:del w:id="9208" w:author="Claude (AI) - proposed" w:date="2026-10-18T00:26:56Z"/>
+              </w:rPr>
+            </w:pPr>
+            <w:del w:id="9207" w:author="Claude (AI) - proposed" w:date="2026-10-18T00:26:56Z">
               <w:r>
                 <w:rPr>
                   <w:rFonts w:ascii="Arial" w:cs="Arial" w:eastAsia="Arial" w:hAnsi="Arial"/>
@@ -10116,11 +10116,11 @@
             <w:pPr>
               <w:spacing w:after="20" w:before="0"/>
               <w:rPr>
-                <w:del w:id="9210" w:author="Claude (AI) - proposed" w:date="2026-10-15T03:01:15Z"/>
-              </w:rPr>
-            </w:pPr>
-            <w:hyperlink w:history="1" r:id="rIdhk06z8jospykuaeedlj8b">
-              <w:del w:id="9209" w:author="Claude (AI) - proposed" w:date="2026-10-15T03:01:15Z">
+                <w:del w:id="9210" w:author="Claude (AI) - proposed" w:date="2026-10-18T00:26:56Z"/>
+              </w:rPr>
+            </w:pPr>
+            <w:hyperlink w:history="1" r:id="rIdre0bqdxvrqz8xmrp5axh4">
+              <w:del w:id="9209" w:author="Claude (AI) - proposed" w:date="2026-10-18T00:26:56Z">
                 <w:r>
                   <w:rPr>
                     <w:rFonts w:ascii="Arial" w:cs="Arial" w:eastAsia="Arial" w:hAnsi="Arial"/>
@@ -10170,7 +10170,7 @@
               <w:spacing w:after="10" w:before="0"/>
               <w:ind w:left="120"/>
             </w:pPr>
-            <w:hyperlink w:history="1" r:id="rId3syaty8gp5rgsjuujgokm">
+            <w:hyperlink w:history="1" r:id="rIdt0hl_l4fhflzvw09eksrh">
               <w:r>
                 <w:rPr>
                   <w:rFonts w:ascii="Arial" w:cs="Arial" w:eastAsia="Arial" w:hAnsi="Arial"/>
@@ -10607,7 +10607,7 @@
               </w:rPr>
               <w:t xml:space="preserve">Solubility depends on the type of salt, not its colour or appearance. All nitrates are soluble. Most chlorides are soluble</w:t>
             </w:r>
-            <w:ins w:id="9211" w:author="Claude (AI) - proposed" w:date="2026-10-15T03:01:15Z">
+            <w:ins w:id="9211" w:author="Claude (AI) - proposed" w:date="2026-10-18T00:26:56Z">
               <w:r>
                 <w:rPr>
                   <w:rFonts w:ascii="Arial" w:cs="Arial" w:eastAsia="Arial" w:hAnsi="Arial"/>
@@ -10635,7 +10635,7 @@
               </w:rPr>
               <w:t xml:space="preserve">. Most carbonates are insoluble except those of sodium, potassium and ammonium. Most sulphates are soluble except lead(II) sulphate and barium sulphate</w:t>
             </w:r>
-            <w:ins w:id="9212" w:author="Claude (AI) - proposed" w:date="2026-10-15T03:01:15Z">
+            <w:ins w:id="9212" w:author="Claude (AI) - proposed" w:date="2026-10-18T00:26:56Z">
               <w:r>
                 <w:rPr>
                   <w:rFonts w:ascii="Arial" w:cs="Arial" w:eastAsia="Arial" w:hAnsi="Arial"/>
@@ -10751,7 +10751,7 @@
         </w:rPr>
         <w:t xml:space="preserve">© 2026 SeaVuria and ARES. Aligned with KICD objectives. Developed by SeaVuria; technical implementation by ARES (with AI assistance from Claude). Licensed under </w:t>
       </w:r>
-      <w:hyperlink w:history="1" r:id="rIdocaaxt3mr1olyuv70yt24">
+      <w:hyperlink w:history="1" r:id="rIdxooo-e5f7vxrpmfumh01n">
         <w:r>
           <w:rPr>
             <w:rFonts w:ascii="Arial" w:cs="Arial" w:eastAsia="Arial" w:hAnsi="Arial"/>
@@ -10772,7 +10772,7 @@
         </w:rPr>
         <w:t xml:space="preserve"> (</w:t>
       </w:r>
-      <w:hyperlink w:history="1" r:id="rIdd2ex2omoc_a6loitloz4x">
+      <w:hyperlink w:history="1" r:id="rIdd0jmnse5pdghon0ks2nsq">
         <w:r>
           <w:rPr>
             <w:rFonts w:ascii="Arial" w:cs="Arial" w:eastAsia="Arial" w:hAnsi="Arial"/>
@@ -11021,7 +11021,7 @@
               </w:rPr>
               <w:t xml:space="preserve">Learners prepare zinc sulphate (ZnSO₄) by reacting zinc metal with dilute sulphuric acid, and copper sulphate (CuSO₄) by reacting copper(II) oxide with dilute sulphuric acid. They collect and test the hydrogen gas produced in the acid-metal reaction, write balanced chemical equations for both reactions, and connect their laboratory observations to the anchoring phenomenon — </w:t>
             </w:r>
-            <w:del w:id="9213" w:author="Claude (AI) - proposed" w:date="2026-10-15T03:01:15Z">
+            <w:del w:id="9213" w:author="Claude (AI) - proposed" w:date="2026-10-18T00:26:56Z">
               <w:r>
                 <w:rPr>
                   <w:rFonts w:ascii="Arial" w:cs="Arial" w:eastAsia="Arial" w:hAnsi="Arial"/>
@@ -11036,7 +11036,7 @@
                 <w:delText xml:space="preserve">explaining why CAN fertiliser (which contains soluble salts formed through acid-base and acid-metal reactions) absorbs moisture</w:delText>
               </w:r>
             </w:del>
-            <w:ins w:id="9214" w:author="Claude (AI) - proposed" w:date="2026-10-15T03:01:15Z">
+            <w:ins w:id="9214" w:author="Claude (AI) - proposed" w:date="2026-10-18T00:26:56Z">
               <w:r>
                 <w:rPr>
                   <w:rFonts w:ascii="Arial" w:cs="Arial" w:eastAsia="Arial" w:hAnsi="Arial"/>
@@ -11404,7 +11404,7 @@
               </w:rPr>
               <w:t xml:space="preserve">In Lessons 1–2, learners classified salts (normal, acidic, basic, double) and investigated solubility patterns (all sulphates are soluble except BaSO₄, PbSO₄, and slightly soluble CaSO₄). They now know that </w:t>
             </w:r>
-            <w:del w:id="9215" w:author="Claude (AI) - proposed" w:date="2026-10-15T03:01:15Z">
+            <w:del w:id="9215" w:author="Claude (AI) - proposed" w:date="2026-10-18T00:26:56Z">
               <w:r>
                 <w:rPr>
                   <w:rFonts w:ascii="Arial" w:cs="Arial" w:eastAsia="Arial" w:hAnsi="Arial"/>
@@ -11419,7 +11419,7 @@
                 <w:delText xml:space="preserve">CAN fertiliser contains calcium ammonium nitrate — a soluble salt</w:delText>
               </w:r>
             </w:del>
-            <w:ins w:id="9216" w:author="Claude (AI) - proposed" w:date="2026-10-15T03:01:15Z">
+            <w:ins w:id="9216" w:author="Claude (AI) - proposed" w:date="2026-10-18T00:26:56Z">
               <w:r>
                 <w:rPr>
                   <w:rFonts w:ascii="Arial" w:cs="Arial" w:eastAsia="Arial" w:hAnsi="Arial"/>
@@ -11447,7 +11447,7 @@
               </w:rPr>
               <w:t xml:space="preserve">. Lesson 3 advances the storyline by showing HOW soluble sulphate salts are made in the laboratory: learners prepare ZnSO₄ (acid + metal) and CuSO₄ (acid + metal oxide), write balanced equations, and </w:t>
             </w:r>
-            <w:del w:id="9217" w:author="Claude (AI) - proposed" w:date="2026-10-15T03:01:15Z">
+            <w:del w:id="9217" w:author="Claude (AI) - proposed" w:date="2026-10-18T00:26:56Z">
               <w:r>
                 <w:rPr>
                   <w:rFonts w:ascii="Arial" w:cs="Arial" w:eastAsia="Arial" w:hAnsi="Arial"/>
@@ -11462,7 +11462,7 @@
                 <w:delText xml:space="preserve">collect the first direct experimental evidence that acid-salt reactions are the same family of reactions that produced the fertiliser granules in their storeroom — explaining why those granules are hygroscopic and clump when exposed to humid Kenyan air</w:delText>
               </w:r>
             </w:del>
-            <w:ins w:id="9218" w:author="Claude (AI) - proposed" w:date="2026-10-15T03:01:15Z">
+            <w:ins w:id="9218" w:author="Claude (AI) - proposed" w:date="2026-10-18T00:26:56Z">
               <w:r>
                 <w:rPr>
                   <w:rFonts w:ascii="Arial" w:cs="Arial" w:eastAsia="Arial" w:hAnsi="Arial"/>
@@ -11558,7 +11558,7 @@
               </w:rPr>
               <w:t xml:space="preserve">Environmental issues (safety in the laboratory): The learner observes safety when handling acids and bases. Specific precautions: (1) Dilute H₂SO₄ is corrosive — learners must wear safety goggles and gloves at all times; spills must be neutralised with sodium hydrogen carbonate solution before disposal. (2) Hydrogen gas is flammable — all naked flames must be extinguished before collecting gas; re-light splint only when instructed. (3) Excess zinc and copper oxide must be collected in a labelled waste container and disposed of according to school laboratory waste protocols — not washed into the drainage system. (4) Hot filtrate must be handled using heat-resistant gloves. (5) Learners with skin sensitivity must report to the teacher before handling reagents.</w:t>
             </w:r>
-            <w:ins w:id="9219" w:author="Claude (AI) - proposed" w:date="2026-10-15T03:01:15Z">
+            <w:ins w:id="9219" w:author="Claude (AI) - proposed" w:date="2026-10-18T00:26:56Z">
               <w:r>
                 <w:rPr>
                   <w:rFonts w:ascii="Arial" w:cs="Arial" w:eastAsia="Arial" w:hAnsi="Arial"/>
@@ -11668,7 +11668,7 @@
               </w:rPr>
               <w:t xml:space="preserve">Learners work in groups to carry out two linked experiments: (1) preparing zinc sulphate by reacting zinc granules with dilute sulphuric acid, with collection and testing of hydrogen gas by the 'pop' test; and (2) preparing copper sulphate by reacting black copper(II) oxide powder with dilute sulphuric acid, observing the disappearance of the black solid and formation of a blue solution. Both products are filtered and the filtrate retained for evaporation. Learners write balanced chemical equations for both reactions and connect their observations to a short teacher-facilitated video demonstration of ZnSO₄ preparation. The lesson </w:t>
             </w:r>
-            <w:del w:id="9220" w:author="Claude (AI) - proposed" w:date="2026-10-15T03:01:15Z">
+            <w:del w:id="9220" w:author="Claude (AI) - proposed" w:date="2026-10-18T00:26:56Z">
               <w:r>
                 <w:rPr>
                   <w:rFonts w:ascii="Arial" w:cs="Arial" w:eastAsia="Arial" w:hAnsi="Arial"/>
@@ -11683,7 +11683,7 @@
                 <w:delText xml:space="preserve">anchors constantly to the driving-question phenomenon: the CAN fertiliser granules in the Rift Valley storeroom are soluble salts produced through acid reactions — and understanding how they are made is the first step to explaining why they clump and absorb moisture from the air. The DQB is updated with new mechanistic evidence: 'Salts like ZnSO₄ and CuSO₄ are made when acids react with metals or metal oxides —</w:delText>
               </w:r>
             </w:del>
-            <w:ins w:id="9221" w:author="Claude (AI) - proposed" w:date="2026-10-15T03:01:15Z">
+            <w:ins w:id="9221" w:author="Claude (AI) - proposed" w:date="2026-10-18T00:26:56Z">
               <w:r>
                 <w:rPr>
                   <w:rFonts w:ascii="Arial" w:cs="Arial" w:eastAsia="Arial" w:hAnsi="Arial"/>
@@ -11711,7 +11711,7 @@
               </w:rPr>
               <w:t xml:space="preserve"> the same family of </w:t>
             </w:r>
-            <w:del w:id="9222" w:author="Claude (AI) - proposed" w:date="2026-10-15T03:01:15Z">
+            <w:del w:id="9222" w:author="Claude (AI) - proposed" w:date="2026-10-18T00:26:56Z">
               <w:r>
                 <w:rPr>
                   <w:rFonts w:ascii="Arial" w:cs="Arial" w:eastAsia="Arial" w:hAnsi="Arial"/>
@@ -11726,7 +11726,7 @@
                 <w:delText xml:space="preserve">reactions that made CAN fertiliser.'</w:delText>
               </w:r>
             </w:del>
-            <w:ins w:id="9223" w:author="Claude (AI) - proposed" w:date="2026-10-15T03:01:15Z">
+            <w:ins w:id="9223" w:author="Claude (AI) - proposed" w:date="2026-10-18T00:26:56Z">
               <w:r>
                 <w:rPr>
                   <w:rFonts w:ascii="Arial" w:cs="Arial" w:eastAsia="Arial" w:hAnsi="Arial"/>
@@ -12029,7 +12029,7 @@
             <w:pPr>
               <w:spacing w:after="20" w:before="0"/>
             </w:pPr>
-            <w:hyperlink w:history="1" r:id="rId1q74ze3oxfy_5ttjzya4z">
+            <w:hyperlink w:history="1" r:id="rIdanbsq-aeytzyhf-osgi4o">
               <w:r>
                 <w:rPr>
                   <w:rFonts w:ascii="Arial" w:cs="Arial" w:eastAsia="Arial" w:hAnsi="Arial"/>
@@ -12062,7 +12062,7 @@
               <w:spacing w:after="10" w:before="0"/>
               <w:ind w:left="120"/>
             </w:pPr>
-            <w:hyperlink w:history="1" r:id="rId12ulyzlgdm-eqdoe56f3x">
+            <w:hyperlink w:history="1" r:id="rId-gri8rv6eicnejbo67xs4">
               <w:r>
                 <w:rPr>
                   <w:rFonts w:ascii="Arial" w:cs="Arial" w:eastAsia="Arial" w:hAnsi="Arial"/>
@@ -12107,7 +12107,7 @@
             <w:pPr>
               <w:spacing w:after="20" w:before="0"/>
             </w:pPr>
-            <w:hyperlink w:history="1" r:id="rIdxtknnu3d_wvmspq0aikjf">
+            <w:hyperlink w:history="1" r:id="rIdrjokwjd-bqy3rnlzfpkaz">
               <w:r>
                 <w:rPr>
                   <w:rFonts w:ascii="Arial" w:cs="Arial" w:eastAsia="Arial" w:hAnsi="Arial"/>
@@ -12140,7 +12140,7 @@
               <w:spacing w:after="10" w:before="0"/>
               <w:ind w:left="120"/>
             </w:pPr>
-            <w:hyperlink w:history="1" r:id="rIdzahagk4g8fsyfeho6bdyo">
+            <w:hyperlink w:history="1" r:id="rIdq5ajmgsvt5hflvwf24bhu">
               <w:r>
                 <w:rPr>
                   <w:rFonts w:ascii="Arial" w:cs="Arial" w:eastAsia="Arial" w:hAnsi="Arial"/>
@@ -12340,7 +12340,7 @@
             <w:pPr>
               <w:spacing w:after="20" w:before="0"/>
             </w:pPr>
-            <w:hyperlink w:history="1" r:id="rIdtr2n7jq7k9ykcv4zmah5f">
+            <w:hyperlink w:history="1" r:id="rIdts5nlljvfudtpkndyrujy">
               <w:r>
                 <w:rPr>
                   <w:rFonts w:ascii="Arial" w:cs="Arial" w:eastAsia="Arial" w:hAnsi="Arial"/>
@@ -12373,7 +12373,7 @@
               <w:spacing w:after="10" w:before="0"/>
               <w:ind w:left="120"/>
             </w:pPr>
-            <w:hyperlink w:history="1" r:id="rIdoc4afo6rrpjdczdkylfbi">
+            <w:hyperlink w:history="1" r:id="rIdgwcu6z4jlf2ey-vgmt3mc">
               <w:r>
                 <w:rPr>
                   <w:rFonts w:ascii="Arial" w:cs="Arial" w:eastAsia="Arial" w:hAnsi="Arial"/>
@@ -12418,7 +12418,7 @@
             <w:pPr>
               <w:spacing w:after="20" w:before="0"/>
             </w:pPr>
-            <w:hyperlink w:history="1" r:id="rIdd4txufkkcewhjzgzykrtt">
+            <w:hyperlink w:history="1" r:id="rIdnkpe1cjzdhlwlexp8_8tj">
               <w:r>
                 <w:rPr>
                   <w:rFonts w:ascii="Arial" w:cs="Arial" w:eastAsia="Arial" w:hAnsi="Arial"/>
@@ -12451,7 +12451,7 @@
               <w:spacing w:after="10" w:before="0"/>
               <w:ind w:left="120"/>
             </w:pPr>
-            <w:hyperlink w:history="1" r:id="rId9esgtr-gyo30k3lb1wdn5">
+            <w:hyperlink w:history="1" r:id="rIdekapdwtdwnb7oddqtvq_b">
               <w:r>
                 <w:rPr>
                   <w:rFonts w:ascii="Arial" w:cs="Arial" w:eastAsia="Arial" w:hAnsi="Arial"/>
@@ -12496,7 +12496,7 @@
               </w:rPr>
               <w:t xml:space="preserve">Learners work in groups of four. Each group collects an equipment tray pre-set by the teacher. EXPERIMENT A (Acid + Metal — ZnSO₄ preparation): Learners add ~2 g zinc granules to a conical flask, then carefully add 20 cm³ dilute H₂SO₄ (1 mol/dm³). They observe gas production immediately. Using a delivery tube and inverted test tube filled with water (water displacement), learners collect a test tube of gas. They test the gas with a burning splint (pop test) to confirm H₂. They continue adding excess zinc until the reaction stops (ensuring all acid is consumed — a critical technique for obtaining a pure salt). They filter the mixture to remove unreacted zinc and collect the clear ZnSO₄ filtrate. EXPERIMENT B (Acid + Metal Oxide — CuSO₄ preparation): Learners add ~2 g black CuO powder to a beaker, then carefully add 20 cm³ dilute H₂SO₄ (1 mol/dm³) and warm gently on a tripod/gauze. They stir and observe the black powder dissolving and the solution turning blue. Excess CuO is added (to ensure all acid is consumed) until some black powder remains undissolved. The mixture is filtered to remove excess CuO. The blue CuSO₄ filtrate is collected. </w:t>
             </w:r>
-            <w:ins w:id="9224" w:author="Claude (AI) - proposed" w:date="2026-10-15T03:01:15Z">
+            <w:ins w:id="9224" w:author="Claude (AI) - proposed" w:date="2026-10-18T00:26:56Z">
               <w:r>
                 <w:rPr>
                   <w:rFonts w:ascii="Arial" w:cs="Arial" w:eastAsia="Arial" w:hAnsi="Arial"/>
@@ -12557,7 +12557,7 @@
               </w:rPr>
               <w:t xml:space="preserve">Teacher distributes equipment trays and says: 'Before you touch anything, read the safety card on your tray. Who can tell me the THREE safety rules for today?' [Wait 10 seconds. Cold-call 1 learner.] Confirm rules aloud: goggles on, no naked flames during gas collection, acid spills → sodium hydrogen carbonate. 'Now — Experiment A first. Follow the ARES procedure step by step. Your job is to be a scientist: record EXACTLY what you see, hear, and smell at each step.' [Start Experiment A. Circulate.] During Experiment A, stop the class after gas collection: 'EVERYONE PAUSE. Before you do the pop test, extinguish all flames on your bench. Thumbs up when your flame is out.' [Confirm all flames out.] 'Now — one person per group lights the splint and tests the gas. What do you hear?' [Allow pop tests. Circulate, listen for 'pop' reports.] 'What does the pop tell us? Turn and tell your partner — 10 seconds.' [Wait 10 seconds.] Cold-call 2 learners: 'What gas did we just confirm?' After Experiment A filtration, transition: 'Now Experiment B. Notice the colour of the CuO powder before you start — write it down. What do you predict the solution will look like after you add acid and warm it?' [Wait 10 seconds.] [Start Experiment B. Circulate, asking probing questions: 'Why are we adding EXCESS CuO?', 'What would happen to our salt if we left unreacted acid in the solution?'] After both experiments: 'Complete your observation table on ARES, including the CAN phenomenon column. You have 3 minutes.' [Timer. Walk the room.]</w:t>
             </w:r>
-            <w:ins w:id="9225" w:author="Claude (AI) - proposed" w:date="2026-10-15T03:01:15Z">
+            <w:ins w:id="9225" w:author="Claude (AI) - proposed" w:date="2026-10-18T00:26:56Z">
               <w:r>
                 <w:rPr>
                   <w:rFonts w:ascii="Arial" w:cs="Arial" w:eastAsia="Arial" w:hAnsi="Arial"/>
@@ -12638,7 +12638,7 @@
               </w:rPr>
               <w:t xml:space="preserve">Teacher monitors three observable indicators during the Observe phase: (1) SAFETY COMPLIANCE — all groups wearing goggles, flames extinguished before pop test. Any non-compliance triggers immediate whole-class pause and re-instruction. (2) TECHNIQUE — groups add excess zinc/CuO correctly; any group adding acid in excess is redirected with the question: 'What impurity will be in your filtrate if you have leftover acid?' (3) OBSERVATION QUALITY — teacher spot-checks ARES observation tables; looks specifically for whether learners record the COLOUR CHANGE in Experiment B (</w:t>
             </w:r>
-            <w:del w:id="9226" w:author="Claude (AI) - proposed" w:date="2026-10-15T03:01:15Z">
+            <w:del w:id="9226" w:author="Claude (AI) - proposed" w:date="2026-10-18T00:26:56Z">
               <w:r>
                 <w:rPr>
                   <w:rFonts w:ascii="Arial" w:cs="Arial" w:eastAsia="Arial" w:hAnsi="Arial"/>
@@ -12653,7 +12653,7 @@
                 <w:delText xml:space="preserve">colourless/white CuO</w:delText>
               </w:r>
             </w:del>
-            <w:ins w:id="9227" w:author="Claude (AI) - proposed" w:date="2026-10-15T03:01:15Z">
+            <w:ins w:id="9227" w:author="Claude (AI) - proposed" w:date="2026-10-18T00:26:56Z">
               <w:r>
                 <w:rPr>
                   <w:rFonts w:ascii="Arial" w:cs="Arial" w:eastAsia="Arial" w:hAnsi="Arial"/>
@@ -12737,7 +12737,7 @@
             <w:pPr>
               <w:spacing w:after="20" w:before="0"/>
             </w:pPr>
-            <w:hyperlink w:history="1" r:id="rId1tqerubdutp9ngexgkbc9">
+            <w:hyperlink w:history="1" r:id="rIdcagbhz5rfr0kd_j_kldjr">
               <w:r>
                 <w:rPr>
                   <w:rFonts w:ascii="Arial" w:cs="Arial" w:eastAsia="Arial" w:hAnsi="Arial"/>
@@ -12786,7 +12786,7 @@
               <w:spacing w:after="10" w:before="0"/>
               <w:ind w:left="120"/>
             </w:pPr>
-            <w:hyperlink w:history="1" r:id="rIdwjum1cb7q7k-vn1j5kpyw">
+            <w:hyperlink w:history="1" r:id="rIdz3u5uaxvsf6t7iqslnusl">
               <w:r>
                 <w:rPr>
                   <w:rFonts w:ascii="Arial" w:cs="Arial" w:eastAsia="Arial" w:hAnsi="Arial"/>
@@ -12831,7 +12831,7 @@
             <w:pPr>
               <w:spacing w:after="20" w:before="0"/>
             </w:pPr>
-            <w:hyperlink w:history="1" r:id="rIduo4t2o_1xrbdoadpdwb-t">
+            <w:hyperlink w:history="1" r:id="rIdzpaqczbarqlwehoe5hqog">
               <w:r>
                 <w:rPr>
                   <w:rFonts w:ascii="Arial" w:cs="Arial" w:eastAsia="Arial" w:hAnsi="Arial"/>
@@ -12880,7 +12880,7 @@
               <w:spacing w:after="10" w:before="0"/>
               <w:ind w:left="120"/>
             </w:pPr>
-            <w:hyperlink w:history="1" r:id="rId4ns9dsvgbjdns1rzg7fsh">
+            <w:hyperlink w:history="1" r:id="rIdjxda-sqbwff5nmjjjk0s3">
               <w:r>
                 <w:rPr>
                   <w:rFonts w:ascii="Arial" w:cs="Arial" w:eastAsia="Arial" w:hAnsi="Arial"/>
@@ -12925,7 +12925,7 @@
               </w:rPr>
               <w:t xml:space="preserve">Learners transition from observation to explanation in three steps. STEP 1 — Video anchor (3 min): The ARES platform plays a short teacher-narrated demonstration video of ZnSO₄ preparation, showing close-up of gas collection, the pop test, and the clear filtrate. Learners compare what they saw in their own experiment to the video, noting any differences. STEP 2 — Equation writing (10 min): Working in pairs, learners write and balance the two chemical equations on ARES: Reaction A: Zn(s) + H₂SO₄(aq) → ZnSO₄(aq) + H₂(g). Reaction B: CuO(s) + H₂SO₄(aq) → CuSO₄(aq) + H₂O(l). Learners must: (a) include correct state symbols; (b) confirm that equations are balanced (atom count); (c) label which reactant is the acid and which is the metal / metal oxide; (d) identify the salt product in each equation and state its name. STEP 3 — Phenomenon connection (7 min): Learners respond individually on ARES to the prompt: 'CAN fertiliser </w:t>
             </w:r>
-            <w:del w:id="9228" w:author="Claude (AI) - proposed" w:date="2026-10-15T03:01:15Z">
+            <w:del w:id="9228" w:author="Claude (AI) - proposed" w:date="2026-10-18T00:26:56Z">
               <w:r>
                 <w:rPr>
                   <w:rFonts w:ascii="Arial" w:cs="Arial" w:eastAsia="Arial" w:hAnsi="Arial"/>
@@ -12940,7 +12940,7 @@
                 <w:delText xml:space="preserve">(calcium ammonium nitrate) is a soluble salt</w:delText>
               </w:r>
             </w:del>
-            <w:ins w:id="9229" w:author="Claude (AI) - proposed" w:date="2026-10-15T03:01:15Z">
+            <w:ins w:id="9229" w:author="Claude (AI) - proposed" w:date="2026-10-18T00:26:56Z">
               <w:r>
                 <w:rPr>
                   <w:rFonts w:ascii="Arial" w:cs="Arial" w:eastAsia="Arial" w:hAnsi="Arial"/>
@@ -12968,7 +12968,7 @@
               </w:rPr>
               <w:t xml:space="preserve">. Using what you have learned today about how soluble salts are prepared, write 2–3 sentences </w:t>
             </w:r>
-            <w:del w:id="9230" w:author="Claude (AI) - proposed" w:date="2026-10-15T03:01:15Z">
+            <w:del w:id="9230" w:author="Claude (AI) - proposed" w:date="2026-10-18T00:26:56Z">
               <w:r>
                 <w:rPr>
                   <w:rFonts w:ascii="Arial" w:cs="Arial" w:eastAsia="Arial" w:hAnsi="Arial"/>
@@ -12983,7 +12983,7 @@
                 <w:delText xml:space="preserve">explaining how a salt like CAN could be produced through an acid reaction. Then explain: why</w:delText>
               </w:r>
             </w:del>
-            <w:ins w:id="9231" w:author="Claude (AI) - proposed" w:date="2026-10-15T03:01:15Z">
+            <w:ins w:id="9231" w:author="Claude (AI) - proposed" w:date="2026-10-18T00:26:56Z">
               <w:r>
                 <w:rPr>
                   <w:rFonts w:ascii="Arial" w:cs="Arial" w:eastAsia="Arial" w:hAnsi="Arial"/>
@@ -13011,7 +13011,7 @@
               </w:rPr>
               <w:t xml:space="preserve"> does knowing how CAN was made </w:t>
             </w:r>
-            <w:del w:id="9232" w:author="Claude (AI) - proposed" w:date="2026-10-15T03:01:15Z">
+            <w:del w:id="9232" w:author="Claude (AI) - proposed" w:date="2026-10-18T00:26:56Z">
               <w:r>
                 <w:rPr>
                   <w:rFonts w:ascii="Arial" w:cs="Arial" w:eastAsia="Arial" w:hAnsi="Arial"/>
@@ -13026,7 +13026,7 @@
                 <w:delText xml:space="preserve">help us understand</w:delText>
               </w:r>
             </w:del>
-            <w:ins w:id="9233" w:author="Claude (AI) - proposed" w:date="2026-10-15T03:01:15Z">
+            <w:ins w:id="9233" w:author="Claude (AI) - proposed" w:date="2026-10-18T00:26:56Z">
               <w:r>
                 <w:rPr>
                   <w:rFonts w:ascii="Arial" w:cs="Arial" w:eastAsia="Arial" w:hAnsi="Arial"/>
@@ -13054,7 +13054,7 @@
               </w:rPr>
               <w:t xml:space="preserve"> why it clumps in the storeroom?</w:t>
             </w:r>
-            <w:del w:id="9234" w:author="Claude (AI) - proposed" w:date="2026-10-15T03:01:15Z">
+            <w:del w:id="9234" w:author="Claude (AI) - proposed" w:date="2026-10-18T00:26:56Z">
               <w:r>
                 <w:rPr>
                   <w:rFonts w:ascii="Arial" w:cs="Arial" w:eastAsia="Arial" w:hAnsi="Arial"/>
@@ -13069,7 +13069,7 @@
                 <w:delText xml:space="preserve">'</w:delText>
               </w:r>
             </w:del>
-            <w:ins w:id="9235" w:author="Claude (AI) - proposed" w:date="2026-10-15T03:01:15Z">
+            <w:ins w:id="9235" w:author="Claude (AI) - proposed" w:date="2026-10-18T00:26:56Z">
               <w:r>
                 <w:rPr>
                   <w:rFonts w:ascii="Arial" w:cs="Arial" w:eastAsia="Arial" w:hAnsi="Arial"/>
@@ -13130,7 +13130,7 @@
               </w:rPr>
               <w:t xml:space="preserve">Teacher opens Explain phase: 'Experiments done. Now we move from WHAT happened to WHY it happened.' [Play ZnSO₄ video on ARES, 3 min.] After video: 'One difference and one similarity between your experiment and the video — write it on your ARES note. 30 seconds.' [Wait 30 seconds.] 'Now equation time. In your pairs, write Reaction A first. I want to see: correct formulae, balanced, state symbols, product labelled as a salt. You have 4 minutes.' [Timer. Circulate. Look for common errors: omitting state symbols, forgetting H₂ on the product side, writing H₂SO₄ as H₂SO₃.] After 4 minutes: 'Stop. Cold-call — ' [Name Learner A] ' — read me your balanced equation for Reaction A.' [Learner reads.] 'Class — do you agree? Is it balanced? Count the atoms with me.' [Teacher counts aloud with class: Zn: 1=1 ✓, H: 2=2 ✓, S: 1=1 ✓, O: 4=4 ✓.] Repeat for Reaction B. 'Now the big connection — 7 minutes to answer the CAN question on ARES individually, then share with your group.' [Timer. Circulate, read responses on ARES dashboard.] After sharing: 'I saw some powerful ideas. ' [Name Learner B] ', </w:t>
             </w:r>
-            <w:del w:id="9236" w:author="Claude (AI) - proposed" w:date="2026-10-15T03:01:15Z">
+            <w:del w:id="9236" w:author="Claude (AI) - proposed" w:date="2026-10-18T00:26:56Z">
               <w:r>
                 <w:rPr>
                   <w:rFonts w:ascii="Arial" w:cs="Arial" w:eastAsia="Arial" w:hAnsi="Arial"/>
@@ -13145,7 +13145,7 @@
                 <w:delText xml:space="preserve">share what your group said about why</w:delText>
               </w:r>
             </w:del>
-            <w:ins w:id="9237" w:author="Claude (AI) - proposed" w:date="2026-10-15T03:01:15Z">
+            <w:ins w:id="9237" w:author="Claude (AI) - proposed" w:date="2026-10-18T00:26:56Z">
               <w:r>
                 <w:rPr>
                   <w:rFonts w:ascii="Arial" w:cs="Arial" w:eastAsia="Arial" w:hAnsi="Arial"/>
@@ -13173,7 +13173,7 @@
               </w:rPr>
               <w:t xml:space="preserve"> knowing HOW CAN is made </w:t>
             </w:r>
-            <w:del w:id="9238" w:author="Claude (AI) - proposed" w:date="2026-10-15T03:01:15Z">
+            <w:del w:id="9238" w:author="Claude (AI) - proposed" w:date="2026-10-18T00:26:56Z">
               <w:r>
                 <w:rPr>
                   <w:rFonts w:ascii="Arial" w:cs="Arial" w:eastAsia="Arial" w:hAnsi="Arial"/>
@@ -13201,7 +13201,7 @@
               </w:rPr>
               <w:t xml:space="preserve">explain why it clumps</w:t>
             </w:r>
-            <w:del w:id="9239" w:author="Claude (AI) - proposed" w:date="2026-10-15T03:01:15Z">
+            <w:del w:id="9239" w:author="Claude (AI) - proposed" w:date="2026-10-18T00:26:56Z">
               <w:r>
                 <w:rPr>
                   <w:rFonts w:ascii="Arial" w:cs="Arial" w:eastAsia="Arial" w:hAnsi="Arial"/>
@@ -13216,7 +13216,7 @@
                 <w:delText xml:space="preserve">.'</w:delText>
               </w:r>
             </w:del>
-            <w:ins w:id="9240" w:author="Claude (AI) - proposed" w:date="2026-10-15T03:01:15Z">
+            <w:ins w:id="9240" w:author="Claude (AI) - proposed" w:date="2026-10-18T00:26:56Z">
               <w:r>
                 <w:rPr>
                   <w:rFonts w:ascii="Arial" w:cs="Arial" w:eastAsia="Arial" w:hAnsi="Arial"/>
@@ -13310,7 +13310,7 @@
               </w:rPr>
               <w:t xml:space="preserve">EQUATION CHECK: Teacher scans all ARES-submitted equations before cold-calling. Key error indicators: (a) Unbalanced equations — teacher asks the class to 'count atoms together' rather than simply correcting, preserving reasoning practice. (b) Missing state symbols — teacher asks: 'Is ZnSO₄ a solid or in solution? How do we know?' (c) Wrong products — e.g., writing ZnO instead of ZnSO₄ — teacher asks: 'What is the definition of a salt? Does ZnO fit that definition?' PHENOMENON RESPONSE CHECK: Observable indicator of mastery — learner </w:t>
             </w:r>
-            <w:del w:id="9241" w:author="Claude (AI) - proposed" w:date="2026-10-15T03:01:15Z">
+            <w:del w:id="9241" w:author="Claude (AI) - proposed" w:date="2026-10-18T00:26:56Z">
               <w:r>
                 <w:rPr>
                   <w:rFonts w:ascii="Arial" w:cs="Arial" w:eastAsia="Arial" w:hAnsi="Arial"/>
@@ -13325,7 +13325,7 @@
                 <w:delText xml:space="preserve">explicitly states that CAN is a soluble salt produced through an acid reaction, AND connects solubility to moisture absorption.</w:delText>
               </w:r>
             </w:del>
-            <w:ins w:id="9242" w:author="Claude (AI) - proposed" w:date="2026-10-15T03:01:15Z">
+            <w:ins w:id="9242" w:author="Claude (AI) - proposed" w:date="2026-10-18T00:26:56Z">
               <w:r>
                 <w:rPr>
                   <w:rFonts w:ascii="Arial" w:cs="Arial" w:eastAsia="Arial" w:hAnsi="Arial"/>
@@ -13353,7 +13353,7 @@
               </w:rPr>
               <w:t xml:space="preserve"> Learners who only describe the reaction without </w:t>
             </w:r>
-            <w:del w:id="9243" w:author="Claude (AI) - proposed" w:date="2026-10-15T03:01:15Z">
+            <w:del w:id="9243" w:author="Claude (AI) - proposed" w:date="2026-10-18T00:26:56Z">
               <w:r>
                 <w:rPr>
                   <w:rFonts w:ascii="Arial" w:cs="Arial" w:eastAsia="Arial" w:hAnsi="Arial"/>
@@ -13368,7 +13368,7 @@
                 <w:delText xml:space="preserve">connecting</w:delText>
               </w:r>
             </w:del>
-            <w:ins w:id="9244" w:author="Claude (AI) - proposed" w:date="2026-10-15T03:01:15Z">
+            <w:ins w:id="9244" w:author="Claude (AI) - proposed" w:date="2026-10-18T00:26:56Z">
               <w:r>
                 <w:rPr>
                   <w:rFonts w:ascii="Arial" w:cs="Arial" w:eastAsia="Arial" w:hAnsi="Arial"/>
@@ -13452,7 +13452,7 @@
             <w:pPr>
               <w:spacing w:after="20" w:before="0"/>
             </w:pPr>
-            <w:hyperlink w:history="1" r:id="rIdc9oahjpjb1ktm-qfi4kjr">
+            <w:hyperlink w:history="1" r:id="rIdge3pxn7poemqjgwyzhv6l">
               <w:r>
                 <w:rPr>
                   <w:rFonts w:ascii="Arial" w:cs="Arial" w:eastAsia="Arial" w:hAnsi="Arial"/>
@@ -13501,7 +13501,7 @@
               <w:spacing w:after="10" w:before="0"/>
               <w:ind w:left="120"/>
             </w:pPr>
-            <w:hyperlink w:history="1" r:id="rId2dmphhgpw274asaydumny">
+            <w:hyperlink w:history="1" r:id="rIdfpmb51-ofl4apmsa5gfr3">
               <w:r>
                 <w:rPr>
                   <w:rFonts w:ascii="Arial" w:cs="Arial" w:eastAsia="Arial" w:hAnsi="Arial"/>
@@ -13546,7 +13546,7 @@
             <w:pPr>
               <w:spacing w:after="20" w:before="0"/>
             </w:pPr>
-            <w:hyperlink w:history="1" r:id="rIdidumwg0u9z5zyr8q1ehso">
+            <w:hyperlink w:history="1" r:id="rIdsr6pbpymxnrscu3siyz20">
               <w:r>
                 <w:rPr>
                   <w:rFonts w:ascii="Arial" w:cs="Arial" w:eastAsia="Arial" w:hAnsi="Arial"/>
@@ -13579,7 +13579,7 @@
               <w:spacing w:after="10" w:before="0"/>
               <w:ind w:left="120"/>
             </w:pPr>
-            <w:hyperlink w:history="1" r:id="rIdbamppvbt9guukzijqnycr">
+            <w:hyperlink w:history="1" r:id="rId9hmcsphgwe7fmcoj2poz7">
               <w:r>
                 <w:rPr>
                   <w:rFonts w:ascii="Arial" w:cs="Arial" w:eastAsia="Arial" w:hAnsi="Arial"/>
@@ -13779,7 +13779,7 @@
             <w:pPr>
               <w:spacing w:after="20" w:before="0"/>
             </w:pPr>
-            <w:hyperlink w:history="1" r:id="rIdfsk0zwwfanbn_msvbymyo">
+            <w:hyperlink w:history="1" r:id="rIdhlbmh3jkcdw8lwqvpbrdw">
               <w:r>
                 <w:rPr>
                   <w:rFonts w:ascii="Arial" w:cs="Arial" w:eastAsia="Arial" w:hAnsi="Arial"/>
@@ -13812,7 +13812,7 @@
               <w:spacing w:after="10" w:before="0"/>
               <w:ind w:left="120"/>
             </w:pPr>
-            <w:hyperlink w:history="1" r:id="rIdg5q1g-7w9o2zhigpoehct">
+            <w:hyperlink w:history="1" r:id="rId8c57wdcmoshdpqvpl9zt4">
               <w:r>
                 <w:rPr>
                   <w:rFonts w:ascii="Arial" w:cs="Arial" w:eastAsia="Arial" w:hAnsi="Arial"/>
@@ -13857,7 +13857,7 @@
             <w:pPr>
               <w:spacing w:after="20" w:before="0"/>
             </w:pPr>
-            <w:hyperlink w:history="1" r:id="rIde3blbsmmqjqffljvzbbnk">
+            <w:hyperlink w:history="1" r:id="rIdgtmnh7txrfbqvye8f3s6c">
               <w:r>
                 <w:rPr>
                   <w:rFonts w:ascii="Arial" w:cs="Arial" w:eastAsia="Arial" w:hAnsi="Arial"/>
@@ -13890,7 +13890,7 @@
               <w:spacing w:after="10" w:before="0"/>
               <w:ind w:left="120"/>
             </w:pPr>
-            <w:hyperlink w:history="1" r:id="rIdy9m8-3jmlfog0af4rtakr">
+            <w:hyperlink w:history="1" r:id="rIddmyv_8x9vky54ogszjmm3">
               <w:r>
                 <w:rPr>
                   <w:rFonts w:ascii="Arial" w:cs="Arial" w:eastAsia="Arial" w:hAnsi="Arial"/>
@@ -13935,7 +13935,7 @@
               </w:rPr>
               <w:t xml:space="preserve">Learners return to the cumulative class model that was started in Lesson 1 and updated in Lesson 2. The model is displayed on ARES as a shared diagram. In Lesson 1, the model showed the three substances from the phenomenon (CAN, washing soda, table salt) with question marks around their behaviour. In Lesson 2, the model added the solubility layer (soluble/insoluble). Today, learners add a PREPARATION PATHWAY layer to the model. Working individually, each learner draws or annotates (on their ARES personal copy) two new arrows entering the 'soluble salt' box: Arrow 1: Acid + Metal → Soluble Salt + Hydrogen gas (example: Zn + H₂SO₄ → ZnSO₄ + H₂). Arrow 2: Acid + Metal Oxide → Soluble Salt + Water (example: CuO + H₂SO₄ → CuSO₄ + H₂O). Learners add a speech bubble to the CAN fertiliser bag image in the model: 'I was made </w:t>
             </w:r>
-            <w:del w:id="9245" w:author="Claude (AI) - proposed" w:date="2026-10-15T03:01:15Z">
+            <w:del w:id="9245" w:author="Claude (AI) - proposed" w:date="2026-10-18T00:26:56Z">
               <w:r>
                 <w:rPr>
                   <w:rFonts w:ascii="Arial" w:cs="Arial" w:eastAsia="Arial" w:hAnsi="Arial"/>
@@ -13950,7 +13950,7 @@
                 <w:delText xml:space="preserve">using an acid reaction — that is why I am</w:delText>
               </w:r>
             </w:del>
-            <w:ins w:id="9246" w:author="Claude (AI) - proposed" w:date="2026-10-15T03:01:15Z">
+            <w:ins w:id="9246" w:author="Claude (AI) - proposed" w:date="2026-10-18T00:26:56Z">
               <w:r>
                 <w:rPr>
                   <w:rFonts w:ascii="Arial" w:cs="Arial" w:eastAsia="Arial" w:hAnsi="Arial"/>
@@ -13978,7 +13978,7 @@
               </w:rPr>
               <w:t xml:space="preserve"> a soluble salt</w:t>
             </w:r>
-            <w:del w:id="9247" w:author="Claude (AI) - proposed" w:date="2026-10-15T03:01:15Z">
+            <w:del w:id="9247" w:author="Claude (AI) - proposed" w:date="2026-10-18T00:26:56Z">
               <w:r>
                 <w:rPr>
                   <w:rFonts w:ascii="Arial" w:cs="Arial" w:eastAsia="Arial" w:hAnsi="Arial"/>
@@ -13993,7 +13993,7 @@
                 <w:delText xml:space="preserve">, and soluble salts can absorb</w:delText>
               </w:r>
             </w:del>
-            <w:ins w:id="9248" w:author="Claude (AI) - proposed" w:date="2026-10-15T03:01:15Z">
+            <w:ins w:id="9248" w:author="Claude (AI) - proposed" w:date="2026-10-18T00:26:56Z">
               <w:r>
                 <w:rPr>
                   <w:rFonts w:ascii="Arial" w:cs="Arial" w:eastAsia="Arial" w:hAnsi="Arial"/>
@@ -14021,7 +14021,7 @@
               </w:rPr>
               <w:t xml:space="preserve"> water from the air</w:t>
             </w:r>
-            <w:ins w:id="9249" w:author="Claude (AI) - proposed" w:date="2026-10-15T03:01:15Z">
+            <w:ins w:id="9249" w:author="Claude (AI) - proposed" w:date="2026-10-18T00:26:56Z">
               <w:r>
                 <w:rPr>
                   <w:rFonts w:ascii="Arial" w:cs="Arial" w:eastAsia="Arial" w:hAnsi="Arial"/>
@@ -14082,7 +14082,7 @@
               </w:rPr>
               <w:t xml:space="preserve">Teacher opens model phase: 'Final task. Open your cumulative model on ARES. You built this in Lesson 1. You updated it in Lesson 2. Today we add the preparation pathways.' [Display the shared class model on the board.] 'Look at the soluble salt box in your model. Today you proved two ways to get there — acid plus metal, and acid plus metal oxide. Add both arrows with their equations. You have 5 minutes.' [Timer. Circulate. Check that learners are adding BOTH arrows with equations — not just one.] After 5 minutes: 'Now add the speech bubble to the CAN bag. What would the CAN bag say if it understood its own chemistry?' [Wait 10 seconds.] Cold-call 2 learners to read their speech bubbles aloud. [Listen for: </w:t>
             </w:r>
-            <w:del w:id="9250" w:author="Claude (AI) - proposed" w:date="2026-10-15T03:01:15Z">
+            <w:del w:id="9250" w:author="Claude (AI) - proposed" w:date="2026-10-18T00:26:56Z">
               <w:r>
                 <w:rPr>
                   <w:rFonts w:ascii="Arial" w:cs="Arial" w:eastAsia="Arial" w:hAnsi="Arial"/>
@@ -14097,7 +14097,7 @@
                 <w:delText xml:space="preserve">soluble salt + acid reaction connection + water absorption link</w:delText>
               </w:r>
             </w:del>
-            <w:ins w:id="9251" w:author="Claude (AI) - proposed" w:date="2026-10-15T03:01:15Z">
+            <w:ins w:id="9251" w:author="Claude (AI) - proposed" w:date="2026-10-18T00:26:56Z">
               <w:r>
                 <w:rPr>
                   <w:rFonts w:ascii="Arial" w:cs="Arial" w:eastAsia="Arial" w:hAnsi="Arial"/>
@@ -14191,7 +14191,7 @@
               </w:rPr>
               <w:t xml:space="preserve">Model check — Observable indicators of mastery: (a) BOTH preparation pathway arrows present (acid + metal AND acid + metal oxide), each with a correctly balanced example equation. Learners with only one arrow are prompted: 'You did TWO experiments today — where is the second pathway?' (b) Speech bubble contains both a causal mechanism (</w:t>
             </w:r>
-            <w:del w:id="9252" w:author="Claude (AI) - proposed" w:date="2026-10-15T03:01:15Z">
+            <w:del w:id="9252" w:author="Claude (AI) - proposed" w:date="2026-10-18T00:26:56Z">
               <w:r>
                 <w:rPr>
                   <w:rFonts w:ascii="Arial" w:cs="Arial" w:eastAsia="Arial" w:hAnsi="Arial"/>
@@ -14206,7 +14206,7 @@
                 <w:delText xml:space="preserve">soluble salt,</w:delText>
               </w:r>
             </w:del>
-            <w:ins w:id="9253" w:author="Claude (AI) - proposed" w:date="2026-10-15T03:01:15Z">
+            <w:ins w:id="9253" w:author="Claude (AI) - proposed" w:date="2026-10-18T00:26:56Z">
               <w:r>
                 <w:rPr>
                   <w:rFonts w:ascii="Arial" w:cs="Arial" w:eastAsia="Arial" w:hAnsi="Arial"/>
@@ -14234,7 +14234,7 @@
               </w:rPr>
               <w:t xml:space="preserve"> acid reaction) AND </w:t>
             </w:r>
-            <w:del w:id="9254" w:author="Claude (AI) - proposed" w:date="2026-10-15T03:01:15Z">
+            <w:del w:id="9254" w:author="Claude (AI) - proposed" w:date="2026-10-18T00:26:56Z">
               <w:r>
                 <w:rPr>
                   <w:rFonts w:ascii="Arial" w:cs="Arial" w:eastAsia="Arial" w:hAnsi="Arial"/>
@@ -14249,7 +14249,7 @@
                 <w:delText xml:space="preserve">a connection to atmospheric behaviour (water absorption / clumping)</w:delText>
               </w:r>
             </w:del>
-            <w:ins w:id="9255" w:author="Claude (AI) - proposed" w:date="2026-10-15T03:01:15Z">
+            <w:ins w:id="9255" w:author="Claude (AI) - proposed" w:date="2026-10-18T00:26:56Z">
               <w:r>
                 <w:rPr>
                   <w:rFonts w:ascii="Arial" w:cs="Arial" w:eastAsia="Arial" w:hAnsi="Arial"/>
@@ -14432,7 +14432,7 @@
               </w:rPr>
               <w:t xml:space="preserve">3. PHENOMENON CONNECTION: Check the DQB </w:t>
             </w:r>
-            <w:del w:id="9256" w:author="Claude (AI) - proposed" w:date="2026-10-15T03:01:15Z">
+            <w:del w:id="9256" w:author="Claude (AI) - proposed" w:date="2026-10-18T00:26:56Z">
               <w:r>
                 <w:rPr>
                   <w:rFonts w:ascii="Arial" w:cs="Arial" w:eastAsia="Arial" w:hAnsi="Arial"/>
@@ -14460,7 +14460,7 @@
               </w:rPr>
               <w:t xml:space="preserve">cards and model speech bubbles. Did </w:t>
             </w:r>
-            <w:del w:id="9257" w:author="Claude (AI) - proposed" w:date="2026-10-15T03:01:15Z">
+            <w:del w:id="9257" w:author="Claude (AI) - proposed" w:date="2026-10-18T00:26:56Z">
               <w:r>
                 <w:rPr>
                   <w:rFonts w:ascii="Arial" w:cs="Arial" w:eastAsia="Arial" w:hAnsi="Arial"/>
@@ -14475,7 +14475,7 @@
                 <w:delText xml:space="preserve">learners make the explicit link between soluble salt preparation (acid + metal/metal oxide) and the hygroscopic behaviour of CAN fertiliser? If fewer than 70% of learners made this connection explicitly, re-open the phenomenon image</w:delText>
               </w:r>
             </w:del>
-            <w:ins w:id="9258" w:author="Claude (AI) - proposed" w:date="2026-10-15T03:01:15Z">
+            <w:ins w:id="9258" w:author="Claude (AI) - proposed" w:date="2026-10-18T00:26:56Z">
               <w:r>
                 <w:rPr>
                   <w:rFonts w:ascii="Arial" w:cs="Arial" w:eastAsia="Arial" w:hAnsi="Arial"/>
@@ -14503,7 +14503,7 @@
               </w:rPr>
               <w:t xml:space="preserve"> at the start of Lesson 4</w:t>
             </w:r>
-            <w:del w:id="9259" w:author="Claude (AI) - proposed" w:date="2026-10-15T03:01:15Z">
+            <w:del w:id="9259" w:author="Claude (AI) - proposed" w:date="2026-10-18T00:26:56Z">
               <w:r>
                 <w:rPr>
                   <w:rFonts w:ascii="Arial" w:cs="Arial" w:eastAsia="Arial" w:hAnsi="Arial"/>
@@ -14518,7 +14518,7 @@
                 <w:delText xml:space="preserve"> and ask: 'We now know CAN is made through an acid reaction — so what property of a soluble salt explains</w:delText>
               </w:r>
             </w:del>
-            <w:ins w:id="9260" w:author="Claude (AI) - proposed" w:date="2026-10-15T03:01:15Z">
+            <w:ins w:id="9260" w:author="Claude (AI) - proposed" w:date="2026-10-18T00:26:56Z">
               <w:r>
                 <w:rPr>
                   <w:rFonts w:ascii="Arial" w:cs="Arial" w:eastAsia="Arial" w:hAnsi="Arial"/>
@@ -14546,7 +14546,7 @@
               </w:rPr>
               <w:t xml:space="preserve"> the clumping?</w:t>
             </w:r>
-            <w:del w:id="9261" w:author="Claude (AI) - proposed" w:date="2026-10-15T03:01:15Z">
+            <w:del w:id="9261" w:author="Claude (AI) - proposed" w:date="2026-10-18T00:26:56Z">
               <w:r>
                 <w:rPr>
                   <w:rFonts w:ascii="Arial" w:cs="Arial" w:eastAsia="Arial" w:hAnsi="Arial"/>
@@ -14854,10 +14854,10 @@
               <w:spacing w:after="40" w:before="0"/>
               <w:jc w:val="left"/>
               <w:rPr>
-                <w:ins w:id="9263" w:author="Claude (AI) - proposed" w:date="2026-10-15T03:01:15Z"/>
-              </w:rPr>
-            </w:pPr>
-            <w:ins w:id="9262" w:author="Claude (AI) - proposed" w:date="2026-10-15T03:01:15Z">
+                <w:ins w:id="9263" w:author="Claude (AI) - proposed" w:date="2026-10-18T00:26:56Z"/>
+              </w:rPr>
+            </w:pPr>
+            <w:ins w:id="9262" w:author="Claude (AI) - proposed" w:date="2026-10-18T00:26:56Z">
               <w:r>
                 <w:rPr>
                   <w:rFonts w:ascii="Arial" w:cs="Arial" w:eastAsia="Arial" w:hAnsi="Arial"/>
@@ -14879,10 +14879,10 @@
               <w:spacing w:after="40" w:before="0"/>
               <w:jc w:val="left"/>
               <w:rPr>
-                <w:del w:id="9265" w:author="Claude (AI) - proposed" w:date="2026-10-15T03:01:15Z"/>
-              </w:rPr>
-            </w:pPr>
-            <w:del w:id="9264" w:author="Claude (AI) - proposed" w:date="2026-10-15T03:01:15Z">
+                <w:del w:id="9265" w:author="Claude (AI) - proposed" w:date="2026-10-18T00:26:56Z"/>
+              </w:rPr>
+            </w:pPr>
+            <w:del w:id="9264" w:author="Claude (AI) - proposed" w:date="2026-10-18T00:26:56Z">
               <w:r>
                 <w:rPr>
                   <w:rFonts w:ascii="Arial" w:cs="Arial" w:eastAsia="Arial" w:hAnsi="Arial"/>
@@ -14917,7 +14917,7 @@
         </w:rPr>
         <w:t xml:space="preserve">© 2026 SeaVuria and ARES. Aligned with KICD objectives. Developed by SeaVuria; technical implementation by ARES (with AI assistance from Claude). Licensed under </w:t>
       </w:r>
-      <w:hyperlink w:history="1" r:id="rIditrupuivpernwmr8g43cq">
+      <w:hyperlink w:history="1" r:id="rId6eaft9n2u4bvjqbmo-xmr">
         <w:r>
           <w:rPr>
             <w:rFonts w:ascii="Arial" w:cs="Arial" w:eastAsia="Arial" w:hAnsi="Arial"/>
@@ -14938,7 +14938,7 @@
         </w:rPr>
         <w:t xml:space="preserve"> (</w:t>
       </w:r>
-      <w:hyperlink w:history="1" r:id="rId9-zp-jbojxcduapqlbytp">
+      <w:hyperlink w:history="1" r:id="rIdmbsvzu63yhp7xeh9kenoe">
         <w:r>
           <w:rPr>
             <w:rFonts w:ascii="Arial" w:cs="Arial" w:eastAsia="Arial" w:hAnsi="Arial"/>
@@ -15690,7 +15690,7 @@
               </w:rPr>
               <w:t xml:space="preserve">This is Lesson 4 of 8 in the evidence-gathering sequence for Sub-Strand 2.1: Introduction to Salts. Building directly on Lesson 3 (acid + metal and acid + metal oxide), learners now carry out Experiment 2b — two new soluble salt preparation routes. In Part A, they prepare sodium chloride (NaCl) by neutralising hydrochloric acid with sodium hydroxide solution, using universal indicator to identify the endpoint. In Part B, they prepare calcium chloride (CaCl₂) by reacting hydrochloric acid with calcium carbonate (marble chips/limestone — abundant in Kenya's Coast and Central regions), collecting the CO₂ gas produced and testing it with limewater. The CO₂ observation is linked to the mandazi supporting phenomenon (baking soda fizzing in dough) and</w:t>
             </w:r>
-            <w:del w:id="9266" w:author="Claude (AI) - proposed" w:date="2026-10-15T03:01:15Z">
+            <w:del w:id="9266" w:author="Claude (AI) - proposed" w:date="2026-10-18T00:26:56Z">
               <w:r>
                 <w:rPr>
                   <w:rFonts w:ascii="Arial" w:cs="Arial" w:eastAsia="Arial" w:hAnsi="Arial"/>
@@ -15705,7 +15705,7 @@
                 <w:delText xml:space="preserve"> to</w:delText>
               </w:r>
             </w:del>
-            <w:ins w:id="9267" w:author="Claude (AI) - proposed" w:date="2026-10-15T03:01:15Z">
+            <w:ins w:id="9267" w:author="Claude (AI) - proposed" w:date="2026-10-18T00:26:56Z">
               <w:r>
                 <w:rPr>
                   <w:rFonts w:ascii="Arial" w:cs="Arial" w:eastAsia="Arial" w:hAnsi="Arial"/>
@@ -15733,7 +15733,7 @@
               </w:rPr>
               <w:t xml:space="preserve"> the anchoring phenomenon</w:t>
             </w:r>
-            <w:del w:id="9268" w:author="Claude (AI) - proposed" w:date="2026-10-15T03:01:15Z">
+            <w:del w:id="9268" w:author="Claude (AI) - proposed" w:date="2026-10-18T00:26:56Z">
               <w:r>
                 <w:rPr>
                   <w:rFonts w:ascii="Arial" w:cs="Arial" w:eastAsia="Arial" w:hAnsi="Arial"/>
@@ -15748,7 +15748,7 @@
                 <w:delText xml:space="preserve"> (washing soda efflorescence</w:delText>
               </w:r>
             </w:del>
-            <w:ins w:id="9269" w:author="Claude (AI) - proposed" w:date="2026-10-15T03:01:15Z">
+            <w:ins w:id="9269" w:author="Claude (AI) - proposed" w:date="2026-10-18T00:26:56Z">
               <w:r>
                 <w:rPr>
                   <w:rFonts w:ascii="Arial" w:cs="Arial" w:eastAsia="Arial" w:hAnsi="Arial"/>
@@ -15776,7 +15776,7 @@
               </w:rPr>
               <w:t xml:space="preserve">). Learners write and balance full chemical equations for both reactions. The lesson culminates in the construction of a four-method summary flow chart comparing all soluble salt preparation routes studied so far (</w:t>
             </w:r>
-            <w:del w:id="9270" w:author="Claude (AI) - proposed" w:date="2026-10-15T03:01:15Z">
+            <w:del w:id="9270" w:author="Claude (AI) - proposed" w:date="2026-10-18T00:26:56Z">
               <w:r>
                 <w:rPr>
                   <w:rFonts w:ascii="Arial" w:cs="Arial" w:eastAsia="Arial" w:hAnsi="Arial"/>
@@ -15804,7 +15804,7 @@
               </w:rPr>
               <w:t xml:space="preserve">acid + metal, acid + metal oxide, acid + base, acid +</w:t>
             </w:r>
-            <w:ins w:id="9271" w:author="Claude (AI) - proposed" w:date="2026-10-15T03:01:15Z">
+            <w:ins w:id="9271" w:author="Claude (AI) - proposed" w:date="2026-10-18T00:26:56Z">
               <w:r>
                 <w:rPr>
                   <w:rFonts w:ascii="Arial" w:cs="Arial" w:eastAsia="Arial" w:hAnsi="Arial"/>
@@ -15832,7 +15832,7 @@
               </w:rPr>
               <w:t xml:space="preserve"> carbonate). This flow chart is added to the Driving Question Board as a growing evidence artefact. The lesson addresses KICD Core Competencies: Communication and Collaboration (group experiment and discussion) </w:t>
             </w:r>
-            <w:del w:id="9272" w:author="Claude (AI) - proposed" w:date="2026-10-15T03:01:15Z">
+            <w:del w:id="9272" w:author="Claude (AI) - proposed" w:date="2026-10-18T00:26:56Z">
               <w:r>
                 <w:rPr>
                   <w:rFonts w:ascii="Arial" w:cs="Arial" w:eastAsia="Arial" w:hAnsi="Arial"/>
@@ -15847,7 +15847,7 @@
                 <w:delText xml:space="preserve">and Digital Literacy (optional: searching applications of acids and bases). PCIs addressed: Environmental Issues / Laboratory Safety</w:delText>
               </w:r>
             </w:del>
-            <w:ins w:id="9273" w:author="Claude (AI) - proposed" w:date="2026-10-15T03:01:15Z">
+            <w:ins w:id="9273" w:author="Claude (AI) - proposed" w:date="2026-10-18T00:26:56Z">
               <w:r>
                 <w:rPr>
                   <w:rFonts w:ascii="Arial" w:cs="Arial" w:eastAsia="Arial" w:hAnsi="Arial"/>
@@ -16163,7 +16163,7 @@
             <w:pPr>
               <w:spacing w:after="20" w:before="0"/>
             </w:pPr>
-            <w:hyperlink w:history="1" r:id="rId8y7erd17doscyxqkvsliy">
+            <w:hyperlink w:history="1" r:id="rIdqwekgu68p-x3h-pmrbihf">
               <w:r>
                 <w:rPr>
                   <w:rFonts w:ascii="Arial" w:cs="Arial" w:eastAsia="Arial" w:hAnsi="Arial"/>
@@ -16196,7 +16196,7 @@
               <w:spacing w:after="10" w:before="0"/>
               <w:ind w:left="120"/>
             </w:pPr>
-            <w:hyperlink w:history="1" r:id="rId8f4rrydcxq5hougzskitp">
+            <w:hyperlink w:history="1" r:id="rId6nmmtt5h2p4cifdzt1aag">
               <w:r>
                 <w:rPr>
                   <w:rFonts w:ascii="Arial" w:cs="Arial" w:eastAsia="Arial" w:hAnsi="Arial"/>
@@ -16241,7 +16241,7 @@
             <w:pPr>
               <w:spacing w:after="20" w:before="0"/>
             </w:pPr>
-            <w:hyperlink w:history="1" r:id="rIdck7fu7t4tfaa7phkxhpbv">
+            <w:hyperlink w:history="1" r:id="rIdch-egjbfcxfmnq9zw46x8">
               <w:r>
                 <w:rPr>
                   <w:rFonts w:ascii="Arial" w:cs="Arial" w:eastAsia="Arial" w:hAnsi="Arial"/>
@@ -16274,7 +16274,7 @@
               <w:spacing w:after="10" w:before="0"/>
               <w:ind w:left="120"/>
             </w:pPr>
-            <w:hyperlink w:history="1" r:id="rId5dwlzbmccokibvleqj9ic">
+            <w:hyperlink w:history="1" r:id="rIdv6tldcyow61v_xmspzsof">
               <w:r>
                 <w:rPr>
                   <w:rFonts w:ascii="Arial" w:cs="Arial" w:eastAsia="Arial" w:hAnsi="Arial"/>
@@ -16474,7 +16474,7 @@
             <w:pPr>
               <w:spacing w:after="20" w:before="0"/>
             </w:pPr>
-            <w:hyperlink w:history="1" r:id="rIdjgvp-xozzqoi6vgc9skvz">
+            <w:hyperlink w:history="1" r:id="rIddblysbdt4icgsmogisgd8">
               <w:r>
                 <w:rPr>
                   <w:rFonts w:ascii="Arial" w:cs="Arial" w:eastAsia="Arial" w:hAnsi="Arial"/>
@@ -16507,7 +16507,7 @@
               <w:spacing w:after="10" w:before="0"/>
               <w:ind w:left="120"/>
             </w:pPr>
-            <w:hyperlink w:history="1" r:id="rIdjltso1slssmo2ghrkw2db">
+            <w:hyperlink w:history="1" r:id="rId9tnlh328b8t8wyxwnkkng">
               <w:r>
                 <w:rPr>
                   <w:rFonts w:ascii="Arial" w:cs="Arial" w:eastAsia="Arial" w:hAnsi="Arial"/>
@@ -16552,7 +16552,7 @@
             <w:pPr>
               <w:spacing w:after="20" w:before="0"/>
             </w:pPr>
-            <w:hyperlink w:history="1" r:id="rIdetbplrscjgmtsdzfq3tf5">
+            <w:hyperlink w:history="1" r:id="rIdvmo4hlcy5o4cxalqu0d4c">
               <w:r>
                 <w:rPr>
                   <w:rFonts w:ascii="Arial" w:cs="Arial" w:eastAsia="Arial" w:hAnsi="Arial"/>
@@ -16585,7 +16585,7 @@
               <w:spacing w:after="10" w:before="0"/>
               <w:ind w:left="120"/>
             </w:pPr>
-            <w:hyperlink w:history="1" r:id="rIdl_xjznm1mzghmejd7f0je">
+            <w:hyperlink w:history="1" r:id="rIdp0rey7hkrg2fhew8fr2op">
               <w:r>
                 <w:rPr>
                   <w:rFonts w:ascii="Arial" w:cs="Arial" w:eastAsia="Arial" w:hAnsi="Arial"/>
@@ -16696,7 +16696,7 @@
               </w:rPr>
               <w:t xml:space="preserve">Structured Observation with a Results Table — A pre-formatted results table (Reactants | Observation during reaction | Limewater observation | Inference) scaffolds learners to move from raw sensory observation to scientific inference. This is NGSS SEP 3 (Planning and Carrying Out Investigations) and SEP 4 (Analysing and Interpreting Data). The CO₂ → limewater milky link makes the invisible gas (CO₂) visible, directly echoing how CO₂ makes mandazi rise and how CO₂ is released </w:t>
             </w:r>
-            <w:del w:id="9274" w:author="Claude (AI) - proposed" w:date="2026-10-15T03:01:15Z">
+            <w:del w:id="9274" w:author="Claude (AI) - proposed" w:date="2026-10-18T00:26:56Z">
               <w:r>
                 <w:rPr>
                   <w:rFonts w:ascii="Arial" w:cs="Arial" w:eastAsia="Arial" w:hAnsi="Arial"/>
@@ -16711,7 +16711,7 @@
                 <w:delText xml:space="preserve">from washing soda (Na₂CO₃) when it reacts with atmospheric moisture — a thread back to</w:delText>
               </w:r>
             </w:del>
-            <w:ins w:id="9275" w:author="Claude (AI) - proposed" w:date="2026-10-15T03:01:15Z">
+            <w:ins w:id="9275" w:author="Claude (AI) - proposed" w:date="2026-10-18T00:26:56Z">
               <w:r>
                 <w:rPr>
                   <w:rFonts w:ascii="Arial" w:cs="Arial" w:eastAsia="Arial" w:hAnsi="Arial"/>
@@ -16739,7 +16739,7 @@
               </w:rPr>
               <w:t xml:space="preserve"> the anchoring phenomenon</w:t>
             </w:r>
-            <w:ins w:id="9276" w:author="Claude (AI) - proposed" w:date="2026-10-15T03:01:15Z">
+            <w:ins w:id="9276" w:author="Claude (AI) - proposed" w:date="2026-10-18T00:26:56Z">
               <w:r>
                 <w:rPr>
                   <w:rFonts w:ascii="Arial" w:cs="Arial" w:eastAsia="Arial" w:hAnsi="Arial"/>
@@ -16856,7 +16856,7 @@
             <w:pPr>
               <w:spacing w:after="20" w:before="0"/>
             </w:pPr>
-            <w:hyperlink w:history="1" r:id="rIdmrwy35pnx544nwd5dhu4w">
+            <w:hyperlink w:history="1" r:id="rIdijkoxvm-sgzlcskj63gqv">
               <w:r>
                 <w:rPr>
                   <w:rFonts w:ascii="Arial" w:cs="Arial" w:eastAsia="Arial" w:hAnsi="Arial"/>
@@ -16889,7 +16889,7 @@
               <w:spacing w:after="10" w:before="0"/>
               <w:ind w:left="120"/>
             </w:pPr>
-            <w:hyperlink w:history="1" r:id="rIdegxlvx-oujt28zkdmfsci">
+            <w:hyperlink w:history="1" r:id="rIdjz4uqafpziqy8rjotahfy">
               <w:r>
                 <w:rPr>
                   <w:rFonts w:ascii="Arial" w:cs="Arial" w:eastAsia="Arial" w:hAnsi="Arial"/>
@@ -16934,7 +16934,7 @@
             <w:pPr>
               <w:spacing w:after="20" w:before="0"/>
             </w:pPr>
-            <w:hyperlink w:history="1" r:id="rIdvnq39obgwxzcjjrbcz2as">
+            <w:hyperlink w:history="1" r:id="rIdk75qkohacxmljqd0l8rox">
               <w:r>
                 <w:rPr>
                   <w:rFonts w:ascii="Arial" w:cs="Arial" w:eastAsia="Arial" w:hAnsi="Arial"/>
@@ -16967,7 +16967,7 @@
               <w:spacing w:after="10" w:before="0"/>
               <w:ind w:left="120"/>
             </w:pPr>
-            <w:hyperlink w:history="1" r:id="rIdjvzqzbcuwxjowas9l-7u2">
+            <w:hyperlink w:history="1" r:id="rId7hfdjlbd729vbvgydo-wc">
               <w:r>
                 <w:rPr>
                   <w:rFonts w:ascii="Arial" w:cs="Arial" w:eastAsia="Arial" w:hAnsi="Arial"/>
@@ -17012,7 +17012,7 @@
               </w:rPr>
               <w:t xml:space="preserve">Learners first complete a 'Word Equation → Balanced Equation' scaffold in their notebooks for both reactions: (A) Hydrochloric acid + Sodium hydroxide → Sodium chloride + Water; (B) Hydrochloric acid + Calcium carbonate → Calcium chloride + Carbon dioxide + Water. They then write the full balanced symbol equations: (A) HCl(aq) + NaOH(aq) → NaCl(aq) + H₂O(l); (B) 2HCl(aq) + CaCO₃(s) → CaCl₂(aq) + CO₂(g) + H₂O(l). Learners label state symbols and identify the type of salt formed in each case. They then complete a 'Phenomenon Connection' box: 'The CO₂ produced in Reaction B is the same gas that makes mandazi dough rise when baking soda (NaHCO₃) reacts with the acid in the dough. Write the equation for that reaction too: </w:t>
             </w:r>
-            <w:del w:id="9277" w:author="Claude (AI) - proposed" w:date="2026-10-15T03:01:15Z">
+            <w:del w:id="9277" w:author="Claude (AI) - proposed" w:date="2026-10-18T00:26:56Z">
               <w:r>
                 <w:rPr>
                   <w:rFonts w:ascii="Arial" w:cs="Arial" w:eastAsia="Arial" w:hAnsi="Arial"/>
@@ -17027,7 +17027,7 @@
                 <w:delText xml:space="preserve">2HCl</w:delText>
               </w:r>
             </w:del>
-            <w:ins w:id="9278" w:author="Claude (AI) - proposed" w:date="2026-10-15T03:01:15Z">
+            <w:ins w:id="9278" w:author="Claude (AI) - proposed" w:date="2026-10-18T00:26:56Z">
               <w:r>
                 <w:rPr>
                   <w:rFonts w:ascii="Arial" w:cs="Arial" w:eastAsia="Arial" w:hAnsi="Arial"/>
@@ -17055,7 +17055,7 @@
               </w:rPr>
               <w:t xml:space="preserve"> + NaHCO₃ → NaCl + CO₂ + H₂O.' As a group, learners compare Reactions A and B: 'In which reaction did you see gas? In which reaction did you NOT see a visible change? How do you know a reaction actually happened in neutralisation?' Groups discuss and share answers. Learners also </w:t>
             </w:r>
-            <w:del w:id="9279" w:author="Claude (AI) - proposed" w:date="2026-10-15T03:01:15Z">
+            <w:del w:id="9279" w:author="Claude (AI) - proposed" w:date="2026-10-18T00:26:56Z">
               <w:r>
                 <w:rPr>
                   <w:rFonts w:ascii="Arial" w:cs="Arial" w:eastAsia="Arial" w:hAnsi="Arial"/>
@@ -17070,7 +17070,7 @@
                 <w:delText xml:space="preserve">identify that CaCl₂ (calcium chloride) is a hygroscopic salt — a useful comparison with the anchoring phenomenon (CAN fertiliser clumping — </w:delText>
               </w:r>
             </w:del>
-            <w:ins w:id="9280" w:author="Claude (AI) - proposed" w:date="2026-10-15T03:01:15Z">
+            <w:ins w:id="9280" w:author="Claude (AI) - proposed" w:date="2026-10-18T00:26:56Z">
               <w:r>
                 <w:rPr>
                   <w:rFonts w:ascii="Arial" w:cs="Arial" w:eastAsia="Arial" w:hAnsi="Arial"/>
@@ -17098,7 +17098,7 @@
               </w:rPr>
               <w:t xml:space="preserve">CaCl₂ is not an ingredient of CAN</w:t>
             </w:r>
-            <w:del w:id="9281" w:author="Claude (AI) - proposed" w:date="2026-10-15T03:01:15Z">
+            <w:del w:id="9281" w:author="Claude (AI) - proposed" w:date="2026-10-18T00:26:56Z">
               <w:r>
                 <w:rPr>
                   <w:rFonts w:ascii="Arial" w:cs="Arial" w:eastAsia="Arial" w:hAnsi="Arial"/>
@@ -17159,7 +17159,7 @@
               </w:rPr>
               <w:t xml:space="preserve">Display the word equation scaffold on the board. Say: 'Every reaction we observed today follows a pattern. Your job now is to translate what you saw into the language of chemistry — balanced equations. Start with the word equation, then convert. You have 5 minutes individually.' [Allow 5 minutes.] After 5 minutes, say: 'Compare your equation for Reaction B with your partner. Count the atoms on each side — are they balanced? [10-second wait time.] If your partner got a different answer, work it out together.' [Allow 2 minutes pair checking.] Cold-call one learner to write Reaction A on the board, and a different learner to write Reaction B. Ask the class: 'Thumbs up if you agree with Reaction B — is the calcium balanced? The chlorine? The carbon? The oxygen? The hydrogen? Check atom by atom.' [10-second wait time between each element check.] After equations are confirmed, say: 'Now here is the big connection — Mwangi, you made mandazi last week for the school market. What makes the dough rise?' [Accept response.] 'Yes — baking soda! And baking soda is NaHCO₃ — a hydrogen carbonate. The same type of reaction: acid + hydrogen carbonate gives a salt, water, and CO₂. Write that equation in your Phenomenon Connection box.' </w:t>
             </w:r>
-            <w:ins w:id="9282" w:author="Claude (AI) - proposed" w:date="2026-10-15T03:01:15Z">
+            <w:ins w:id="9282" w:author="Claude (AI) - proposed" w:date="2026-10-18T00:26:56Z">
               <w:r>
                 <w:rPr>
                   <w:rFonts w:ascii="Arial" w:cs="Arial" w:eastAsia="Arial" w:hAnsi="Arial"/>
@@ -17187,7 +17187,7 @@
               </w:rPr>
               <w:t xml:space="preserve">After equations, say: 'Look at Reaction A — NaCl is the product. Does anyone recognise NaCl from our phenomenon?' [Cold-call 2 learners, 10-second wait time.] 'Yes — it is table salt, the one that did NOT change overnight. Why might CaCl₂ behave differently</w:t>
             </w:r>
-            <w:del w:id="9283" w:author="Claude (AI) - proposed" w:date="2026-10-15T03:01:15Z">
+            <w:del w:id="9283" w:author="Claude (AI) - proposed" w:date="2026-10-18T00:26:56Z">
               <w:r>
                 <w:rPr>
                   <w:rFonts w:ascii="Arial" w:cs="Arial" w:eastAsia="Arial" w:hAnsi="Arial"/>
@@ -17202,7 +17202,7 @@
                 <w:delText xml:space="preserve">? We will explore that</w:delText>
               </w:r>
             </w:del>
-            <w:ins w:id="9284" w:author="Claude (AI) - proposed" w:date="2026-10-15T03:01:15Z">
+            <w:ins w:id="9284" w:author="Claude (AI) - proposed" w:date="2026-10-18T00:26:56Z">
               <w:r>
                 <w:rPr>
                   <w:rFonts w:ascii="Arial" w:cs="Arial" w:eastAsia="Arial" w:hAnsi="Arial"/>
@@ -17230,7 +17230,7 @@
               </w:rPr>
               <w:t xml:space="preserve"> in Lesson 6.</w:t>
             </w:r>
-            <w:del w:id="9285" w:author="Claude (AI) - proposed" w:date="2026-10-15T03:01:15Z">
+            <w:del w:id="9285" w:author="Claude (AI) - proposed" w:date="2026-10-18T00:26:56Z">
               <w:r>
                 <w:rPr>
                   <w:rFonts w:ascii="Arial" w:cs="Arial" w:eastAsia="Arial" w:hAnsi="Arial"/>
@@ -17380,7 +17380,7 @@
             <w:pPr>
               <w:spacing w:after="20" w:before="0"/>
             </w:pPr>
-            <w:hyperlink w:history="1" r:id="rIdv_2cujai6zb379zrpilrd">
+            <w:hyperlink w:history="1" r:id="rIdybm3xdqyuq8j3wvmslhq2">
               <w:r>
                 <w:rPr>
                   <w:rFonts w:ascii="Arial" w:cs="Arial" w:eastAsia="Arial" w:hAnsi="Arial"/>
@@ -17413,7 +17413,7 @@
               <w:spacing w:after="10" w:before="0"/>
               <w:ind w:left="120"/>
             </w:pPr>
-            <w:hyperlink w:history="1" r:id="rIdvrggzmng87jpauemm_f5a">
+            <w:hyperlink w:history="1" r:id="rIdodcl7pqvqjid-aeyf397r">
               <w:r>
                 <w:rPr>
                   <w:rFonts w:ascii="Arial" w:cs="Arial" w:eastAsia="Arial" w:hAnsi="Arial"/>
@@ -17458,7 +17458,7 @@
             <w:pPr>
               <w:spacing w:after="20" w:before="0"/>
             </w:pPr>
-            <w:hyperlink w:history="1" r:id="rIdnmucndcvreu9rvrwnly3m">
+            <w:hyperlink w:history="1" r:id="rId-huxgsub68bx4ij5mglgp">
               <w:r>
                 <w:rPr>
                   <w:rFonts w:ascii="Arial" w:cs="Arial" w:eastAsia="Arial" w:hAnsi="Arial"/>
@@ -17491,7 +17491,7 @@
               <w:spacing w:after="10" w:before="0"/>
               <w:ind w:left="120"/>
             </w:pPr>
-            <w:hyperlink w:history="1" r:id="rIdgikqoom80fje53pr-kx2n">
+            <w:hyperlink w:history="1" r:id="rIdbpg_9v9datyxyoe0vhems">
               <w:r>
                 <w:rPr>
                   <w:rFonts w:ascii="Arial" w:cs="Arial" w:eastAsia="Arial" w:hAnsi="Arial"/>
@@ -17536,7 +17536,7 @@
               </w:rPr>
               <w:t xml:space="preserve">Each group receives a blank A5 card and constructs a 'mini flow chart' for the two preparation methods learned today (acid + base → NaCl + H₂O; acid + carbonate → CaCl₂ + CO₂ + H₂O), using arrows and colour coding (base = blue, carbonate = green, products = black). Groups post their cards on the DQB in the section labelled 'Experiment 2b Evidence'. The class then does a 'Gallery Walk' (2 minutes) to read other groups' cards. Back at their seats, learners individually update their personal DQB tracker sheet, answering: 'What new evidence from today helps us answer the driving question? What new questions does today's experiment raise?' Representative responses are shared (cold-call 2 learners). The teacher records one new class-level question on the DQB: '</w:t>
             </w:r>
-            <w:del w:id="9286" w:author="Claude (AI) - proposed" w:date="2026-10-15T03:01:15Z">
+            <w:del w:id="9286" w:author="Claude (AI) - proposed" w:date="2026-10-18T00:26:56Z">
               <w:r>
                 <w:rPr>
                   <w:rFonts w:ascii="Arial" w:cs="Arial" w:eastAsia="Arial" w:hAnsi="Arial"/>
@@ -17551,7 +17551,7 @@
                 <w:delText xml:space="preserve">If CaCl₂ absorbs</w:delText>
               </w:r>
             </w:del>
-            <w:ins w:id="9287" w:author="Claude (AI) - proposed" w:date="2026-10-15T03:01:15Z">
+            <w:ins w:id="9287" w:author="Claude (AI) - proposed" w:date="2026-10-18T00:26:56Z">
               <w:r>
                 <w:rPr>
                   <w:rFonts w:ascii="Arial" w:cs="Arial" w:eastAsia="Arial" w:hAnsi="Arial"/>
@@ -17579,7 +17579,7 @@
               </w:rPr>
               <w:t xml:space="preserve"> water from the air</w:t>
             </w:r>
-            <w:del w:id="9288" w:author="Claude (AI) - proposed" w:date="2026-10-15T03:01:15Z">
+            <w:del w:id="9288" w:author="Claude (AI) - proposed" w:date="2026-10-18T00:26:56Z">
               <w:r>
                 <w:rPr>
                   <w:rFonts w:ascii="Arial" w:cs="Arial" w:eastAsia="Arial" w:hAnsi="Arial"/>
@@ -17594,7 +17594,7 @@
                 <w:delText xml:space="preserve">, could we use it to DRY things? Is this</w:delText>
               </w:r>
             </w:del>
-            <w:ins w:id="9289" w:author="Claude (AI) - proposed" w:date="2026-10-15T03:01:15Z">
+            <w:ins w:id="9289" w:author="Claude (AI) - proposed" w:date="2026-10-18T00:26:56Z">
               <w:r>
                 <w:rPr>
                   <w:rFonts w:ascii="Arial" w:cs="Arial" w:eastAsia="Arial" w:hAnsi="Arial"/>
@@ -17655,7 +17655,7 @@
               </w:rPr>
               <w:t xml:space="preserve">Distribute A5 cards. Say: 'You have 4 minutes to draw your mini flow chart for today's two methods. Use the colour code on the board: base reactions in blue, carbonate reactions in green, all products in black. Go.' [Set 4-minute timer.] After 4 minutes: 'Post your card on the DQB — Experiment 2b section. Now stand up and do a 2-minute gallery walk. Read at least two other groups' cards. Look for: is their equation balanced? Is the CO₂ state symbol correct? Sit back down when the timer sounds.' [Set 2-minute timer.] After gallery walk, say: 'Update your personal tracker now. Two questions: What evidence did today give us toward the driving question? What new questions do you have? Two minutes.' [Allow 2 minutes.] Cold-call 2 learners (not the same learners cold-called in Phase 1): 'Akinyi, what new evidence does today give us for the driving question?' [10-second wait time.] 'Otieno, what new question came up for you today?' [10-second wait time.] Record Otieno's or a similar question on the DQB and tag it. Say: 'Notice how our DQB is growing — every lesson, we add more evidence AND more questions. This is exactly how real chemists at KEBS [Kenya Bureau of Standards] and </w:t>
             </w:r>
-            <w:del w:id="9290" w:author="Claude (AI) - proposed" w:date="2026-10-15T03:01:15Z">
+            <w:del w:id="9290" w:author="Claude (AI) - proposed" w:date="2026-10-18T00:26:56Z">
               <w:r>
                 <w:rPr>
                   <w:rFonts w:ascii="Arial" w:cs="Arial" w:eastAsia="Arial" w:hAnsi="Arial"/>
@@ -17670,7 +17670,7 @@
                 <w:delText xml:space="preserve">KARLO</w:delText>
               </w:r>
             </w:del>
-            <w:ins w:id="9291" w:author="Claude (AI) - proposed" w:date="2026-10-15T03:01:15Z">
+            <w:ins w:id="9291" w:author="Claude (AI) - proposed" w:date="2026-10-18T00:26:56Z">
               <w:r>
                 <w:rPr>
                   <w:rFonts w:ascii="Arial" w:cs="Arial" w:eastAsia="Arial" w:hAnsi="Arial"/>
@@ -17698,7 +17698,7 @@
               </w:rPr>
               <w:t xml:space="preserve"> [Kenya Agricultural and Livestock Research </w:t>
             </w:r>
-            <w:del w:id="9292" w:author="Claude (AI) - proposed" w:date="2026-10-15T03:01:15Z">
+            <w:del w:id="9292" w:author="Claude (AI) - proposed" w:date="2026-10-18T00:26:56Z">
               <w:r>
                 <w:rPr>
                   <w:rFonts w:ascii="Arial" w:cs="Arial" w:eastAsia="Arial" w:hAnsi="Arial"/>
@@ -17713,7 +17713,7 @@
                 <w:delText xml:space="preserve">Organisation</w:delText>
               </w:r>
             </w:del>
-            <w:ins w:id="9293" w:author="Claude (AI) - proposed" w:date="2026-10-15T03:01:15Z">
+            <w:ins w:id="9293" w:author="Claude (AI) - proposed" w:date="2026-10-18T00:26:56Z">
               <w:r>
                 <w:rPr>
                   <w:rFonts w:ascii="Arial" w:cs="Arial" w:eastAsia="Arial" w:hAnsi="Arial"/>
@@ -17807,7 +17807,7 @@
               </w:rPr>
               <w:t xml:space="preserve">Teacher reviews 6 mini flow charts posted on the DQB during the gallery walk. Observable indicators: (1) Both preparation methods are represented with correct reactants and products; (2) CO₂ is shown as a product of the carbonate reaction (with 'g' state symbol); (3) At least one group explicitly labels NaCl as 'table salt — unchanged in phenomenon' and/or CaCl₂ as '</w:t>
             </w:r>
-            <w:del w:id="9294" w:author="Claude (AI) - proposed" w:date="2026-10-15T03:01:15Z">
+            <w:del w:id="9294" w:author="Claude (AI) - proposed" w:date="2026-10-18T00:26:56Z">
               <w:r>
                 <w:rPr>
                   <w:rFonts w:ascii="Arial" w:cs="Arial" w:eastAsia="Arial" w:hAnsi="Arial"/>
@@ -17822,7 +17822,7 @@
                 <w:delText xml:space="preserve">hygroscopic — linked to phenomenon</w:delText>
               </w:r>
             </w:del>
-            <w:ins w:id="9295" w:author="Claude (AI) - proposed" w:date="2026-10-15T03:01:15Z">
+            <w:ins w:id="9295" w:author="Claude (AI) - proposed" w:date="2026-10-18T00:26:56Z">
               <w:r>
                 <w:rPr>
                   <w:rFonts w:ascii="Arial" w:cs="Arial" w:eastAsia="Arial" w:hAnsi="Arial"/>
@@ -17906,7 +17906,7 @@
             <w:pPr>
               <w:spacing w:after="20" w:before="0"/>
             </w:pPr>
-            <w:hyperlink w:history="1" r:id="rIdqwbod8le0n1fioc4p78oy">
+            <w:hyperlink w:history="1" r:id="rIduq7uvfk4ip-vaqd02a5b3">
               <w:r>
                 <w:rPr>
                   <w:rFonts w:ascii="Arial" w:cs="Arial" w:eastAsia="Arial" w:hAnsi="Arial"/>
@@ -17955,7 +17955,7 @@
               <w:spacing w:after="10" w:before="0"/>
               <w:ind w:left="120"/>
             </w:pPr>
-            <w:hyperlink w:history="1" r:id="rId5ti0ew4dgf8swrbnqvoqa">
+            <w:hyperlink w:history="1" r:id="rIduf6dnqzhslr1em9um3erg">
               <w:r>
                 <w:rPr>
                   <w:rFonts w:ascii="Arial" w:cs="Arial" w:eastAsia="Arial" w:hAnsi="Arial"/>
@@ -18000,7 +18000,7 @@
             <w:pPr>
               <w:spacing w:after="20" w:before="0"/>
             </w:pPr>
-            <w:hyperlink w:history="1" r:id="rIdlatzwean8df4ujf30cwkz">
+            <w:hyperlink w:history="1" r:id="rIdr5hd5u2xzoumstgytvpse">
               <w:r>
                 <w:rPr>
                   <w:rFonts w:ascii="Arial" w:cs="Arial" w:eastAsia="Arial" w:hAnsi="Arial"/>
@@ -18033,7 +18033,7 @@
               <w:spacing w:after="10" w:before="0"/>
               <w:ind w:left="120"/>
             </w:pPr>
-            <w:hyperlink w:history="1" r:id="rIdfmxwuetonzp19esds4lpj">
+            <w:hyperlink w:history="1" r:id="rIdko5v5tgiqeekoupyqekzi">
               <w:r>
                 <w:rPr>
                   <w:rFonts w:ascii="Arial" w:cs="Arial" w:eastAsia="Arial" w:hAnsi="Arial"/>
@@ -18078,7 +18078,7 @@
               </w:rPr>
               <w:t xml:space="preserve">Learners retrieve their cumulative 'Soluble Salt Preparation Methods' flow chart begun in Lesson 3. Today they add the final two branches: (</w:t>
             </w:r>
-            <w:del w:id="9296" w:author="Claude (AI) - proposed" w:date="2026-10-15T03:01:15Z">
+            <w:del w:id="9296" w:author="Claude (AI) - proposed" w:date="2026-10-18T00:26:56Z">
               <w:r>
                 <w:rPr>
                   <w:rFonts w:ascii="Arial" w:cs="Arial" w:eastAsia="Arial" w:hAnsi="Arial"/>
@@ -18093,7 +18093,7 @@
                 <w:delText xml:space="preserve">4</w:delText>
               </w:r>
             </w:del>
-            <w:ins w:id="9297" w:author="Claude (AI) - proposed" w:date="2026-10-15T03:01:15Z">
+            <w:ins w:id="9297" w:author="Claude (AI) - proposed" w:date="2026-10-18T00:26:56Z">
               <w:r>
                 <w:rPr>
                   <w:rFonts w:ascii="Arial" w:cs="Arial" w:eastAsia="Arial" w:hAnsi="Arial"/>
@@ -18121,7 +18121,7 @@
               </w:rPr>
               <w:t xml:space="preserve">) Acid + Base → Salt + Water (example: HCl + NaOH → NaCl + H₂O) and (</w:t>
             </w:r>
-            <w:del w:id="9298" w:author="Claude (AI) - proposed" w:date="2026-10-15T03:01:15Z">
+            <w:del w:id="9298" w:author="Claude (AI) - proposed" w:date="2026-10-18T00:26:56Z">
               <w:r>
                 <w:rPr>
                   <w:rFonts w:ascii="Arial" w:cs="Arial" w:eastAsia="Arial" w:hAnsi="Arial"/>
@@ -18136,7 +18136,7 @@
                 <w:delText xml:space="preserve">5</w:delText>
               </w:r>
             </w:del>
-            <w:ins w:id="9299" w:author="Claude (AI) - proposed" w:date="2026-10-15T03:01:15Z">
+            <w:ins w:id="9299" w:author="Claude (AI) - proposed" w:date="2026-10-18T00:26:56Z">
               <w:r>
                 <w:rPr>
                   <w:rFonts w:ascii="Arial" w:cs="Arial" w:eastAsia="Arial" w:hAnsi="Arial"/>
@@ -18164,7 +18164,7 @@
               </w:rPr>
               <w:t xml:space="preserve">) Acid + Carbonate/Hydrogen Carbonate → Salt + CO₂ + Water (example: HCl + CaCO₃ → CaCl₂ + CO₂ + H₂O; and HCl + NaHCO₃ → NaCl + CO₂ + H₂O). Learners annotate their flow chart with a 'Phenomenon Link' arrow: from the 'CO₂ produced' branch, an arrow points to a sticky note reading 'Same gas as in mandazi baking! </w:t>
             </w:r>
-            <w:del w:id="9300" w:author="Claude (AI) - proposed" w:date="2026-10-15T03:01:15Z">
+            <w:del w:id="9300" w:author="Claude (AI) - proposed" w:date="2026-10-18T00:26:56Z">
               <w:r>
                 <w:rPr>
                   <w:rFonts w:ascii="Arial" w:cs="Arial" w:eastAsia="Arial" w:hAnsi="Arial"/>
@@ -18179,7 +18179,7 @@
                 <w:delText xml:space="preserve">Same type of reaction as washing soda + moisture?</w:delText>
               </w:r>
             </w:del>
-            <w:ins w:id="9301" w:author="Claude (AI) - proposed" w:date="2026-10-15T03:01:15Z">
+            <w:ins w:id="9301" w:author="Claude (AI) - proposed" w:date="2026-10-18T00:26:56Z">
               <w:r>
                 <w:rPr>
                   <w:rFonts w:ascii="Arial" w:cs="Arial" w:eastAsia="Arial" w:hAnsi="Arial"/>
@@ -18240,7 +18240,7 @@
               </w:rPr>
               <w:t xml:space="preserve">Say: 'Get out your cumulative flow chart — the one we have been building since Lesson </w:t>
             </w:r>
-            <w:del w:id="9302" w:author="Claude (AI) - proposed" w:date="2026-10-15T03:01:15Z">
+            <w:del w:id="9302" w:author="Claude (AI) - proposed" w:date="2026-10-18T00:26:56Z">
               <w:r>
                 <w:rPr>
                   <w:rFonts w:ascii="Arial" w:cs="Arial" w:eastAsia="Arial" w:hAnsi="Arial"/>
@@ -18255,7 +18255,7 @@
                 <w:delText xml:space="preserve">2</w:delText>
               </w:r>
             </w:del>
-            <w:ins w:id="9303" w:author="Claude (AI) - proposed" w:date="2026-10-15T03:01:15Z">
+            <w:ins w:id="9303" w:author="Claude (AI) - proposed" w:date="2026-10-18T00:26:56Z">
               <w:r>
                 <w:rPr>
                   <w:rFonts w:ascii="Arial" w:cs="Arial" w:eastAsia="Arial" w:hAnsi="Arial"/>
@@ -18283,7 +18283,7 @@
               </w:rPr>
               <w:t xml:space="preserve">. Today you complete the final two branches. You have 6 minutes. Use today's balanced equations directly from your notebook. Add your phenomenon link annotations.' [Set 6-minute timer. Circulate and prompt: 'Does your CO₂ branch link back to our mandazi observation? Show me where on your chart.' Use targeted questioning for 2–3 learners who struggled in Phase 3: 'What are the products of acid + carbonate? Check your notebook — write them on the branch.'] After 6 minutes, say: 'Hold up your flow chart. Look at it. You now have the complete picture of how chemists prepare soluble salts — </w:t>
             </w:r>
-            <w:del w:id="9304" w:author="Claude (AI) - proposed" w:date="2026-10-15T03:01:15Z">
+            <w:del w:id="9304" w:author="Claude (AI) - proposed" w:date="2026-10-18T00:26:56Z">
               <w:r>
                 <w:rPr>
                   <w:rFonts w:ascii="Arial" w:cs="Arial" w:eastAsia="Arial" w:hAnsi="Arial"/>
@@ -18298,7 +18298,7 @@
                 <w:delText xml:space="preserve">five</w:delText>
               </w:r>
             </w:del>
-            <w:ins w:id="9305" w:author="Claude (AI) - proposed" w:date="2026-10-15T03:01:15Z">
+            <w:ins w:id="9305" w:author="Claude (AI) - proposed" w:date="2026-10-18T00:26:56Z">
               <w:r>
                 <w:rPr>
                   <w:rFonts w:ascii="Arial" w:cs="Arial" w:eastAsia="Arial" w:hAnsi="Arial"/>
@@ -18487,7 +18487,7 @@
               </w:rPr>
               <w:t xml:space="preserve">After this lesson, reflect on the following: (1) EQUATION BALANCING: Did the majority of learners correctly write the coefficient of 2 in 2HCl + CaCO₃ → CaCl₂ + CO₂ + H₂O without prompting? If not, plan a 5-minute 'atom counting warm-up' at the start of Lesson 5 using a simple example (e.g., H₂SO₄ + 2NaOH → Na₂SO₄ + 2H₂O) before introducing precipitation. (2) CO₂ GAS TEST: Did all groups successfully observe milky limewater? If any groups failed, identify whether the cause was equipment (loose bung, delivery tube not submerged) or procedural (too little HCl added). Adjust equipment setup instructions for Lesson 5 if needed. (3) PHENOMENON CONNECTION: During Phase 3, how many learners spontaneously made the mandazi–CO₂–</w:t>
             </w:r>
-            <w:del w:id="9306" w:author="Claude (AI) - proposed" w:date="2026-10-15T03:01:15Z">
+            <w:del w:id="9306" w:author="Claude (AI) - proposed" w:date="2026-10-18T00:26:56Z">
               <w:r>
                 <w:rPr>
                   <w:rFonts w:ascii="Arial" w:cs="Arial" w:eastAsia="Arial" w:hAnsi="Arial"/>
@@ -18502,7 +18502,7 @@
                 <w:delText xml:space="preserve">washing soda</w:delText>
               </w:r>
             </w:del>
-            <w:ins w:id="9307" w:author="Claude (AI) - proposed" w:date="2026-10-15T03:01:15Z">
+            <w:ins w:id="9307" w:author="Claude (AI) - proposed" w:date="2026-10-18T00:26:56Z">
               <w:r>
                 <w:rPr>
                   <w:rFonts w:ascii="Arial" w:cs="Arial" w:eastAsia="Arial" w:hAnsi="Arial"/>
@@ -18796,7 +18796,7 @@
               </w:rPr>
               <w:t xml:space="preserve">Learners can now explain: (1) Why there is no visible change during neutralisation even though a chemical reaction is occurring — the salt (NaCl) and water produced are both colourless and soluble, so an indicator is needed to confirm the reaction is complete; (2) Why fizzing occurs when HCl reacts with CaCO₃ — CO₂ gas is produced as a product of the acid + carbonate reaction, and this same gas is responsible for the rising of mandazi dough; (3) How to write and balance chemical equations for both preparation routes, including correct state symbols; (4) How today's evidence connects to the driving question — NaCl (prepared by neutralisation) is the table salt that did not change overnight, while CaCl₂ (prepared by acid + carbonate) </w:t>
             </w:r>
-            <w:del w:id="9308" w:author="Claude (AI) - proposed" w:date="2026-10-15T03:01:15Z">
+            <w:del w:id="9308" w:author="Claude (AI) - proposed" w:date="2026-10-18T00:26:56Z">
               <w:r>
                 <w:rPr>
                   <w:rFonts w:ascii="Arial" w:cs="Arial" w:eastAsia="Arial" w:hAnsi="Arial"/>
@@ -18811,7 +18811,7 @@
                 <w:delText xml:space="preserve">is hygroscopic —</w:delText>
               </w:r>
             </w:del>
-            <w:ins w:id="9309" w:author="Claude (AI) - proposed" w:date="2026-10-15T03:01:15Z">
+            <w:ins w:id="9309" w:author="Claude (AI) - proposed" w:date="2026-10-18T00:26:56Z">
               <w:r>
                 <w:rPr>
                   <w:rFonts w:ascii="Arial" w:cs="Arial" w:eastAsia="Arial" w:hAnsi="Arial"/>
@@ -18839,7 +18839,7 @@
               </w:rPr>
               <w:t xml:space="preserve"> like the ammonium nitrate in CAN fertiliser, </w:t>
             </w:r>
-            <w:del w:id="9310" w:author="Claude (AI) - proposed" w:date="2026-10-15T03:01:15Z">
+            <w:del w:id="9310" w:author="Claude (AI) - proposed" w:date="2026-10-18T00:26:56Z">
               <w:r>
                 <w:rPr>
                   <w:rFonts w:ascii="Arial" w:cs="Arial" w:eastAsia="Arial" w:hAnsi="Arial"/>
@@ -18854,7 +18854,7 @@
                 <w:delText xml:space="preserve">it absorbs water from the air, a behaviour that may explain the clumping and will be investigated</w:delText>
               </w:r>
             </w:del>
-            <w:ins w:id="9311" w:author="Claude (AI) - proposed" w:date="2026-10-15T03:01:15Z">
+            <w:ins w:id="9311" w:author="Claude (AI) - proposed" w:date="2026-10-18T00:26:56Z">
               <w:r>
                 <w:rPr>
                   <w:rFonts w:ascii="Arial" w:cs="Arial" w:eastAsia="Arial" w:hAnsi="Arial"/>
@@ -18902,7 +18902,7 @@
         </w:rPr>
         <w:t xml:space="preserve">© 2026 SeaVuria and ARES. Aligned with KICD objectives. Developed by SeaVuria; technical implementation by ARES (with AI assistance from Claude). Licensed under </w:t>
       </w:r>
-      <w:hyperlink w:history="1" r:id="rIdutecbc39sfsnm1dnbfxen">
+      <w:hyperlink w:history="1" r:id="rIdvnmyzijcutmdrkwcqjw1y">
         <w:r>
           <w:rPr>
             <w:rFonts w:ascii="Arial" w:cs="Arial" w:eastAsia="Arial" w:hAnsi="Arial"/>
@@ -18923,7 +18923,7 @@
         </w:rPr>
         <w:t xml:space="preserve"> (</w:t>
       </w:r>
-      <w:hyperlink w:history="1" r:id="rId9v-oc4xjw033ggfpwb8hs">
+      <w:hyperlink w:history="1" r:id="rId-rulr-fkl-ubawox8qrqe">
         <w:r>
           <w:rPr>
             <w:rFonts w:ascii="Arial" w:cs="Arial" w:eastAsia="Arial" w:hAnsi="Arial"/>
@@ -19580,7 +19580,7 @@
               </w:rPr>
               <w:t xml:space="preserve">Barium chloride (BaCl₂) is TOXIC — learners must wear gloves and safety goggles at all times when handling it; no mouth pipetting; wash hands thoroughly after the experiment. If lead(II) nitrate / lead(II) iodide is used as the alternative, treat all lead compounds as toxic and carcinogenic — do not use with younger or vulnerable learners without full risk assessment. </w:t>
             </w:r>
-            <w:ins w:id="9312" w:author="Claude (AI) - proposed" w:date="2026-10-15T03:01:15Z">
+            <w:ins w:id="9312" w:author="Claude (AI) - proposed" w:date="2026-10-18T00:26:56Z">
               <w:r>
                 <w:rPr>
                   <w:rFonts w:ascii="Arial" w:cs="Arial" w:eastAsia="Arial" w:hAnsi="Arial"/>
@@ -19703,7 +19703,7 @@
               </w:rPr>
               <w:t xml:space="preserve">Learners build on their knowledge of solubility rules (Lesson 2) and soluble-salt preparation methods (Lessons 3–4) to investigate a fundamentally different preparation route: double decomposition (precipitation). Working in groups, they mix solutions of barium chloride and sodium sulphate (or, as an alternative safer option, lead(II) nitrate and potassium iodide) and immediately observe a precipitate of an insoluble salt forming. They filter, wash, and dry the product, then write full balanced equations and net ionic equations. A class comparison chart consolidates all four preparation methods studied so far. The Driving Question Board is updated to address method selection, and the cumulative model is revised to show that the choice of preparation method is governed by the solubility of the target salt — directly connecting back to why CAN (soluble, made by neutralisation) and barium sulphate (insoluble, made by precipitation) are chemically different entities.</w:t>
             </w:r>
-            <w:ins w:id="9313" w:author="Claude (AI) - proposed" w:date="2026-10-15T03:01:15Z">
+            <w:ins w:id="9313" w:author="Claude (AI) - proposed" w:date="2026-10-18T00:26:56Z">
               <w:r>
                 <w:rPr>
                   <w:rFonts w:ascii="Arial" w:cs="Arial" w:eastAsia="Arial" w:hAnsi="Arial"/>
@@ -20006,7 +20006,7 @@
             <w:pPr>
               <w:spacing w:after="20" w:before="0"/>
             </w:pPr>
-            <w:hyperlink w:history="1" r:id="rIdnwfbm0em4wfllb75xotik">
+            <w:hyperlink w:history="1" r:id="rIdt7qxe3yx03x5hrni8emo5">
               <w:r>
                 <w:rPr>
                   <w:rFonts w:ascii="Arial" w:cs="Arial" w:eastAsia="Arial" w:hAnsi="Arial"/>
@@ -20039,7 +20039,7 @@
               <w:spacing w:after="10" w:before="0"/>
               <w:ind w:left="120"/>
             </w:pPr>
-            <w:hyperlink w:history="1" r:id="rIdyvl_lrc1czuuxlngan0hg">
+            <w:hyperlink w:history="1" r:id="rIdfmhjumcw2igcpimgi9bpd">
               <w:r>
                 <w:rPr>
                   <w:rFonts w:ascii="Arial" w:cs="Arial" w:eastAsia="Arial" w:hAnsi="Arial"/>
@@ -20084,7 +20084,7 @@
             <w:pPr>
               <w:spacing w:after="20" w:before="0"/>
             </w:pPr>
-            <w:hyperlink w:history="1" r:id="rIdlfw8lzu33bwob0nw2rx7c">
+            <w:hyperlink w:history="1" r:id="rIdumziigzhxd6ki7-ie_zyz">
               <w:r>
                 <w:rPr>
                   <w:rFonts w:ascii="Arial" w:cs="Arial" w:eastAsia="Arial" w:hAnsi="Arial"/>
@@ -20117,7 +20117,7 @@
               <w:spacing w:after="10" w:before="0"/>
               <w:ind w:left="120"/>
             </w:pPr>
-            <w:hyperlink w:history="1" r:id="rIdwcr0bovnucbyvfd7ure4w">
+            <w:hyperlink w:history="1" r:id="rIdeel90jmfqqmwjbhrxwajr">
               <w:r>
                 <w:rPr>
                   <w:rFonts w:ascii="Arial" w:cs="Arial" w:eastAsia="Arial" w:hAnsi="Arial"/>
@@ -20317,7 +20317,7 @@
             <w:pPr>
               <w:spacing w:after="20" w:before="0"/>
             </w:pPr>
-            <w:hyperlink w:history="1" r:id="rIdknlfyoo0wqpvvt9v1lfat">
+            <w:hyperlink w:history="1" r:id="rIdekxkueinlk0traqn-uer6">
               <w:r>
                 <w:rPr>
                   <w:rFonts w:ascii="Arial" w:cs="Arial" w:eastAsia="Arial" w:hAnsi="Arial"/>
@@ -20350,7 +20350,7 @@
               <w:spacing w:after="10" w:before="0"/>
               <w:ind w:left="120"/>
             </w:pPr>
-            <w:hyperlink w:history="1" r:id="rIdloxydrqew-eigepzbhzw1">
+            <w:hyperlink w:history="1" r:id="rIdxpcoklmpxe2nrvmizdlqk">
               <w:r>
                 <w:rPr>
                   <w:rFonts w:ascii="Arial" w:cs="Arial" w:eastAsia="Arial" w:hAnsi="Arial"/>
@@ -20395,7 +20395,7 @@
             <w:pPr>
               <w:spacing w:after="20" w:before="0"/>
             </w:pPr>
-            <w:hyperlink w:history="1" r:id="rIdbyob27duo8feyn2q05qyl">
+            <w:hyperlink w:history="1" r:id="rId3757mwtije7qh8_wstly2">
               <w:r>
                 <w:rPr>
                   <w:rFonts w:ascii="Arial" w:cs="Arial" w:eastAsia="Arial" w:hAnsi="Arial"/>
@@ -20428,7 +20428,7 @@
               <w:spacing w:after="10" w:before="0"/>
               <w:ind w:left="120"/>
             </w:pPr>
-            <w:hyperlink w:history="1" r:id="rIdu_0vlvgzhix_ae4ab7x1c">
+            <w:hyperlink w:history="1" r:id="rIdbujhnurutnpcfh1yqqybv">
               <w:r>
                 <w:rPr>
                   <w:rFonts w:ascii="Arial" w:cs="Arial" w:eastAsia="Arial" w:hAnsi="Arial"/>
@@ -20473,7 +20473,7 @@
               </w:rPr>
               <w:t xml:space="preserve">Groups of 4 carry out the precipitation experiment following a teacher-guided procedure displayed on the board. PRIMARY EXPERIMENT (Barium sulphate): Each group measures 10 cm³ of 0.1 mol/L barium chloride solution into a boiling tube, then adds 10 cm³ of 0.1 mol/L sodium sulphate solution dropwise while swirling. Learners observe the immediate formation of a dense white precipitate of barium sulphate. They filter the mixture using filter paper and funnel into a conical flask, wash the residue on the filter paper twice with distilled water, and transfer the filter paper + precipitate to a watch glass to dry. ALTERNATIVE EXPERIMENT (Lead(II) iodide — if barium chloride is unavailable): Mix 10 cm³ of 0.1 mol/L lead(II) nitrate solution with 10 cm³ of 0.1 mol/L potassium iodide solution — a vivid golden-yellow precipitate of PbI₂ forms immediately, which is visually dramatic and highly motivating. Learners record observations in a structured table: Observation Before Mixing / Observation on Mixing / Colour of Precipitate / Filtrate Colour After Filtering. They also attempt to write the word equation and symbol equation in their books during the filtering wait time. The teacher connects to the phenomenon mid-experiment: 'You are making a new insoluble salt right now </w:t>
             </w:r>
-            <w:del w:id="9314" w:author="Claude (AI) - proposed" w:date="2026-10-15T03:01:15Z">
+            <w:del w:id="9314" w:author="Claude (AI) - proposed" w:date="2026-10-18T00:26:56Z">
               <w:r>
                 <w:rPr>
                   <w:rFonts w:ascii="Arial" w:cs="Arial" w:eastAsia="Arial" w:hAnsi="Arial"/>
@@ -20488,7 +20488,7 @@
                 <w:delText xml:space="preserve">in your test tube — just as nature made the white crust on the washing soda by a different process. But notice: your precipitate forms instantly when two solutions meet</w:delText>
               </w:r>
             </w:del>
-            <w:ins w:id="9315" w:author="Claude (AI) - proposed" w:date="2026-10-15T03:01:15Z">
+            <w:ins w:id="9315" w:author="Claude (AI) - proposed" w:date="2026-10-18T00:26:56Z">
               <w:r>
                 <w:rPr>
                   <w:rFonts w:ascii="Arial" w:cs="Arial" w:eastAsia="Arial" w:hAnsi="Arial"/>
@@ -20516,7 +20516,7 @@
               </w:rPr>
               <w:t xml:space="preserve">. The white crust on the washing soda </w:t>
             </w:r>
-            <w:ins w:id="9316" w:author="Claude (AI) - proposed" w:date="2026-10-15T03:01:15Z">
+            <w:ins w:id="9316" w:author="Claude (AI) - proposed" w:date="2026-10-18T00:26:56Z">
               <w:r>
                 <w:rPr>
                   <w:rFonts w:ascii="Arial" w:cs="Arial" w:eastAsia="Arial" w:hAnsi="Arial"/>
@@ -20544,7 +20544,7 @@
               </w:rPr>
               <w:t xml:space="preserve">took overnight. </w:t>
             </w:r>
-            <w:del w:id="9317" w:author="Claude (AI) - proposed" w:date="2026-10-15T03:01:15Z">
+            <w:del w:id="9317" w:author="Claude (AI) - proposed" w:date="2026-10-18T00:26:56Z">
               <w:r>
                 <w:rPr>
                   <w:rFonts w:ascii="Arial" w:cs="Arial" w:eastAsia="Arial" w:hAnsi="Arial"/>
@@ -20559,7 +20559,7 @@
                 <w:delText xml:space="preserve">What does that tell us about the two processes?</w:delText>
               </w:r>
             </w:del>
-            <w:ins w:id="9318" w:author="Claude (AI) - proposed" w:date="2026-10-15T03:01:15Z">
+            <w:ins w:id="9318" w:author="Claude (AI) - proposed" w:date="2026-10-18T00:26:56Z">
               <w:r>
                 <w:rPr>
                   <w:rFonts w:ascii="Arial" w:cs="Arial" w:eastAsia="Arial" w:hAnsi="Arial"/>
@@ -20620,7 +20620,7 @@
               </w:rPr>
               <w:t xml:space="preserve">1. Before starting: conduct a safety briefing — 'Barium chloride is toxic. Gloves and goggles on before you touch the solutions. Show me your gloves.' (Visually confirm all groups before proceeding.) 2. Demonstrate the first 3 steps at the front bench: measuring, adding dropwise, swirling. Say: 'Watch the moment the first drop of sodium sulphate enters — tell me exactly what you see.' (Wait 15 seconds of silent watching during demo.) 3. Release groups to begin; circulate and prompt: 'Describe the precipitate — colour? texture? does it settle or float?' 4. At the filtering stage, pose a thinking question while learners wait: 'Why do we wash the precipitate with distilled water rather than tap water?' (Wait 10 seconds; cold-call 3 groups for answers.) 5. Mid-experiment phenomenon connection — state the quoted bridge question above, then give 2 minutes for groups to discuss and jot a brief answer. 6. At end: collect all filtrate and washings in a labelled waste beaker. Say: 'Pour nothing down the sink — barium ions are toxic to aquatic life in Lake Victoria and our local rivers.' 7. Cold-call 2 groups to read their observation tables aloud before moving to Explain.</w:t>
             </w:r>
-            <w:ins w:id="9319" w:author="Claude (AI) - proposed" w:date="2026-10-15T03:01:15Z">
+            <w:ins w:id="9319" w:author="Claude (AI) - proposed" w:date="2026-10-18T00:26:56Z">
               <w:r>
                 <w:rPr>
                   <w:rFonts w:ascii="Arial" w:cs="Arial" w:eastAsia="Arial" w:hAnsi="Arial"/>
@@ -20757,7 +20757,7 @@
             <w:pPr>
               <w:spacing w:after="20" w:before="0"/>
             </w:pPr>
-            <w:hyperlink w:history="1" r:id="rId6-spcm4edhyowkhd4gmyz">
+            <w:hyperlink w:history="1" r:id="rIduuggxgpivyhfokjjrpzoh">
               <w:r>
                 <w:rPr>
                   <w:rFonts w:ascii="Arial" w:cs="Arial" w:eastAsia="Arial" w:hAnsi="Arial"/>
@@ -20790,7 +20790,7 @@
               <w:spacing w:after="10" w:before="0"/>
               <w:ind w:left="120"/>
             </w:pPr>
-            <w:hyperlink w:history="1" r:id="rIdyiyvy_px8qp2m18msui4l">
+            <w:hyperlink w:history="1" r:id="rId058blbth6tm95m2otzs2w">
               <w:r>
                 <w:rPr>
                   <w:rFonts w:ascii="Arial" w:cs="Arial" w:eastAsia="Arial" w:hAnsi="Arial"/>
@@ -20835,7 +20835,7 @@
             <w:pPr>
               <w:spacing w:after="20" w:before="0"/>
             </w:pPr>
-            <w:hyperlink w:history="1" r:id="rIdortexx2v1nkeobf7aa_il">
+            <w:hyperlink w:history="1" r:id="rIdm5nq8qtrf_8bgjg_pe_bv">
               <w:r>
                 <w:rPr>
                   <w:rFonts w:ascii="Arial" w:cs="Arial" w:eastAsia="Arial" w:hAnsi="Arial"/>
@@ -20868,7 +20868,7 @@
               <w:spacing w:after="10" w:before="0"/>
               <w:ind w:left="120"/>
             </w:pPr>
-            <w:hyperlink w:history="1" r:id="rIdp1xhf89m-pofhrqax6qrc">
+            <w:hyperlink w:history="1" r:id="rIdbnlz9qlwzxwygrchb0vy-">
               <w:r>
                 <w:rPr>
                   <w:rFonts w:ascii="Arial" w:cs="Arial" w:eastAsia="Arial" w:hAnsi="Arial"/>
@@ -20913,7 +20913,7 @@
               </w:rPr>
               <w:t xml:space="preserve">The class reconvenes. The teacher reveals the correct predictions on the board and invites learners to evaluate their own predictions. Learners then work through three layers of explanation, guided by the teacher: LAYER 1 — Word and symbol equations. Groups write the balanced molecular equation on mini-whiteboards or in books: BaCl₂(aq) + Na₂SO₄(aq) → BaSO₄(s) + 2NaCl(aq). The teacher cold-calls two groups to share and the class checks balancing together. LAYER 2 — Ionic equations. The teacher introduces the concept of spectator ions using a Think-Aloud: 'If BaCl₂ is dissolved, it exists as Ba²⁺ and 2Cl⁻ ions. Na₂SO₄ exists as 2Na⁺ and SO₄²⁻ ions. Which ions actually come together to form the precipitate?' Learners write the full ionic equation, then cancel spectator ions to produce the net ionic equation: Ba²⁺(aq) + SO₄²⁻(aq) → BaSO₄(s). Learners annotate: 'The Cl⁻ and Na⁺ ions are spectators — they do nothing; they just stay in solution.' LAYER 3 — Method Comparison Chart. The teacher reveals a four-column comparison chart (</w:t>
             </w:r>
-            <w:del w:id="9320" w:author="Claude (AI) - proposed" w:date="2026-10-15T03:01:15Z">
+            <w:del w:id="9320" w:author="Claude (AI) - proposed" w:date="2026-10-18T00:26:56Z">
               <w:r>
                 <w:rPr>
                   <w:rFonts w:ascii="Arial" w:cs="Arial" w:eastAsia="Arial" w:hAnsi="Arial"/>
@@ -20928,7 +20928,7 @@
                 <w:delText xml:space="preserve">started in Lesson 3</w:delText>
               </w:r>
             </w:del>
-            <w:ins w:id="9321" w:author="Claude (AI) - proposed" w:date="2026-10-15T03:01:15Z">
+            <w:ins w:id="9321" w:author="Claude (AI) - proposed" w:date="2026-10-18T00:26:56Z">
               <w:r>
                 <w:rPr>
                   <w:rFonts w:ascii="Arial" w:cs="Arial" w:eastAsia="Arial" w:hAnsi="Arial"/>
@@ -20956,7 +20956,7 @@
               </w:rPr>
               <w:t xml:space="preserve">) on the board. Groups fill in the 'Precipitation / Double Decomposition' column: target salt type = insoluble; reactants = two soluble salt solutions; driving force = formation of insoluble product</w:t>
             </w:r>
-            <w:ins w:id="9322" w:author="Claude (AI) - proposed" w:date="2026-10-15T03:01:15Z">
+            <w:ins w:id="9322" w:author="Claude (AI) - proposed" w:date="2026-10-18T00:26:56Z">
               <w:r>
                 <w:rPr>
                   <w:rFonts w:ascii="Arial" w:cs="Arial" w:eastAsia="Arial" w:hAnsi="Arial"/>
@@ -21017,7 +21017,7 @@
               </w:rPr>
               <w:t xml:space="preserve">1. Return to the prediction board: 'Hands up if your prediction was correct. Now — more importantly — can you explain WHY it was correct or incorrect using today's chemistry?' (Wait 10 seconds; cold-call 3 learners — deliberately include one whose prediction was wrong.) 2. Layer 1 — whiteboards: 'Write the balanced molecular equation for the reaction. You have 2 minutes. Go.' Circulate; look for incorrect balancing of NaCl (coefficient of 2). Cold-call one correct and one incorrect group to compare. 3. Layer 2 — Think-Aloud: slow, deliberate, write every ion on the board as you speak. Say: 'I am going to split every soluble compound into its ions — watch carefully. Tell me: which ions appear on BOTH sides of the equation unchanged?' (Wait 15 seconds; cold-call 4 learners.) Say: 'Those are our spectator ions — cross them out. What remains is the NET ionic equation. Write it.' 4. Layer 3 — chart: display the partially completed chart; give groups 3 minutes to complete their column</w:t>
             </w:r>
-            <w:ins w:id="9323" w:author="Claude (AI) - proposed" w:date="2026-10-15T03:01:15Z">
+            <w:ins w:id="9323" w:author="Claude (AI) - proposed" w:date="2026-10-18T00:26:56Z">
               <w:r>
                 <w:rPr>
                   <w:rFonts w:ascii="Arial" w:cs="Arial" w:eastAsia="Arial" w:hAnsi="Arial"/>
@@ -21167,7 +21167,7 @@
             <w:pPr>
               <w:spacing w:after="20" w:before="0"/>
             </w:pPr>
-            <w:hyperlink w:history="1" r:id="rIdgxy6vox4zbgutyrblib9d">
+            <w:hyperlink w:history="1" r:id="rIdxjk7nhxk7w_nx-hqetjkj">
               <w:r>
                 <w:rPr>
                   <w:rFonts w:ascii="Arial" w:cs="Arial" w:eastAsia="Arial" w:hAnsi="Arial"/>
@@ -21200,7 +21200,7 @@
               <w:spacing w:after="10" w:before="0"/>
               <w:ind w:left="120"/>
             </w:pPr>
-            <w:hyperlink w:history="1" r:id="rIdizbq2ok7u5bbvauoul6bb">
+            <w:hyperlink w:history="1" r:id="rIdgmufj9sgxrrgodvjbwxoq">
               <w:r>
                 <w:rPr>
                   <w:rFonts w:ascii="Arial" w:cs="Arial" w:eastAsia="Arial" w:hAnsi="Arial"/>
@@ -21245,7 +21245,7 @@
             <w:pPr>
               <w:spacing w:after="20" w:before="0"/>
             </w:pPr>
-            <w:hyperlink w:history="1" r:id="rIdbnib3tjcnkzo86cws5y7q">
+            <w:hyperlink w:history="1" r:id="rId1ua0w4d5b6w6hqetm9zcj">
               <w:r>
                 <w:rPr>
                   <w:rFonts w:ascii="Arial" w:cs="Arial" w:eastAsia="Arial" w:hAnsi="Arial"/>
@@ -21278,7 +21278,7 @@
               <w:spacing w:after="10" w:before="0"/>
               <w:ind w:left="120"/>
             </w:pPr>
-            <w:hyperlink w:history="1" r:id="rIdkspqiqknmt81h_z7lphfj">
+            <w:hyperlink w:history="1" r:id="rIdb_kx0h_apxrgafs9swzc4">
               <w:r>
                 <w:rPr>
                   <w:rFonts w:ascii="Arial" w:cs="Arial" w:eastAsia="Arial" w:hAnsi="Arial"/>
@@ -21478,7 +21478,7 @@
             <w:pPr>
               <w:spacing w:after="20" w:before="0"/>
             </w:pPr>
-            <w:hyperlink w:history="1" r:id="rId3m_ixityztc0xqmpdu3qs">
+            <w:hyperlink w:history="1" r:id="rIdz63enhtxwzenc_f81ren3">
               <w:r>
                 <w:rPr>
                   <w:rFonts w:ascii="Arial" w:cs="Arial" w:eastAsia="Arial" w:hAnsi="Arial"/>
@@ -21527,7 +21527,7 @@
               <w:spacing w:after="10" w:before="0"/>
               <w:ind w:left="120"/>
             </w:pPr>
-            <w:hyperlink w:history="1" r:id="rIdzzru_uqltqivyvfcyfgty">
+            <w:hyperlink w:history="1" r:id="rIdlah4uskd8hprl1fqn61ax">
               <w:r>
                 <w:rPr>
                   <w:rFonts w:ascii="Arial" w:cs="Arial" w:eastAsia="Arial" w:hAnsi="Arial"/>
@@ -21572,7 +21572,7 @@
             <w:pPr>
               <w:spacing w:after="20" w:before="0"/>
             </w:pPr>
-            <w:hyperlink w:history="1" r:id="rIdhaedbaopqhgs5_lsjw7t2">
+            <w:hyperlink w:history="1" r:id="rId34s9rqgovy1pnotvitjak">
               <w:r>
                 <w:rPr>
                   <w:rFonts w:ascii="Arial" w:cs="Arial" w:eastAsia="Arial" w:hAnsi="Arial"/>
@@ -21605,7 +21605,7 @@
               <w:spacing w:after="10" w:before="0"/>
               <w:ind w:left="120"/>
             </w:pPr>
-            <w:hyperlink w:history="1" r:id="rIdmwxecfmibegbeh_kko5zs">
+            <w:hyperlink w:history="1" r:id="rIdj8sep0rvcesygu8eptyju">
               <w:r>
                 <w:rPr>
                   <w:rFonts w:ascii="Arial" w:cs="Arial" w:eastAsia="Arial" w:hAnsi="Arial"/>
@@ -21650,7 +21650,7 @@
               </w:rPr>
               <w:t xml:space="preserve">Learners retrieve their cumulative</w:t>
             </w:r>
-            <w:ins w:id="9324" w:author="Claude (AI) - proposed" w:date="2026-10-15T03:01:15Z">
+            <w:ins w:id="9324" w:author="Claude (AI) - proposed" w:date="2026-10-18T00:26:56Z">
               <w:r>
                 <w:rPr>
                   <w:rFonts w:ascii="Arial" w:cs="Arial" w:eastAsia="Arial" w:hAnsi="Arial"/>
@@ -21678,7 +21678,7 @@
               </w:rPr>
               <w:t xml:space="preserve"> 'Salt Preparation Decision Tree'</w:t>
             </w:r>
-            <w:del w:id="9325" w:author="Claude (AI) - proposed" w:date="2026-10-15T03:01:15Z">
+            <w:del w:id="9325" w:author="Claude (AI) - proposed" w:date="2026-10-18T00:26:56Z">
               <w:r>
                 <w:rPr>
                   <w:rFonts w:ascii="Arial" w:cs="Arial" w:eastAsia="Arial" w:hAnsi="Arial"/>
@@ -21739,7 +21739,7 @@
               </w:rPr>
               <w:t xml:space="preserve">1. Say: 'Take out your decision tree model. We are adding a new branch today — the most important one yet, because it breaks the pattern of all our previous methods.' (Pause 5 seconds to build anticipation.) 2. Guide the model update step by step — draw each element on the board as learners add it to their own models. 3. Introduce the KNH barium meal context: 'Has anyone heard of a barium meal at a hospital? Why would doctors give a patient a barium solution to drink if barium ions are toxic?' (Wait 15 seconds; cold-call 3 learners.) Confirm: 'Because BaSO₄ is INSOLUBLE — it cannot dissolve into the blood. The same property that makes it hard to prepare in the lab makes it safe in medicine.' 4. Instruct learners to add the comparison arrow and label it — circulate to check labelling accuracy. 5. Pose the calcium carbonate closing prompt (quoted above) — give 2 minutes for individual written responses in exercise books. Cold-call 2 learners to share. Do not confirm the answer — say: 'Hold your prediction</w:t>
             </w:r>
-            <w:del w:id="9326" w:author="Claude (AI) - proposed" w:date="2026-10-15T03:01:15Z">
+            <w:del w:id="9326" w:author="Claude (AI) - proposed" w:date="2026-10-18T00:26:56Z">
               <w:r>
                 <w:rPr>
                   <w:rFonts w:ascii="Arial" w:cs="Arial" w:eastAsia="Arial" w:hAnsi="Arial"/>
@@ -21754,7 +21754,7 @@
                 <w:delText xml:space="preserve">. Lesson 6 will tell you if you were right</w:delText>
               </w:r>
             </w:del>
-            <w:ins w:id="9327" w:author="Claude (AI) - proposed" w:date="2026-10-15T03:01:15Z">
+            <w:ins w:id="9327" w:author="Claude (AI) - proposed" w:date="2026-10-18T00:26:56Z">
               <w:r>
                 <w:rPr>
                   <w:rFonts w:ascii="Arial" w:cs="Arial" w:eastAsia="Arial" w:hAnsi="Arial"/>
@@ -21782,7 +21782,7 @@
               </w:rPr>
               <w:t xml:space="preserve">.' 6. Close: 'Look at your driving question on the board. We now </w:t>
             </w:r>
-            <w:del w:id="9328" w:author="Claude (AI) - proposed" w:date="2026-10-15T03:01:15Z">
+            <w:del w:id="9328" w:author="Claude (AI) - proposed" w:date="2026-10-18T00:26:56Z">
               <w:r>
                 <w:rPr>
                   <w:rFonts w:ascii="Arial" w:cs="Arial" w:eastAsia="Arial" w:hAnsi="Arial"/>
@@ -21797,7 +21797,7 @@
                 <w:delText xml:space="preserve">have answers for four of the five preparation methods. One more lesson of preparation, then</w:delText>
               </w:r>
             </w:del>
-            <w:ins w:id="9329" w:author="Claude (AI) - proposed" w:date="2026-10-15T03:01:15Z">
+            <w:ins w:id="9329" w:author="Claude (AI) - proposed" w:date="2026-10-18T00:26:56Z">
               <w:r>
                 <w:rPr>
                   <w:rFonts w:ascii="Arial" w:cs="Arial" w:eastAsia="Arial" w:hAnsi="Arial"/>
@@ -21825,7 +21825,7 @@
               </w:rPr>
               <w:t xml:space="preserve"> we turn to the big question — why does CAN get wet, washing soda </w:t>
             </w:r>
-            <w:del w:id="9330" w:author="Claude (AI) - proposed" w:date="2026-10-15T03:01:15Z">
+            <w:del w:id="9330" w:author="Claude (AI) - proposed" w:date="2026-10-18T00:26:56Z">
               <w:r>
                 <w:rPr>
                   <w:rFonts w:ascii="Arial" w:cs="Arial" w:eastAsia="Arial" w:hAnsi="Arial"/>
@@ -21840,7 +21840,7 @@
                 <w:delText xml:space="preserve">shrinks</w:delText>
               </w:r>
             </w:del>
-            <w:ins w:id="9331" w:author="Claude (AI) - proposed" w:date="2026-10-15T03:01:15Z">
+            <w:ins w:id="9331" w:author="Claude (AI) - proposed" w:date="2026-10-18T00:26:56Z">
               <w:r>
                 <w:rPr>
                   <w:rFonts w:ascii="Arial" w:cs="Arial" w:eastAsia="Arial" w:hAnsi="Arial"/>
@@ -21868,7 +21868,7 @@
               </w:rPr>
               <w:t xml:space="preserve">, and table salt </w:t>
             </w:r>
-            <w:del w:id="9332" w:author="Claude (AI) - proposed" w:date="2026-10-15T03:01:15Z">
+            <w:del w:id="9332" w:author="Claude (AI) - proposed" w:date="2026-10-18T00:26:56Z">
               <w:r>
                 <w:rPr>
                   <w:rFonts w:ascii="Arial" w:cs="Arial" w:eastAsia="Arial" w:hAnsi="Arial"/>
@@ -21883,7 +21883,7 @@
                 <w:delText xml:space="preserve">does</w:delText>
               </w:r>
             </w:del>
-            <w:ins w:id="9333" w:author="Claude (AI) - proposed" w:date="2026-10-15T03:01:15Z">
+            <w:ins w:id="9333" w:author="Claude (AI) - proposed" w:date="2026-10-18T00:26:56Z">
               <w:r>
                 <w:rPr>
                   <w:rFonts w:ascii="Arial" w:cs="Arial" w:eastAsia="Arial" w:hAnsi="Arial"/>
@@ -22338,7 +22338,7 @@
               </w:rPr>
               <w:t xml:space="preserve">The anchoring phenomenon involves three salts behaving differently in air: CAN (ammonium nitrate — soluble, made by neutralisation), washing soda (sodium carbonate decahydrate — soluble, efflorescent), and table salt (sodium chloride — soluble, stable). Today's lesson showed that not all salts are soluble — some, like barium sulphate, are insoluble and must be made by a completely different method. This deepens our understanding of the phenomenon: the properties of a salt (solubility, stability in air, reactivity) </w:t>
             </w:r>
-            <w:del w:id="9334" w:author="Claude (AI) - proposed" w:date="2026-10-15T03:01:15Z">
+            <w:del w:id="9334" w:author="Claude (AI) - proposed" w:date="2026-10-18T00:26:56Z">
               <w:r>
                 <w:rPr>
                   <w:rFonts w:ascii="Arial" w:cs="Arial" w:eastAsia="Arial" w:hAnsi="Arial"/>
@@ -22353,7 +22353,7 @@
                 <w:delText xml:space="preserve">are linked to its composition and the method by which it was formed</w:delText>
               </w:r>
             </w:del>
-            <w:ins w:id="9335" w:author="Claude (AI) - proposed" w:date="2026-10-15T03:01:15Z">
+            <w:ins w:id="9335" w:author="Claude (AI) - proposed" w:date="2026-10-18T00:26:56Z">
               <w:r>
                 <w:rPr>
                   <w:rFonts w:ascii="Arial" w:cs="Arial" w:eastAsia="Arial" w:hAnsi="Arial"/>
@@ -22401,7 +22401,7 @@
         </w:rPr>
         <w:t xml:space="preserve">© 2026 SeaVuria and ARES. Aligned with KICD objectives. Developed by SeaVuria; technical implementation by ARES (with AI assistance from Claude). Licensed under </w:t>
       </w:r>
-      <w:hyperlink w:history="1" r:id="rIdqrll9mnfli8dencmt7pmv">
+      <w:hyperlink w:history="1" r:id="rIdkhwg5wqtmwmwzoxginbga">
         <w:r>
           <w:rPr>
             <w:rFonts w:ascii="Arial" w:cs="Arial" w:eastAsia="Arial" w:hAnsi="Arial"/>
@@ -22422,7 +22422,7 @@
         </w:rPr>
         <w:t xml:space="preserve"> (</w:t>
       </w:r>
-      <w:hyperlink w:history="1" r:id="rIdn2xnnpj3mwc-styvrzkqp">
+      <w:hyperlink w:history="1" r:id="rIdg4ozbsvk3hktnywklmhyq">
         <w:r>
           <w:rPr>
             <w:rFonts w:ascii="Arial" w:cs="Arial" w:eastAsia="Arial" w:hAnsi="Arial"/>
@@ -22807,7 +22807,7 @@
               </w:rPr>
               <w:t xml:space="preserve">Learners will be able to: (b) carry out a controlled experiment exposing anhydrous calcium chloride, sodium carbonate decahydrate, and sodium chloride to air, measuring and recording mass changes and visual observations accurately; write </w:t>
             </w:r>
-            <w:del w:id="9336" w:author="Claude (AI) - proposed" w:date="2026-10-15T03:01:15Z">
+            <w:del w:id="9336" w:author="Claude (AI) - proposed" w:date="2026-10-18T00:26:56Z">
               <w:r>
                 <w:rPr>
                   <w:rFonts w:ascii="Arial" w:cs="Arial" w:eastAsia="Arial" w:hAnsi="Arial"/>
@@ -22822,7 +22822,7 @@
                 <w:delText xml:space="preserve">balanced equations for efflorescence and deliquescence where applicable</w:delText>
               </w:r>
             </w:del>
-            <w:ins w:id="9337" w:author="Claude (AI) - proposed" w:date="2026-10-15T03:01:15Z">
+            <w:ins w:id="9337" w:author="Claude (AI) - proposed" w:date="2026-10-18T00:26:56Z">
               <w:r>
                 <w:rPr>
                   <w:rFonts w:ascii="Arial" w:cs="Arial" w:eastAsia="Arial" w:hAnsi="Arial"/>
@@ -23217,7 +23217,7 @@
               </w:rPr>
               <w:t xml:space="preserve">Learners begin by revisiting the anchoring phenomenon and the DQB questions gathered across Lessons 1–5. They then carry out Experiment 3: three labelled watch glasses, each holding a pre-weighed sample of anhydrous calcium chloride (CaCl₂), sodium carbonate decahydrate (Na₂CO₃·10H₂O), and sodium chloride (NaCl), are left exposed to classroom air for 20–25 minutes while learners predict and record observations at timed intervals. Mass changes are recorded using a digital balance. Learners use their data to define hygroscopic, deliquescent, and efflorescent behaviour, then map each salt directly onto the anchoring phenomenon. The lesson closes with the DQB receiving its first complete written answer to the driving question, and learners construct or revise their cumulative particle-level model to show water molecule interactions at a salt surface.</w:t>
             </w:r>
-            <w:ins w:id="9338" w:author="Claude (AI) - proposed" w:date="2026-10-15T03:01:15Z">
+            <w:ins w:id="9338" w:author="Claude (AI) - proposed" w:date="2026-10-18T00:26:56Z">
               <w:r>
                 <w:rPr>
                   <w:rFonts w:ascii="Arial" w:cs="Arial" w:eastAsia="Arial" w:hAnsi="Arial"/>
@@ -23537,7 +23537,7 @@
               <w:spacing w:after="10" w:before="0"/>
               <w:ind w:left="120"/>
             </w:pPr>
-            <w:hyperlink w:history="1" r:id="rIdndgcuxkzae9z5ivyngmbw">
+            <w:hyperlink w:history="1" r:id="rIdov5ffjmdyl3pdgnnpqn41">
               <w:r>
                 <w:rPr>
                   <w:rFonts w:ascii="Arial" w:cs="Arial" w:eastAsia="Arial" w:hAnsi="Arial"/>
@@ -23614,7 +23614,7 @@
               <w:spacing w:after="10" w:before="0"/>
               <w:ind w:left="120"/>
             </w:pPr>
-            <w:hyperlink w:history="1" r:id="rId5ad-ujgvokmo74h5ltemg">
+            <w:hyperlink w:history="1" r:id="rIdtyifcaqi9_opjbl3nmt_e">
               <w:r>
                 <w:rPr>
                   <w:rFonts w:ascii="Arial" w:cs="Arial" w:eastAsia="Arial" w:hAnsi="Arial"/>
@@ -23694,7 +23694,7 @@
               <w:spacing w:after="40" w:before="0"/>
               <w:jc w:val="left"/>
             </w:pPr>
-            <w:del w:id="9339" w:author="Claude (AI) - proposed" w:date="2026-10-15T03:01:15Z">
+            <w:del w:id="9339" w:author="Claude (AI) - proposed" w:date="2026-10-18T00:26:56Z">
               <w:r>
                 <w:rPr>
                   <w:rFonts w:ascii="Arial" w:cs="Arial" w:eastAsia="Arial" w:hAnsi="Arial"/>
@@ -23709,7 +23709,7 @@
                 <w:delText xml:space="preserve">Display</w:delText>
               </w:r>
             </w:del>
-            <w:ins w:id="9340" w:author="Claude (AI) - proposed" w:date="2026-10-15T03:01:15Z">
+            <w:ins w:id="9340" w:author="Claude (AI) - proposed" w:date="2026-10-18T00:26:56Z">
               <w:r>
                 <w:rPr>
                   <w:rFonts w:ascii="Arial" w:cs="Arial" w:eastAsia="Arial" w:hAnsi="Arial"/>
@@ -23737,7 +23737,7 @@
               </w:rPr>
               <w:t xml:space="preserve"> the three labelled watch glasses on the front bench and show learners the digital balance reading for each (record on the board: A = 2.</w:t>
             </w:r>
-            <w:del w:id="9341" w:author="Claude (AI) - proposed" w:date="2026-10-15T03:01:15Z">
+            <w:del w:id="9341" w:author="Claude (AI) - proposed" w:date="2026-10-18T00:26:56Z">
               <w:r>
                 <w:rPr>
                   <w:rFonts w:ascii="Arial" w:cs="Arial" w:eastAsia="Arial" w:hAnsi="Arial"/>
@@ -23752,7 +23752,7 @@
                 <w:delText xml:space="preserve">0</w:delText>
               </w:r>
             </w:del>
-            <w:ins w:id="9342" w:author="Claude (AI) - proposed" w:date="2026-10-15T03:01:15Z">
+            <w:ins w:id="9342" w:author="Claude (AI) - proposed" w:date="2026-10-18T00:26:56Z">
               <w:r>
                 <w:rPr>
                   <w:rFonts w:ascii="Arial" w:cs="Arial" w:eastAsia="Arial" w:hAnsi="Arial"/>
@@ -23780,7 +23780,7 @@
               </w:rPr>
               <w:t xml:space="preserve"> g, B = 2.</w:t>
             </w:r>
-            <w:del w:id="9343" w:author="Claude (AI) - proposed" w:date="2026-10-15T03:01:15Z">
+            <w:del w:id="9343" w:author="Claude (AI) - proposed" w:date="2026-10-18T00:26:56Z">
               <w:r>
                 <w:rPr>
                   <w:rFonts w:ascii="Arial" w:cs="Arial" w:eastAsia="Arial" w:hAnsi="Arial"/>
@@ -23795,7 +23795,7 @@
                 <w:delText xml:space="preserve">0</w:delText>
               </w:r>
             </w:del>
-            <w:ins w:id="9344" w:author="Claude (AI) - proposed" w:date="2026-10-15T03:01:15Z">
+            <w:ins w:id="9344" w:author="Claude (AI) - proposed" w:date="2026-10-18T00:26:56Z">
               <w:r>
                 <w:rPr>
                   <w:rFonts w:ascii="Arial" w:cs="Arial" w:eastAsia="Arial" w:hAnsi="Arial"/>
@@ -23823,7 +23823,7 @@
               </w:rPr>
               <w:t xml:space="preserve"> g, C = 2.</w:t>
             </w:r>
-            <w:del w:id="9345" w:author="Claude (AI) - proposed" w:date="2026-10-15T03:01:15Z">
+            <w:del w:id="9345" w:author="Claude (AI) - proposed" w:date="2026-10-18T00:26:56Z">
               <w:r>
                 <w:rPr>
                   <w:rFonts w:ascii="Arial" w:cs="Arial" w:eastAsia="Arial" w:hAnsi="Arial"/>
@@ -23838,7 +23838,7 @@
                 <w:delText xml:space="preserve">0</w:delText>
               </w:r>
             </w:del>
-            <w:ins w:id="9346" w:author="Claude (AI) - proposed" w:date="2026-10-15T03:01:15Z">
+            <w:ins w:id="9346" w:author="Claude (AI) - proposed" w:date="2026-10-18T00:26:56Z">
               <w:r>
                 <w:rPr>
                   <w:rFonts w:ascii="Arial" w:cs="Arial" w:eastAsia="Arial" w:hAnsi="Arial"/>
@@ -24005,7 +24005,7 @@
               <w:spacing w:after="10" w:before="0"/>
               <w:ind w:left="120"/>
             </w:pPr>
-            <w:hyperlink w:history="1" r:id="rId6le2nhkmz0govh4rzqfzf">
+            <w:hyperlink w:history="1" r:id="rIdcut2jbquh3v-8vvd90wrq">
               <w:r>
                 <w:rPr>
                   <w:rFonts w:ascii="Arial" w:cs="Arial" w:eastAsia="Arial" w:hAnsi="Arial"/>
@@ -24082,7 +24082,7 @@
               <w:spacing w:after="10" w:before="0"/>
               <w:ind w:left="120"/>
             </w:pPr>
-            <w:hyperlink w:history="1" r:id="rIdcuczl63vzrv60vbkr0r3u">
+            <w:hyperlink w:history="1" r:id="rIdsctoh4pr3paza5nceflxz">
               <w:r>
                 <w:rPr>
                   <w:rFonts w:ascii="Arial" w:cs="Arial" w:eastAsia="Arial" w:hAnsi="Arial"/>
@@ -24142,7 +24142,7 @@
               </w:rPr>
               <w:t xml:space="preserve">Groups of 4 carry out Experiment 3 simultaneously. Each group receives three pre-weighed watch glasses (A: ~2 g anhydrous CaCl₂, B: ~2 g Na₂CO₃·10H₂O, C: ~2 g NaCl) and places them in an open area of their bench. Learners record the initial mass of each, then observe and record visual observations and mass readings at 0 min, 10 min, and 20–25 min intervals in a structured results table (provided on the learner worksheet). Observations include: texture, appearance (crystal shape, surface changes, moisture), and any visible powder or liquid formation. At the end of the exposure period, groups weigh each sample again and calculate mass change (Δm = final − initial). Groups record their data in a shared class data table drawn on the board, allowing comparison across groups. </w:t>
             </w:r>
-            <w:ins w:id="9347" w:author="Claude (AI) - proposed" w:date="2026-10-15T03:01:15Z">
+            <w:ins w:id="9347" w:author="Claude (AI) - proposed" w:date="2026-10-18T00:26:56Z">
               <w:r>
                 <w:rPr>
                   <w:rFonts w:ascii="Arial" w:cs="Arial" w:eastAsia="Arial" w:hAnsi="Arial"/>
@@ -24203,7 +24203,7 @@
               </w:rPr>
               <w:t xml:space="preserve">Distribute materials. Say: 'Before you place your watch glasses on the bench, record the exact mass of each sample — read the balance to two decimal places. This is your Time 0 reading. Write it in your table NOW.' Circulate; check that all groups have recorded Time 0 before samples are placed on the bench. Set a visible timer on the board for 10 minutes. While samples are exposed, do NOT tell learners what will happen. At the 10-minute mark, say: 'Record your observations for each sample — use your SENSES (sight, careful touch with a glass rod). Record mass again.' At 20–25 minutes, say: 'Final mass reading. Calculate Δm for each sample. Write your group's values in the class data table on the board.' After all groups have posted data, pause. Give 10 seconds of WAIT TIME, then cold-call 3 groups: 'Group [name], what pattern do you see when you look at ALL groups' data for Sample A?' Repeat for B and C. Then direct attention to the DQB photograph: 'Point to the sample on your bench that behaves most like the CAN fertiliser. Tell your partner why — you have 60 seconds.' Cold-call 2 pairs. Conduct the CaCl₂ + breath demonstration and ask: 'What does this tell you about what happens when a salt is exposed to humid air?' WAIT TIME 12 seconds before cold-calling.</w:t>
             </w:r>
-            <w:ins w:id="9348" w:author="Claude (AI) - proposed" w:date="2026-10-15T03:01:15Z">
+            <w:ins w:id="9348" w:author="Claude (AI) - proposed" w:date="2026-10-18T00:26:56Z">
               <w:r>
                 <w:rPr>
                   <w:rFonts w:ascii="Arial" w:cs="Arial" w:eastAsia="Arial" w:hAnsi="Arial"/>
@@ -24357,7 +24357,7 @@
               <w:spacing w:after="10" w:before="0"/>
               <w:ind w:left="120"/>
             </w:pPr>
-            <w:hyperlink w:history="1" r:id="rIdqnfjq_vw4ictpady89ro7">
+            <w:hyperlink w:history="1" r:id="rIdvhovpjwviox9icekffwk3">
               <w:r>
                 <w:rPr>
                   <w:rFonts w:ascii="Arial" w:cs="Arial" w:eastAsia="Arial" w:hAnsi="Arial"/>
@@ -24434,7 +24434,7 @@
               <w:spacing w:after="10" w:before="0"/>
               <w:ind w:left="120"/>
             </w:pPr>
-            <w:hyperlink w:history="1" r:id="rId36eqn3w3xswmcnocu1g9g">
+            <w:hyperlink w:history="1" r:id="rIdfliiuxb5ug94xqwqnflqm">
               <w:r>
                 <w:rPr>
                   <w:rFonts w:ascii="Arial" w:cs="Arial" w:eastAsia="Arial" w:hAnsi="Arial"/>
@@ -24494,7 +24494,7 @@
               </w:rPr>
               <w:t xml:space="preserve">Using their experimental data and the class aggregation table, learners construct scientific explanations for each sample's behaviour. The teacher introduces the three terms — hygroscopic, deliquescent, efflorescent — using a Frayer Model graphic organiser (definition, characteristics, examples, non-examples) that learners complete collaboratively in pairs</w:t>
             </w:r>
-            <w:ins w:id="9349" w:author="Claude (AI) - proposed" w:date="2026-10-15T03:01:15Z">
+            <w:ins w:id="9349" w:author="Claude (AI) - proposed" w:date="2026-10-18T00:26:56Z">
               <w:r>
                 <w:rPr>
                   <w:rFonts w:ascii="Arial" w:cs="Arial" w:eastAsia="Arial" w:hAnsi="Arial"/>
@@ -24522,7 +24522,7 @@
               </w:rPr>
               <w:t xml:space="preserve">. Learners then write individual scientific explanations (minimum 3 sentences each) for: (a) why CaCl₂ gained mass (deliquescent — absorbs water vapour from air until it dissolves in the water it absorbs; a hygroscopic salt absorbs water but does not dissolve), (b) why Na₂CO₃·10H₂O lost mass (efflorescent — loses water of crystallisation to the air, forming a white powder of the monohydrate: Na₂CO₃·10H₂O → Na₂CO₃·H₂O + 9H₂O), and (c) why NaCl showed no significant mass change (</w:t>
             </w:r>
-            <w:del w:id="9350" w:author="Claude (AI) - proposed" w:date="2026-10-15T03:01:15Z">
+            <w:del w:id="9350" w:author="Claude (AI) - proposed" w:date="2026-10-18T00:26:56Z">
               <w:r>
                 <w:rPr>
                   <w:rFonts w:ascii="Arial" w:cs="Arial" w:eastAsia="Arial" w:hAnsi="Arial"/>
@@ -24537,7 +24537,7 @@
                 <w:delText xml:space="preserve">neither hygroscopic nor efflorescent under normal</w:delText>
               </w:r>
             </w:del>
-            <w:ins w:id="9351" w:author="Claude (AI) - proposed" w:date="2026-10-15T03:01:15Z">
+            <w:ins w:id="9351" w:author="Claude (AI) - proposed" w:date="2026-10-18T00:26:56Z">
               <w:r>
                 <w:rPr>
                   <w:rFonts w:ascii="Arial" w:cs="Arial" w:eastAsia="Arial" w:hAnsi="Arial"/>
@@ -24565,7 +24565,7 @@
               </w:rPr>
               <w:t xml:space="preserve"> humidity). Learners write the balanced equation for efflorescence </w:t>
             </w:r>
-            <w:ins w:id="9352" w:author="Claude (AI) - proposed" w:date="2026-10-15T03:01:15Z">
+            <w:ins w:id="9352" w:author="Claude (AI) - proposed" w:date="2026-10-18T00:26:56Z">
               <w:r>
                 <w:rPr>
                   <w:rFonts w:ascii="Arial" w:cs="Arial" w:eastAsia="Arial" w:hAnsi="Arial"/>
@@ -24593,7 +24593,7 @@
               </w:rPr>
               <w:t xml:space="preserve">on their worksheet</w:t>
             </w:r>
-            <w:ins w:id="9353" w:author="Claude (AI) - proposed" w:date="2026-10-15T03:01:15Z">
+            <w:ins w:id="9353" w:author="Claude (AI) - proposed" w:date="2026-10-18T00:26:56Z">
               <w:r>
                 <w:rPr>
                   <w:rFonts w:ascii="Arial" w:cs="Arial" w:eastAsia="Arial" w:hAnsi="Arial"/>
@@ -24621,7 +24621,7 @@
               </w:rPr>
               <w:t xml:space="preserve">. Groups then match each experimental sample explicitly to the anchoring phenomenon: 'Sample A = CAN fertiliser because...'</w:t>
             </w:r>
-            <w:ins w:id="9354" w:author="Claude (AI) - proposed" w:date="2026-10-15T03:01:15Z">
+            <w:ins w:id="9354" w:author="Claude (AI) - proposed" w:date="2026-10-18T00:26:56Z">
               <w:r>
                 <w:rPr>
                   <w:rFonts w:ascii="Arial" w:cs="Arial" w:eastAsia="Arial" w:hAnsi="Arial"/>
@@ -24649,7 +24649,7 @@
               </w:rPr>
               <w:t xml:space="preserve">, 'Sample B = washing soda because...', 'Sample C = table salt because...'. A class discussion consolidates the three definitions. Learners add a 'Uses' column to their notes: deliquescent salts </w:t>
             </w:r>
-            <w:del w:id="9355" w:author="Claude (AI) - proposed" w:date="2026-10-15T03:01:15Z">
+            <w:del w:id="9355" w:author="Claude (AI) - proposed" w:date="2026-10-18T00:26:56Z">
               <w:r>
                 <w:rPr>
                   <w:rFonts w:ascii="Arial" w:cs="Arial" w:eastAsia="Arial" w:hAnsi="Arial"/>
@@ -24664,7 +24664,7 @@
                 <w:delText xml:space="preserve">(CaCl₂) used as desiccants/</w:delText>
               </w:r>
             </w:del>
-            <w:ins w:id="9356" w:author="Claude (AI) - proposed" w:date="2026-10-15T03:01:15Z">
+            <w:ins w:id="9356" w:author="Claude (AI) - proposed" w:date="2026-10-18T00:26:56Z">
               <w:r>
                 <w:rPr>
                   <w:rFonts w:ascii="Arial" w:cs="Arial" w:eastAsia="Arial" w:hAnsi="Arial"/>
@@ -24692,7 +24692,7 @@
               </w:rPr>
               <w:t xml:space="preserve">drying agents in </w:t>
             </w:r>
-            <w:del w:id="9357" w:author="Claude (AI) - proposed" w:date="2026-10-15T03:01:15Z">
+            <w:del w:id="9357" w:author="Claude (AI) - proposed" w:date="2026-10-18T00:26:56Z">
               <w:r>
                 <w:rPr>
                   <w:rFonts w:ascii="Arial" w:cs="Arial" w:eastAsia="Arial" w:hAnsi="Arial"/>
@@ -24707,7 +24707,7 @@
                 <w:delText xml:space="preserve">Kenyan tea processing factories in Kericho</w:delText>
               </w:r>
             </w:del>
-            <w:ins w:id="9358" w:author="Claude (AI) - proposed" w:date="2026-10-15T03:01:15Z">
+            <w:ins w:id="9358" w:author="Claude (AI) - proposed" w:date="2026-10-18T00:26:56Z">
               <w:r>
                 <w:rPr>
                   <w:rFonts w:ascii="Arial" w:cs="Arial" w:eastAsia="Arial" w:hAnsi="Arial"/>
@@ -24768,7 +24768,7 @@
               </w:rPr>
               <w:t xml:space="preserve">Distribute the Frayer Model organiser. Say: 'I am going to give you three new vocabulary words. Your job — with your partner — is to build the meaning of each word using your experimental data. Do NOT copy from a textbook. Use your OWN data as your evidence.' Allow </w:t>
             </w:r>
-            <w:del w:id="9359" w:author="Claude (AI) - proposed" w:date="2026-10-15T03:01:15Z">
+            <w:del w:id="9359" w:author="Claude (AI) - proposed" w:date="2026-10-18T00:26:56Z">
               <w:r>
                 <w:rPr>
                   <w:rFonts w:ascii="Arial" w:cs="Arial" w:eastAsia="Arial" w:hAnsi="Arial"/>
@@ -24783,7 +24783,7 @@
                 <w:delText xml:space="preserve">8</w:delText>
               </w:r>
             </w:del>
-            <w:ins w:id="9360" w:author="Claude (AI) - proposed" w:date="2026-10-15T03:01:15Z">
+            <w:ins w:id="9360" w:author="Claude (AI) - proposed" w:date="2026-10-18T00:26:56Z">
               <w:r>
                 <w:rPr>
                   <w:rFonts w:ascii="Arial" w:cs="Arial" w:eastAsia="Arial" w:hAnsi="Arial"/>
@@ -24811,7 +24811,7 @@
               </w:rPr>
               <w:t xml:space="preserve"> minutes for pairs to complete Frayer Models. Circulate; if a pair cannot define 'deliquescent', prompt: 'Which sample dissolved in the water it absorbed? What does that tell you about how strongly it attracts water?' After </w:t>
             </w:r>
-            <w:del w:id="9361" w:author="Claude (AI) - proposed" w:date="2026-10-15T03:01:15Z">
+            <w:del w:id="9361" w:author="Claude (AI) - proposed" w:date="2026-10-18T00:26:56Z">
               <w:r>
                 <w:rPr>
                   <w:rFonts w:ascii="Arial" w:cs="Arial" w:eastAsia="Arial" w:hAnsi="Arial"/>
@@ -24826,7 +24826,7 @@
                 <w:delText xml:space="preserve">8</w:delText>
               </w:r>
             </w:del>
-            <w:ins w:id="9362" w:author="Claude (AI) - proposed" w:date="2026-10-15T03:01:15Z">
+            <w:ins w:id="9362" w:author="Claude (AI) - proposed" w:date="2026-10-18T00:26:56Z">
               <w:r>
                 <w:rPr>
                   <w:rFonts w:ascii="Arial" w:cs="Arial" w:eastAsia="Arial" w:hAnsi="Arial"/>
@@ -24854,7 +24854,7 @@
               </w:rPr>
               <w:t xml:space="preserve"> minutes, cold-call 3 pairs to share their definition of one term each. Write the class-agreed definitions on the board. Then say: 'Now write your own explanation — alone, no partner — for why each sample behaved the way it did. Use the word because and refer to your data.' Allow </w:t>
             </w:r>
-            <w:del w:id="9363" w:author="Claude (AI) - proposed" w:date="2026-10-15T03:01:15Z">
+            <w:del w:id="9363" w:author="Claude (AI) - proposed" w:date="2026-10-18T00:26:56Z">
               <w:r>
                 <w:rPr>
                   <w:rFonts w:ascii="Arial" w:cs="Arial" w:eastAsia="Arial" w:hAnsi="Arial"/>
@@ -24869,7 +24869,7 @@
                 <w:delText xml:space="preserve">6</w:delText>
               </w:r>
             </w:del>
-            <w:ins w:id="9364" w:author="Claude (AI) - proposed" w:date="2026-10-15T03:01:15Z">
+            <w:ins w:id="9364" w:author="Claude (AI) - proposed" w:date="2026-10-18T00:26:56Z">
               <w:r>
                 <w:rPr>
                   <w:rFonts w:ascii="Arial" w:cs="Arial" w:eastAsia="Arial" w:hAnsi="Arial"/>
@@ -24897,7 +24897,7 @@
               </w:rPr>
               <w:t xml:space="preserve"> minutes. Cold-call 4 individual learners to read their explanation for one sample. After each reading, ask the class: 'Do you agree? What would you add or change?' WAIT TIME 10 seconds. Introduce the balanced equation for efflorescence: write Na₂CO₃·10H₂O → Na₂CO₃·H₂O + 9H₂O on the board and ask: 'What type of change is this — physical or chemical? How do you know?' WAIT TIME 12 seconds, cold-call 3 learners. Then say: 'Now make the connection. Complete this sentence in your notebook: The CAN fertiliser clumped because..., the washing soda crusted because..., and the table salt was unchanged because...' Allow </w:t>
             </w:r>
-            <w:del w:id="9365" w:author="Claude (AI) - proposed" w:date="2026-10-15T03:01:15Z">
+            <w:del w:id="9365" w:author="Claude (AI) - proposed" w:date="2026-10-18T00:26:56Z">
               <w:r>
                 <w:rPr>
                   <w:rFonts w:ascii="Arial" w:cs="Arial" w:eastAsia="Arial" w:hAnsi="Arial"/>
@@ -24912,7 +24912,7 @@
                 <w:delText xml:space="preserve">4</w:delText>
               </w:r>
             </w:del>
-            <w:ins w:id="9366" w:author="Claude (AI) - proposed" w:date="2026-10-15T03:01:15Z">
+            <w:ins w:id="9366" w:author="Claude (AI) - proposed" w:date="2026-10-18T00:26:56Z">
               <w:r>
                 <w:rPr>
                   <w:rFonts w:ascii="Arial" w:cs="Arial" w:eastAsia="Arial" w:hAnsi="Arial"/>
@@ -24940,7 +24940,7 @@
               </w:rPr>
               <w:t xml:space="preserve"> minutes, then cold-call 3 learners to share complete sentences.</w:t>
             </w:r>
-            <w:ins w:id="9367" w:author="Claude (AI) - proposed" w:date="2026-10-15T03:01:15Z">
+            <w:ins w:id="9367" w:author="Claude (AI) - proposed" w:date="2026-10-18T00:26:56Z">
               <w:r>
                 <w:rPr>
                   <w:rFonts w:ascii="Arial" w:cs="Arial" w:eastAsia="Arial" w:hAnsi="Arial"/>
@@ -25094,7 +25094,7 @@
               <w:spacing w:after="10" w:before="0"/>
               <w:ind w:left="120"/>
             </w:pPr>
-            <w:hyperlink w:history="1" r:id="rId4acj5xntzg9fp3j47wx7z">
+            <w:hyperlink w:history="1" r:id="rIdp4f84epl28vhkbclitz7m">
               <w:r>
                 <w:rPr>
                   <w:rFonts w:ascii="Arial" w:cs="Arial" w:eastAsia="Arial" w:hAnsi="Arial"/>
@@ -25171,7 +25171,7 @@
               <w:spacing w:after="10" w:before="0"/>
               <w:ind w:left="120"/>
             </w:pPr>
-            <w:hyperlink w:history="1" r:id="rIdwkn88pgv98l9-q_ktpkzl">
+            <w:hyperlink w:history="1" r:id="rIdwklls6hq-qs4ektmsgvtn">
               <w:r>
                 <w:rPr>
                   <w:rFonts w:ascii="Arial" w:cs="Arial" w:eastAsia="Arial" w:hAnsi="Arial"/>
@@ -25231,7 +25231,7 @@
               </w:rPr>
               <w:t xml:space="preserve">This is the most significant DQB update of the unit: the driving question receives its FIRST COMPLETE ANSWER. Each learner writes a full answer to the driving question </w:t>
             </w:r>
-            <w:ins w:id="9368" w:author="Claude (AI) - proposed" w:date="2026-10-15T03:01:15Z">
+            <w:ins w:id="9368" w:author="Claude (AI) - proposed" w:date="2026-10-18T00:26:56Z">
               <w:r>
                 <w:rPr>
                   <w:rFonts w:ascii="Arial" w:cs="Arial" w:eastAsia="Arial" w:hAnsi="Arial"/>
@@ -25259,7 +25259,7 @@
               </w:rPr>
               <w:t xml:space="preserve">on a green card (green = 'We can now answer this')</w:t>
             </w:r>
-            <w:ins w:id="9369" w:author="Claude (AI) - proposed" w:date="2026-10-15T03:01:15Z">
+            <w:ins w:id="9369" w:author="Claude (AI) - proposed" w:date="2026-10-18T00:26:56Z">
               <w:r>
                 <w:rPr>
                   <w:rFonts w:ascii="Arial" w:cs="Arial" w:eastAsia="Arial" w:hAnsi="Arial"/>
@@ -25287,7 +25287,7 @@
               </w:rPr>
               <w:t xml:space="preserve">: 'The CAN fertiliser granules clumped because</w:t>
             </w:r>
-            <w:ins w:id="9370" w:author="Claude (AI) - proposed" w:date="2026-10-15T03:01:15Z">
+            <w:ins w:id="9370" w:author="Claude (AI) - proposed" w:date="2026-10-18T00:26:56Z">
               <w:r>
                 <w:rPr>
                   <w:rFonts w:ascii="Arial" w:cs="Arial" w:eastAsia="Arial" w:hAnsi="Arial"/>
@@ -25315,7 +25315,7 @@
               </w:rPr>
               <w:t xml:space="preserve"> CAN is a deliquescent salt — it absorbed water vapour from the</w:t>
             </w:r>
-            <w:del w:id="9371" w:author="Claude (AI) - proposed" w:date="2026-10-15T03:01:15Z">
+            <w:del w:id="9371" w:author="Claude (AI) - proposed" w:date="2026-10-18T00:26:56Z">
               <w:r>
                 <w:rPr>
                   <w:rFonts w:ascii="Arial" w:cs="Arial" w:eastAsia="Arial" w:hAnsi="Arial"/>
@@ -25343,7 +25343,7 @@
               </w:rPr>
               <w:t xml:space="preserve"> air in the storeroom and dissolved in it. The washing soda crystals shrank and formed a white crust because Na₂CO₃·10H₂O is an efflorescent salt — </w:t>
             </w:r>
-            <w:ins w:id="9372" w:author="Claude (AI) - proposed" w:date="2026-10-15T03:01:15Z">
+            <w:ins w:id="9372" w:author="Claude (AI) - proposed" w:date="2026-10-18T00:26:56Z">
               <w:r>
                 <w:rPr>
                   <w:rFonts w:ascii="Arial" w:cs="Arial" w:eastAsia="Arial" w:hAnsi="Arial"/>
@@ -25371,7 +25371,7 @@
               </w:rPr>
               <w:t xml:space="preserve">it lost its water of crystallisation to the</w:t>
             </w:r>
-            <w:del w:id="9373" w:author="Claude (AI) - proposed" w:date="2026-10-15T03:01:15Z">
+            <w:del w:id="9373" w:author="Claude (AI) - proposed" w:date="2026-10-18T00:26:56Z">
               <w:r>
                 <w:rPr>
                   <w:rFonts w:ascii="Arial" w:cs="Arial" w:eastAsia="Arial" w:hAnsi="Arial"/>
@@ -25432,7 +25432,7 @@
               </w:rPr>
               <w:t xml:space="preserve">Distribute green cards. Say: 'Today is the day we have been building toward for six lessons. You now have enough evidence to write a full, scientific answer to our driving question. Write it on your green card — complete sentences, reference your evidence, name the three salts and their behaviours.' Allow </w:t>
             </w:r>
-            <w:del w:id="9374" w:author="Claude (AI) - proposed" w:date="2026-10-15T03:01:15Z">
+            <w:del w:id="9374" w:author="Claude (AI) - proposed" w:date="2026-10-18T00:26:56Z">
               <w:r>
                 <w:rPr>
                   <w:rFonts w:ascii="Arial" w:cs="Arial" w:eastAsia="Arial" w:hAnsi="Arial"/>
@@ -25447,7 +25447,7 @@
                 <w:delText xml:space="preserve">7</w:delText>
               </w:r>
             </w:del>
-            <w:ins w:id="9375" w:author="Claude (AI) - proposed" w:date="2026-10-15T03:01:15Z">
+            <w:ins w:id="9375" w:author="Claude (AI) - proposed" w:date="2026-10-18T00:26:56Z">
               <w:r>
                 <w:rPr>
                   <w:rFonts w:ascii="Arial" w:cs="Arial" w:eastAsia="Arial" w:hAnsi="Arial"/>
@@ -25475,7 +25475,7 @@
               </w:rPr>
               <w:t xml:space="preserve"> minutes. Collect all green cards. Read 3 aloud to the class, pausing after each to ask: 'Is this answer complete? What evidence supports it? Is anything missing?' Then direct learners to the full DQB: 'Look at every sticky note we have posted since Lesson 1. With your group, decide: Answered? Partially answered? Still investigating?' Allow </w:t>
             </w:r>
-            <w:del w:id="9376" w:author="Claude (AI) - proposed" w:date="2026-10-15T03:01:15Z">
+            <w:del w:id="9376" w:author="Claude (AI) - proposed" w:date="2026-10-18T00:26:56Z">
               <w:r>
                 <w:rPr>
                   <w:rFonts w:ascii="Arial" w:cs="Arial" w:eastAsia="Arial" w:hAnsi="Arial"/>
@@ -25490,7 +25490,7 @@
                 <w:delText xml:space="preserve">4</w:delText>
               </w:r>
             </w:del>
-            <w:ins w:id="9377" w:author="Claude (AI) - proposed" w:date="2026-10-15T03:01:15Z">
+            <w:ins w:id="9377" w:author="Claude (AI) - proposed" w:date="2026-10-18T00:26:56Z">
               <w:r>
                 <w:rPr>
                   <w:rFonts w:ascii="Arial" w:cs="Arial" w:eastAsia="Arial" w:hAnsi="Arial"/>
@@ -25657,7 +25657,7 @@
               <w:spacing w:after="10" w:before="0"/>
               <w:ind w:left="120"/>
             </w:pPr>
-            <w:hyperlink w:history="1" r:id="rId7wtasl7wjihvioskajx18">
+            <w:hyperlink w:history="1" r:id="rIde5jojbukvhvwppgv_-ufr">
               <w:r>
                 <w:rPr>
                   <w:rFonts w:ascii="Arial" w:cs="Arial" w:eastAsia="Arial" w:hAnsi="Arial"/>
@@ -25734,7 +25734,7 @@
               <w:spacing w:after="10" w:before="0"/>
               <w:ind w:left="120"/>
             </w:pPr>
-            <w:hyperlink w:history="1" r:id="rId7ejpa5ycvwynayhvxvb7_">
+            <w:hyperlink w:history="1" r:id="rIdaxoro-qupz61zrcm91kzq">
               <w:r>
                 <w:rPr>
                   <w:rFonts w:ascii="Arial" w:cs="Arial" w:eastAsia="Arial" w:hAnsi="Arial"/>
@@ -25794,7 +25794,7 @@
               </w:rPr>
               <w:t xml:space="preserve">Learners return to their cumulative particle-level model (begun in Lesson 1 and revised in each subsequent lesson). Today they add a new panel — a side-by-side diagram showing: (A) a deliquescent salt surface (CaCl₂) with water molecules from the air being attracted to and surrounding the ions at the surface, eventually forming a solution layer; (B) an efflorescent salt surface (Na₂CO₃·10H₂O) with water molecules leaving the crystal lattice and escaping into the </w:t>
             </w:r>
-            <w:del w:id="9378" w:author="Claude (AI) - proposed" w:date="2026-10-15T03:01:15Z">
+            <w:del w:id="9378" w:author="Claude (AI) - proposed" w:date="2026-10-18T00:26:56Z">
               <w:r>
                 <w:rPr>
                   <w:rFonts w:ascii="Arial" w:cs="Arial" w:eastAsia="Arial" w:hAnsi="Arial"/>
@@ -25855,7 +25855,7 @@
               </w:rPr>
               <w:t xml:space="preserve">Say: 'Open your cumulative model. We are adding Panel 6 today — the most important panel yet, because it explains our phenomenon at the particle level.' Display a partial model on the board (ions arranged in a lattice, water molecules in the air shown as small clusters) and say: 'I am NOT going to complete this for you. Use your Frayer Model definitions and your experimental data to decide: which direction should the arrows point for each salt? What happens to the water molecules?' Allow </w:t>
             </w:r>
-            <w:del w:id="9379" w:author="Claude (AI) - proposed" w:date="2026-10-15T03:01:15Z">
+            <w:del w:id="9379" w:author="Claude (AI) - proposed" w:date="2026-10-18T00:26:56Z">
               <w:r>
                 <w:rPr>
                   <w:rFonts w:ascii="Arial" w:cs="Arial" w:eastAsia="Arial" w:hAnsi="Arial"/>
@@ -25870,7 +25870,7 @@
                 <w:delText xml:space="preserve">10</w:delText>
               </w:r>
             </w:del>
-            <w:ins w:id="9380" w:author="Claude (AI) - proposed" w:date="2026-10-15T03:01:15Z">
+            <w:ins w:id="9380" w:author="Claude (AI) - proposed" w:date="2026-10-18T00:26:56Z">
               <w:r>
                 <w:rPr>
                   <w:rFonts w:ascii="Arial" w:cs="Arial" w:eastAsia="Arial" w:hAnsi="Arial"/>
@@ -25898,7 +25898,7 @@
               </w:rPr>
               <w:t xml:space="preserve"> minutes for individual model drawing. After </w:t>
             </w:r>
-            <w:del w:id="9381" w:author="Claude (AI) - proposed" w:date="2026-10-15T03:01:15Z">
+            <w:del w:id="9381" w:author="Claude (AI) - proposed" w:date="2026-10-18T00:26:56Z">
               <w:r>
                 <w:rPr>
                   <w:rFonts w:ascii="Arial" w:cs="Arial" w:eastAsia="Arial" w:hAnsi="Arial"/>
@@ -25913,7 +25913,7 @@
                 <w:delText xml:space="preserve">8</w:delText>
               </w:r>
             </w:del>
-            <w:ins w:id="9382" w:author="Claude (AI) - proposed" w:date="2026-10-15T03:01:15Z">
+            <w:ins w:id="9382" w:author="Claude (AI) - proposed" w:date="2026-10-18T00:26:56Z">
               <w:r>
                 <w:rPr>
                   <w:rFonts w:ascii="Arial" w:cs="Arial" w:eastAsia="Arial" w:hAnsi="Arial"/>
@@ -26388,7 +26388,7 @@
         </w:rPr>
         <w:t xml:space="preserve">© 2026 SeaVuria and ARES. Aligned with KICD objectives. Developed by SeaVuria; technical implementation by ARES (with AI assistance from Claude). Licensed under </w:t>
       </w:r>
-      <w:hyperlink w:history="1" r:id="rIdc5u-jdmf_mll5dkobhl3p">
+      <w:hyperlink w:history="1" r:id="rIdv2qwfcvar1b5peveidbsl">
         <w:r>
           <w:rPr>
             <w:rFonts w:ascii="Arial" w:cs="Arial" w:eastAsia="Arial" w:hAnsi="Arial"/>
@@ -26409,7 +26409,7 @@
         </w:rPr>
         <w:t xml:space="preserve"> (</w:t>
       </w:r>
-      <w:hyperlink w:history="1" r:id="rIdsrortmdehwhyr3b6yjaoi">
+      <w:hyperlink w:history="1" r:id="rIdazpsa1q-_kgvodpujmahk">
         <w:r>
           <w:rPr>
             <w:rFonts w:ascii="Arial" w:cs="Arial" w:eastAsia="Arial" w:hAnsi="Arial"/>
@@ -27466,7 +27466,7 @@
               <w:spacing w:after="10" w:before="0"/>
               <w:ind w:left="120"/>
             </w:pPr>
-            <w:hyperlink w:history="1" r:id="rIdhusorge8kgp9vhwg2qr8s">
+            <w:hyperlink w:history="1" r:id="rId5bbbiv_5cthcgmmzkwy83">
               <w:r>
                 <w:rPr>
                   <w:rFonts w:ascii="Arial" w:cs="Arial" w:eastAsia="Arial" w:hAnsi="Arial"/>
@@ -27543,7 +27543,7 @@
               <w:spacing w:after="10" w:before="0"/>
               <w:ind w:left="120"/>
             </w:pPr>
-            <w:hyperlink w:history="1" r:id="rIdsqxnhhyxnutlrtbds3dm0">
+            <w:hyperlink w:history="1" r:id="rIdzv94suhsb8mu5_dsgkvth">
               <w:r>
                 <w:rPr>
                   <w:rFonts w:ascii="Arial" w:cs="Arial" w:eastAsia="Arial" w:hAnsi="Arial"/>
@@ -27775,7 +27775,7 @@
               <w:spacing w:after="10" w:before="0"/>
               <w:ind w:left="120"/>
             </w:pPr>
-            <w:hyperlink w:history="1" r:id="rIdfgbzmoiip4yjvrny4fj3c">
+            <w:hyperlink w:history="1" r:id="rIdiyv0dkr5nmapstqd53vlh">
               <w:r>
                 <w:rPr>
                   <w:rFonts w:ascii="Arial" w:cs="Arial" w:eastAsia="Arial" w:hAnsi="Arial"/>
@@ -27852,7 +27852,7 @@
               <w:spacing w:after="10" w:before="0"/>
               <w:ind w:left="120"/>
             </w:pPr>
-            <w:hyperlink w:history="1" r:id="rIdrwuw4puozdyiwad_-meyr">
+            <w:hyperlink w:history="1" r:id="rIdr3mkbei1niww4gzykfxns">
               <w:r>
                 <w:rPr>
                   <w:rFonts w:ascii="Arial" w:cs="Arial" w:eastAsia="Arial" w:hAnsi="Arial"/>
@@ -27912,7 +27912,7 @@
               </w:rPr>
               <w:t xml:space="preserve">Learners are organised into six Expert Groups (approximately 5 learners each). Each group is assigned one application sector and receives the corresponding structured reading text on the ARES platform (or as a printed handout). The six sectors are: (1) Agriculture — CAN, ammonium sulphate, and single super phosphate as fertilisers; role of nitrogen, phosphorus, and potassium; why CAN must be stored in sealed bags (links to deliquescence from the phenomenon</w:t>
             </w:r>
-            <w:ins w:id="9383" w:author="Claude (AI) - proposed" w:date="2026-10-15T03:01:15Z">
+            <w:ins w:id="9383" w:author="Claude (AI) - proposed" w:date="2026-10-18T00:26:56Z">
               <w:r>
                 <w:rPr>
                   <w:rFonts w:ascii="Arial" w:cs="Arial" w:eastAsia="Arial" w:hAnsi="Arial"/>
@@ -27940,7 +27940,7 @@
               </w:rPr>
               <w:t xml:space="preserve">). (2) Food Industry — sodium chloride for preserving omena and tilapia at Lake Victoria; sodium nitrate/nitrite in processed meats; role of solubility and osmotic properties. (3) Medicine — oral rehydration salts (sodium chloride + potassium chloride + sodium citrate + glucose); iron(II) sulphate tablets for anaemia; zinc sulphate for child diarrhoea treatment; why ionic composition matters. (4) Paper and Paint Industries — sodium sulphate (salt cake) in paper pulping; barium sulphate as a white pigment in paint (links to insolubility rule from solubility lesson); titanium dioxide context. (5) Glass Industry — sodium carbonate (soda ash from Lake Magadi) as a flux to lower the melting point of silica; calcium carbonate to stabilise glass; sodium silicate. (6) Laundry Industry — sodium carbonate (washing soda) as a water softener</w:t>
             </w:r>
-            <w:ins w:id="9384" w:author="Claude (AI) - proposed" w:date="2026-10-15T03:01:15Z">
+            <w:ins w:id="9384" w:author="Claude (AI) - proposed" w:date="2026-10-18T00:26:56Z">
               <w:r>
                 <w:rPr>
                   <w:rFonts w:ascii="Arial" w:cs="Arial" w:eastAsia="Arial" w:hAnsi="Arial"/>
@@ -27968,7 +27968,7 @@
               </w:rPr>
               <w:t xml:space="preserve">; sodium hypochlorite as a bleach</w:t>
             </w:r>
-            <w:del w:id="9385" w:author="Claude (AI) - proposed" w:date="2026-10-15T03:01:15Z">
+            <w:del w:id="9385" w:author="Claude (AI) - proposed" w:date="2026-10-18T00:26:56Z">
               <w:r>
                 <w:rPr>
                   <w:rFonts w:ascii="Arial" w:cs="Arial" w:eastAsia="Arial" w:hAnsi="Arial"/>
@@ -28029,7 +28029,7 @@
               </w:rPr>
               <w:t xml:space="preserve">Assign groups before the lesson and have materials ready on ARES. Introduce the task: 'Today you are expert researchers. Each group will become the class authority on one application sector of salts. Your job is to read carefully, complete the reading guide, and prepare a poster your classmates will learn from. You have 25 minutes for reading and poster preparation.' [WAIT — circulate continuously.] Visit each group at least twice. During visits, use targeted prompts: For Group 1 (Agriculture): 'You saw CAN clump overnight in the phenomenon. Find the word in your text that describes this behaviour. Why does the farmer NEED to know this?' </w:t>
             </w:r>
-            <w:ins w:id="9386" w:author="Claude (AI) - proposed" w:date="2026-10-15T03:01:15Z">
+            <w:ins w:id="9386" w:author="Claude (AI) - proposed" w:date="2026-10-18T00:26:56Z">
               <w:r>
                 <w:rPr>
                   <w:rFonts w:ascii="Arial" w:cs="Arial" w:eastAsia="Arial" w:hAnsi="Arial"/>
@@ -28057,7 +28057,7 @@
               </w:rPr>
               <w:t xml:space="preserve">For Group 2 (Food): 'What property of sodium chloride makes it effective at preserving fish? Is that a physical or chemical property?' For Group 4 (Paint): 'Your solubility table from Lesson </w:t>
             </w:r>
-            <w:del w:id="9387" w:author="Claude (AI) - proposed" w:date="2026-10-15T03:01:15Z">
+            <w:del w:id="9387" w:author="Claude (AI) - proposed" w:date="2026-10-18T00:26:56Z">
               <w:r>
                 <w:rPr>
                   <w:rFonts w:ascii="Arial" w:cs="Arial" w:eastAsia="Arial" w:hAnsi="Arial"/>
@@ -28072,7 +28072,7 @@
                 <w:delText xml:space="preserve">4</w:delText>
               </w:r>
             </w:del>
-            <w:ins w:id="9388" w:author="Claude (AI) - proposed" w:date="2026-10-15T03:01:15Z">
+            <w:ins w:id="9388" w:author="Claude (AI) - proposed" w:date="2026-10-18T00:26:56Z">
               <w:r>
                 <w:rPr>
                   <w:rFonts w:ascii="Arial" w:cs="Arial" w:eastAsia="Arial" w:hAnsi="Arial"/>
@@ -28100,7 +28100,7 @@
               </w:rPr>
               <w:t xml:space="preserve"> — is barium sulphate soluble or insoluble? Why might that matter for a pigment in paint?' For Group 6 (Laundry): 'Your text </w:t>
             </w:r>
-            <w:del w:id="9389" w:author="Claude (AI) - proposed" w:date="2026-10-15T03:01:15Z">
+            <w:del w:id="9389" w:author="Claude (AI) - proposed" w:date="2026-10-18T00:26:56Z">
               <w:r>
                 <w:rPr>
                   <w:rFonts w:ascii="Arial" w:cs="Arial" w:eastAsia="Arial" w:hAnsi="Arial"/>
@@ -28115,7 +28115,7 @@
                 <w:delText xml:space="preserve">mentions washing soda. Look back at the phenomenon description — what happened to the washing soda crystals overnight</w:delText>
               </w:r>
             </w:del>
-            <w:ins w:id="9390" w:author="Claude (AI) - proposed" w:date="2026-10-15T03:01:15Z">
+            <w:ins w:id="9390" w:author="Claude (AI) - proposed" w:date="2026-10-18T00:26:56Z">
               <w:r>
                 <w:rPr>
                   <w:rFonts w:ascii="Arial" w:cs="Arial" w:eastAsia="Arial" w:hAnsi="Arial"/>
@@ -28143,7 +28143,7 @@
               </w:rPr>
               <w:t xml:space="preserve">? Write that</w:t>
             </w:r>
-            <w:del w:id="9391" w:author="Claude (AI) - proposed" w:date="2026-10-15T03:01:15Z">
+            <w:del w:id="9391" w:author="Claude (AI) - proposed" w:date="2026-10-18T00:26:56Z">
               <w:r>
                 <w:rPr>
                   <w:rFonts w:ascii="Arial" w:cs="Arial" w:eastAsia="Arial" w:hAnsi="Arial"/>
@@ -28171,7 +28171,7 @@
               </w:rPr>
               <w:t xml:space="preserve"> in your connection column.</w:t>
             </w:r>
-            <w:ins w:id="9392" w:author="Claude (AI) - proposed" w:date="2026-10-15T03:01:15Z">
+            <w:ins w:id="9392" w:author="Claude (AI) - proposed" w:date="2026-10-18T00:26:56Z">
               <w:r>
                 <w:rPr>
                   <w:rFonts w:ascii="Arial" w:cs="Arial" w:eastAsia="Arial" w:hAnsi="Arial"/>
@@ -28338,7 +28338,7 @@
               <w:spacing w:after="10" w:before="0"/>
               <w:ind w:left="120"/>
             </w:pPr>
-            <w:hyperlink w:history="1" r:id="rIdsrqqiky3vek7q5nblvopy">
+            <w:hyperlink w:history="1" r:id="rIdbbhix31nngfih8s8bwtjc">
               <w:r>
                 <w:rPr>
                   <w:rFonts w:ascii="Arial" w:cs="Arial" w:eastAsia="Arial" w:hAnsi="Arial"/>
@@ -28415,7 +28415,7 @@
               <w:spacing w:after="10" w:before="0"/>
               <w:ind w:left="120"/>
             </w:pPr>
-            <w:hyperlink w:history="1" r:id="rIdsoatuqjs8eoa2wi7lpyum">
+            <w:hyperlink w:history="1" r:id="rIduipmvqujk1wre4bx3bxac">
               <w:r>
                 <w:rPr>
                   <w:rFonts w:ascii="Arial" w:cs="Arial" w:eastAsia="Arial" w:hAnsi="Arial"/>
@@ -28647,7 +28647,7 @@
               <w:spacing w:after="10" w:before="0"/>
               <w:ind w:left="120"/>
             </w:pPr>
-            <w:hyperlink w:history="1" r:id="rIdfduhuphjkkqkmwsqcz__7">
+            <w:hyperlink w:history="1" r:id="rIdheyp804tk0l8nbidtxy1l">
               <w:r>
                 <w:rPr>
                   <w:rFonts w:ascii="Arial" w:cs="Arial" w:eastAsia="Arial" w:hAnsi="Arial"/>
@@ -28724,7 +28724,7 @@
               <w:spacing w:after="10" w:before="0"/>
               <w:ind w:left="120"/>
             </w:pPr>
-            <w:hyperlink w:history="1" r:id="rIda_vkyw1wqglxwlx08uqzm">
+            <w:hyperlink w:history="1" r:id="rIda6liv6ftarwvq1wk9mhsb">
               <w:r>
                 <w:rPr>
                   <w:rFonts w:ascii="Arial" w:cs="Arial" w:eastAsia="Arial" w:hAnsi="Arial"/>
@@ -28956,7 +28956,7 @@
               <w:spacing w:after="10" w:before="0"/>
               <w:ind w:left="120"/>
             </w:pPr>
-            <w:hyperlink w:history="1" r:id="rIdxulctmywjvryat5cvxvnh">
+            <w:hyperlink w:history="1" r:id="rIdsl7kwtwyhbztootd3h2hg">
               <w:r>
                 <w:rPr>
                   <w:rFonts w:ascii="Arial" w:cs="Arial" w:eastAsia="Arial" w:hAnsi="Arial"/>
@@ -29033,7 +29033,7 @@
               <w:spacing w:after="10" w:before="0"/>
               <w:ind w:left="120"/>
             </w:pPr>
-            <w:hyperlink w:history="1" r:id="rId5ckqvwhy180oe0wtko4gk">
+            <w:hyperlink w:history="1" r:id="rIdim_untsn7hujert7qkcsr">
               <w:r>
                 <w:rPr>
                   <w:rFonts w:ascii="Arial" w:cs="Arial" w:eastAsia="Arial" w:hAnsi="Arial"/>
@@ -29287,7 +29287,7 @@
               </w:rPr>
               <w:t xml:space="preserve">After the lesson, reflect on the following questions: (1) During the gallery walk, did learners' sticky-note questions demonstrate cross-sector thinking — connecting, for example, the solubility of barium sulphate to its use in paint — or did most questions remain within their own sector? If cross-sector thinking was weak, plan a brief 'property matching' warm-up at the start of Lesson 8. (2) Were the 'connection to phenomenon' columns in the reading guides completed with specificity? If learners in the Laundry Group (washing soda) or Agriculture Group (CAN) were unable to link their reading back to the phenomenon without significant prompting, this signals that the earlier lessons on hygroscopic/deliquescent/efflorescent behaviour (</w:t>
             </w:r>
-            <w:del w:id="9393" w:author="Claude (AI) - proposed" w:date="2026-10-15T03:01:15Z">
+            <w:del w:id="9393" w:author="Claude (AI) - proposed" w:date="2026-10-18T00:26:56Z">
               <w:r>
                 <w:rPr>
                   <w:rFonts w:ascii="Arial" w:cs="Arial" w:eastAsia="Arial" w:hAnsi="Arial"/>
@@ -29302,7 +29302,7 @@
                 <w:delText xml:space="preserve">likely Lesson 5 or</w:delText>
               </w:r>
             </w:del>
-            <w:ins w:id="9394" w:author="Claude (AI) - proposed" w:date="2026-10-15T03:01:15Z">
+            <w:ins w:id="9394" w:author="Claude (AI) - proposed" w:date="2026-10-18T00:26:56Z">
               <w:r>
                 <w:rPr>
                   <w:rFonts w:ascii="Arial" w:cs="Arial" w:eastAsia="Arial" w:hAnsi="Arial"/>
@@ -29528,7 +29528,7 @@
               </w:rPr>
               <w:t xml:space="preserve">The choice of a salt for a specific application depends on its type, solubility, and behaviour in air. Deliquescent salts like CAN (calcium ammonium nitrate) must be stored in sealed containers because they absorb water vapour — the same property that caused granules to clump in the phenomenon. Efflorescent salts like washing soda (Na₂CO₃·10H₂O) lose water of crystallisation </w:t>
             </w:r>
-            <w:del w:id="9395" w:author="Claude (AI) - proposed" w:date="2026-10-15T03:01:15Z">
+            <w:del w:id="9395" w:author="Claude (AI) - proposed" w:date="2026-10-18T00:26:56Z">
               <w:r>
                 <w:rPr>
                   <w:rFonts w:ascii="Arial" w:cs="Arial" w:eastAsia="Arial" w:hAnsi="Arial"/>
@@ -29543,7 +29543,7 @@
                 <w:delText xml:space="preserve">in dry air</w:delText>
               </w:r>
             </w:del>
-            <w:ins w:id="9396" w:author="Claude (AI) - proposed" w:date="2026-10-15T03:01:15Z">
+            <w:ins w:id="9396" w:author="Claude (AI) - proposed" w:date="2026-10-18T00:26:56Z">
               <w:r>
                 <w:rPr>
                   <w:rFonts w:ascii="Arial" w:cs="Arial" w:eastAsia="Arial" w:hAnsi="Arial"/>
@@ -29571,7 +29571,7 @@
               </w:rPr>
               <w:t xml:space="preserve">, forming a white powdery crust</w:t>
             </w:r>
-            <w:del w:id="9397" w:author="Claude (AI) - proposed" w:date="2026-10-15T03:01:15Z">
+            <w:del w:id="9397" w:author="Claude (AI) - proposed" w:date="2026-10-18T00:26:56Z">
               <w:r>
                 <w:rPr>
                   <w:rFonts w:ascii="Arial" w:cs="Arial" w:eastAsia="Arial" w:hAnsi="Arial"/>
@@ -29586,7 +29586,7 @@
                 <w:delText xml:space="preserve"> — this is why it is effective as a laundry water softener but</w:delText>
               </w:r>
             </w:del>
-            <w:ins w:id="9398" w:author="Claude (AI) - proposed" w:date="2026-10-15T03:01:15Z">
+            <w:ins w:id="9398" w:author="Claude (AI) - proposed" w:date="2026-10-18T00:26:56Z">
               <w:r>
                 <w:rPr>
                   <w:rFonts w:ascii="Arial" w:cs="Arial" w:eastAsia="Arial" w:hAnsi="Arial"/>
@@ -29614,7 +29614,7 @@
               </w:rPr>
               <w:t xml:space="preserve"> must be stored in airtight containers</w:t>
             </w:r>
-            <w:ins w:id="9399" w:author="Claude (AI) - proposed" w:date="2026-10-15T03:01:15Z">
+            <w:ins w:id="9399" w:author="Claude (AI) - proposed" w:date="2026-10-18T00:26:56Z">
               <w:r>
                 <w:rPr>
                   <w:rFonts w:ascii="Arial" w:cs="Arial" w:eastAsia="Arial" w:hAnsi="Arial"/>
@@ -29710,7 +29710,7 @@
               </w:rPr>
               <w:t xml:space="preserve">All three substances in the phenomenon are salts, but their different behaviours in air — and their different real-world uses — are both explained by the same underlying properties. CAN is deliquescent: it absorbs water vapour from the air, which is why granules clump overnight AND why fertiliser manufacturers and Rift Valley farmers must store it in sealed bags to prevent caking and nutrient loss. Washing soda is efflorescent: it loses water of crystallisation to the </w:t>
             </w:r>
-            <w:del w:id="9400" w:author="Claude (AI) - proposed" w:date="2026-10-15T03:01:15Z">
+            <w:del w:id="9400" w:author="Claude (AI) - proposed" w:date="2026-10-18T00:26:56Z">
               <w:r>
                 <w:rPr>
                   <w:rFonts w:ascii="Arial" w:cs="Arial" w:eastAsia="Arial" w:hAnsi="Arial"/>
@@ -29725,7 +29725,7 @@
                 <w:delText xml:space="preserve">dry air</w:delText>
               </w:r>
             </w:del>
-            <w:ins w:id="9401" w:author="Claude (AI) - proposed" w:date="2026-10-15T03:01:15Z">
+            <w:ins w:id="9401" w:author="Claude (AI) - proposed" w:date="2026-10-18T00:26:56Z">
               <w:r>
                 <w:rPr>
                   <w:rFonts w:ascii="Arial" w:cs="Arial" w:eastAsia="Arial" w:hAnsi="Arial"/>
@@ -29773,7 +29773,7 @@
         </w:rPr>
         <w:t xml:space="preserve">© 2026 SeaVuria and ARES. Aligned with KICD objectives. Developed by SeaVuria; technical implementation by ARES (with AI assistance from Claude). Licensed under </w:t>
       </w:r>
-      <w:hyperlink w:history="1" r:id="rIdu82gkipdi4xljrkhvy-yu">
+      <w:hyperlink w:history="1" r:id="rIdwjfk-pqgdjckfg1wrwcl9">
         <w:r>
           <w:rPr>
             <w:rFonts w:ascii="Arial" w:cs="Arial" w:eastAsia="Arial" w:hAnsi="Arial"/>
@@ -29794,7 +29794,7 @@
         </w:rPr>
         <w:t xml:space="preserve"> (</w:t>
       </w:r>
-      <w:hyperlink w:history="1" r:id="rIduc0oadgvrck1ow1b48pmd">
+      <w:hyperlink w:history="1" r:id="rId0yeajrz8uzsengds5wufa">
         <w:r>
           <w:rPr>
             <w:rFonts w:ascii="Arial" w:cs="Arial" w:eastAsia="Arial" w:hAnsi="Arial"/>
@@ -30546,7 +30546,7 @@
               </w:rPr>
               <w:t xml:space="preserve">Lesson 8 is the capstone lesson of the Introduction to Salts unit. It opens with a structured 'Return to Phenomenon' provocation in which learners view the original anchoring image — the open CAN fertiliser bag, the crusted washing soda container, and the unchanged table salt — and are asked silently to draft a full scientific explanation using everything they now know. Groups then compare their Lesson 1 prediction models with their current cumulative models in a gallery walk, annotating growth in understanding. The full class revisits the Driving Question Board: answered questions are confirmed with evidence citations, genuinely unresolved questions are honoured and flagged for future inquiry. The lesson closes with a structured summative assessment task in which individual learners identify an unknown salt, propose its preparation pathway with a balanced equation, predict its behaviour in air and describe one Kenyan industrial or agricultural use. Teacher facilitation throughout uses Socratic questioning, strategic cold-calling and explicit wait time to ensure every learner is drawn into the final sensemaking conversation.</w:t>
             </w:r>
-            <w:ins w:id="9402" w:author="Claude (AI) - proposed" w:date="2026-10-15T03:01:15Z">
+            <w:ins w:id="9402" w:author="Claude (AI) - proposed" w:date="2026-10-18T00:26:56Z">
               <w:r>
                 <w:rPr>
                   <w:rFonts w:ascii="Arial" w:cs="Arial" w:eastAsia="Arial" w:hAnsi="Arial"/>
@@ -30849,7 +30849,7 @@
             <w:pPr>
               <w:spacing w:after="20" w:before="0"/>
             </w:pPr>
-            <w:hyperlink w:history="1" r:id="rIdyjvdqjhhraza2oi-r_kx2">
+            <w:hyperlink w:history="1" r:id="rIdipiuu6ckyesqmsor7p0ss">
               <w:r>
                 <w:rPr>
                   <w:rFonts w:ascii="Arial" w:cs="Arial" w:eastAsia="Arial" w:hAnsi="Arial"/>
@@ -30898,7 +30898,7 @@
               <w:spacing w:after="10" w:before="0"/>
               <w:ind w:left="120"/>
             </w:pPr>
-            <w:hyperlink w:history="1" r:id="rIds3jmirspgfyxmz-o5wdck">
+            <w:hyperlink w:history="1" r:id="rIdxwl1akvra7rnkp6suzniz">
               <w:r>
                 <w:rPr>
                   <w:rFonts w:ascii="Arial" w:cs="Arial" w:eastAsia="Arial" w:hAnsi="Arial"/>
@@ -30960,7 +30960,7 @@
               <w:spacing w:after="10" w:before="0"/>
               <w:ind w:left="120"/>
             </w:pPr>
-            <w:hyperlink w:history="1" r:id="rId9rkympfqoslhwfypqp7zx">
+            <w:hyperlink w:history="1" r:id="rIdsjpvnlxa8ccgmldj6zbeo">
               <w:r>
                 <w:rPr>
                   <w:rFonts w:ascii="Arial" w:cs="Arial" w:eastAsia="Arial" w:hAnsi="Arial"/>
@@ -31020,7 +31020,7 @@
               </w:rPr>
               <w:t xml:space="preserve">Learners are shown the original anchoring phenomenon image on the board or screen: the open CAN fertiliser bag with clumped, sticky granules; the washing soda container with its white powdery crust and shrunken crystals; and the unchanged table salt from the kitchen store. Each learner receives their Lesson 1 prediction card (returned by teacher). Working silently and individually for 5 minutes, they write a full scientific explanation on a new card — 'What I can now explain' — covering: (1) why CAN clumped (deliquescence </w:t>
             </w:r>
-            <w:del w:id="9403" w:author="Claude (AI) - proposed" w:date="2026-10-15T03:01:15Z">
+            <w:del w:id="9403" w:author="Claude (AI) - proposed" w:date="2026-10-18T00:26:56Z">
               <w:r>
                 <w:rPr>
                   <w:rFonts w:ascii="Arial" w:cs="Arial" w:eastAsia="Arial" w:hAnsi="Arial"/>
@@ -31035,7 +31035,7 @@
                 <w:delText xml:space="preserve">/</w:delText>
               </w:r>
             </w:del>
-            <w:ins w:id="9404" w:author="Claude (AI) - proposed" w:date="2026-10-15T03:01:15Z">
+            <w:ins w:id="9404" w:author="Claude (AI) - proposed" w:date="2026-10-18T00:26:56Z">
               <w:r>
                 <w:rPr>
                   <w:rFonts w:ascii="Arial" w:cs="Arial" w:eastAsia="Arial" w:hAnsi="Arial"/>
@@ -31063,7 +31063,7 @@
               </w:rPr>
               <w:t xml:space="preserve"> hygroscopic behaviour, </w:t>
             </w:r>
-            <w:del w:id="9405" w:author="Claude (AI) - proposed" w:date="2026-10-15T03:01:15Z">
+            <w:del w:id="9405" w:author="Claude (AI) - proposed" w:date="2026-10-18T00:26:56Z">
               <w:r>
                 <w:rPr>
                   <w:rFonts w:ascii="Arial" w:cs="Arial" w:eastAsia="Arial" w:hAnsi="Arial"/>
@@ -31078,7 +31078,7 @@
                 <w:delText xml:space="preserve">ionic nature, solubility</w:delText>
               </w:r>
             </w:del>
-            <w:ins w:id="9406" w:author="Claude (AI) - proposed" w:date="2026-10-15T03:01:15Z">
+            <w:ins w:id="9406" w:author="Claude (AI) - proposed" w:date="2026-10-18T00:26:56Z">
               <w:r>
                 <w:rPr>
                   <w:rFonts w:ascii="Arial" w:cs="Arial" w:eastAsia="Arial" w:hAnsi="Arial"/>
@@ -31106,7 +31106,7 @@
               </w:rPr>
               <w:t xml:space="preserve">); (2) why washing soda developed a white crust and shrank (efflorescence, loss of water of crystallisation, Na₂CO₃·10H₂O → Na₂CO₃·H₂O + 9H₂O); (3) why table salt was unchanged (NaCl </w:t>
             </w:r>
-            <w:del w:id="9407" w:author="Claude (AI) - proposed" w:date="2026-10-15T03:01:15Z">
+            <w:del w:id="9407" w:author="Claude (AI) - proposed" w:date="2026-10-18T00:26:56Z">
               <w:r>
                 <w:rPr>
                   <w:rFonts w:ascii="Arial" w:cs="Arial" w:eastAsia="Arial" w:hAnsi="Arial"/>
@@ -31121,7 +31121,7 @@
                 <w:delText xml:space="preserve">is neither hygroscopic, deliquescent nor efflorescent under normal Kenyan ambient humidity conditions</w:delText>
               </w:r>
             </w:del>
-            <w:ins w:id="9408" w:author="Claude (AI) - proposed" w:date="2026-10-15T03:01:15Z">
+            <w:ins w:id="9408" w:author="Claude (AI) - proposed" w:date="2026-10-18T00:26:56Z">
               <w:r>
                 <w:rPr>
                   <w:rFonts w:ascii="Arial" w:cs="Arial" w:eastAsia="Arial" w:hAnsi="Arial"/>
@@ -31304,7 +31304,7 @@
             <w:pPr>
               <w:spacing w:after="20" w:before="0"/>
             </w:pPr>
-            <w:hyperlink w:history="1" r:id="rIdhhqed81g-xjyn5tdkg0mv">
+            <w:hyperlink w:history="1" r:id="rIdwmxf8sdbmrm1rlwhf7yln">
               <w:r>
                 <w:rPr>
                   <w:rFonts w:ascii="Arial" w:cs="Arial" w:eastAsia="Arial" w:hAnsi="Arial"/>
@@ -31353,7 +31353,7 @@
               <w:spacing w:after="10" w:before="0"/>
               <w:ind w:left="120"/>
             </w:pPr>
-            <w:hyperlink w:history="1" r:id="rId87cvkea0fkb-docropkzy">
+            <w:hyperlink w:history="1" r:id="rIdsdtstwbr8xn6ayj55dary">
               <w:r>
                 <w:rPr>
                   <w:rFonts w:ascii="Arial" w:cs="Arial" w:eastAsia="Arial" w:hAnsi="Arial"/>
@@ -31415,7 +31415,7 @@
               <w:spacing w:after="10" w:before="0"/>
               <w:ind w:left="120"/>
             </w:pPr>
-            <w:hyperlink w:history="1" r:id="rIdvmzgi4nbn0i3sy6t1wuj2">
+            <w:hyperlink w:history="1" r:id="rIdxfds4nyrpzoclcmsh6kko">
               <w:r>
                 <w:rPr>
                   <w:rFonts w:ascii="Arial" w:cs="Arial" w:eastAsia="Arial" w:hAnsi="Arial"/>
@@ -31475,7 +31475,7 @@
               </w:rPr>
               <w:t xml:space="preserve">Groups of four display two posters side by side on the wall or desk: their Lesson 1 initial model (a rough sketch of the phenomenon with guesses) and their final cumulative model built incrementally across Lessons 1–7. The final model must show, in one annotated diagram: (a) salt classification tree (normal, acidic, basic, double) with one Kenyan example per type; (b) solubility rules summary (all nitrates soluble; sulphates — exceptions include barium, lead, calcium sulphate; chlorides — exceptions include lead and silver chloride; carbonates — insoluble except ammonium and Group 1); (c) preparation pathway flowchart (direct synthesis, acid + metal, acid + base, acid + carbonate/hydrogen carbonate, precipitation) with one balanced equation per pathway; (d) atmospheric behaviour triangle (hygroscopic / deliquescent / efflorescent) with the three phenomenon substances placed correctly; (e) Kenyan applications panel (agriculture — CAN in Rift Valley maize farms; food — NaCl </w:t>
             </w:r>
-            <w:del w:id="9409" w:author="Claude (AI) - proposed" w:date="2026-10-15T03:01:15Z">
+            <w:del w:id="9409" w:author="Claude (AI) - proposed" w:date="2026-10-18T00:26:56Z">
               <w:r>
                 <w:rPr>
                   <w:rFonts w:ascii="Arial" w:cs="Arial" w:eastAsia="Arial" w:hAnsi="Arial"/>
@@ -31490,7 +31490,7 @@
                 <w:delText xml:space="preserve">preservation of nyama choma</w:delText>
               </w:r>
             </w:del>
-            <w:ins w:id="9410" w:author="Claude (AI) - proposed" w:date="2026-10-15T03:01:15Z">
+            <w:ins w:id="9410" w:author="Claude (AI) - proposed" w:date="2026-10-18T00:26:56Z">
               <w:r>
                 <w:rPr>
                   <w:rFonts w:ascii="Arial" w:cs="Arial" w:eastAsia="Arial" w:hAnsi="Arial"/>
@@ -31518,7 +31518,7 @@
               </w:rPr>
               <w:t xml:space="preserve"> and drying fish</w:t>
             </w:r>
-            <w:ins w:id="9411" w:author="Claude (AI) - proposed" w:date="2026-10-15T03:01:15Z">
+            <w:ins w:id="9411" w:author="Claude (AI) - proposed" w:date="2026-10-18T00:26:56Z">
               <w:r>
                 <w:rPr>
                   <w:rFonts w:ascii="Arial" w:cs="Arial" w:eastAsia="Arial" w:hAnsi="Arial"/>
@@ -31579,7 +31579,7 @@
               </w:rPr>
               <w:t xml:space="preserve">Before rotation begins, say: 'Your job at each poster is to be a scientific peer reviewer — not a judge. Write what EVIDENCE you see in the model, and one genuine question the model raises for you.' </w:t>
             </w:r>
-            <w:del w:id="9412" w:author="Claude (AI) - proposed" w:date="2026-10-15T03:01:15Z">
+            <w:del w:id="9412" w:author="Claude (AI) - proposed" w:date="2026-10-18T00:26:56Z">
               <w:r>
                 <w:rPr>
                   <w:rFonts w:ascii="Arial" w:cs="Arial" w:eastAsia="Arial" w:hAnsi="Arial"/>
@@ -31594,7 +31594,7 @@
                 <w:delText xml:space="preserve">Set timer for 6</w:delText>
               </w:r>
             </w:del>
-            <w:ins w:id="9413" w:author="Claude (AI) - proposed" w:date="2026-10-15T03:01:15Z">
+            <w:ins w:id="9413" w:author="Claude (AI) - proposed" w:date="2026-10-18T00:26:56Z">
               <w:r>
                 <w:rPr>
                   <w:rFonts w:ascii="Arial" w:cs="Arial" w:eastAsia="Arial" w:hAnsi="Arial"/>
@@ -31622,7 +31622,7 @@
               </w:rPr>
               <w:t xml:space="preserve"> minutes per rotation (two rotations = </w:t>
             </w:r>
-            <w:del w:id="9414" w:author="Claude (AI) - proposed" w:date="2026-10-15T03:01:15Z">
+            <w:del w:id="9414" w:author="Claude (AI) - proposed" w:date="2026-10-18T00:26:56Z">
               <w:r>
                 <w:rPr>
                   <w:rFonts w:ascii="Arial" w:cs="Arial" w:eastAsia="Arial" w:hAnsi="Arial"/>
@@ -31637,7 +31637,7 @@
                 <w:delText xml:space="preserve">12</w:delText>
               </w:r>
             </w:del>
-            <w:ins w:id="9415" w:author="Claude (AI) - proposed" w:date="2026-10-15T03:01:15Z">
+            <w:ins w:id="9415" w:author="Claude (AI) - proposed" w:date="2026-10-18T00:26:56Z">
               <w:r>
                 <w:rPr>
                   <w:rFonts w:ascii="Arial" w:cs="Arial" w:eastAsia="Arial" w:hAnsi="Arial"/>
@@ -31787,7 +31787,7 @@
             <w:pPr>
               <w:spacing w:after="20" w:before="0"/>
             </w:pPr>
-            <w:hyperlink w:history="1" r:id="rId9clbndzjgla2xtiwa-k4v">
+            <w:hyperlink w:history="1" r:id="rId2xoklj9ug06uhgyk4xgnd">
               <w:r>
                 <w:rPr>
                   <w:rFonts w:ascii="Arial" w:cs="Arial" w:eastAsia="Arial" w:hAnsi="Arial"/>
@@ -31836,7 +31836,7 @@
               <w:spacing w:after="10" w:before="0"/>
               <w:ind w:left="120"/>
             </w:pPr>
-            <w:hyperlink w:history="1" r:id="rIdz0urndc9iljq9ptoxvgwm">
+            <w:hyperlink w:history="1" r:id="rIdysltegig0h_vcrylo9xxw">
               <w:r>
                 <w:rPr>
                   <w:rFonts w:ascii="Arial" w:cs="Arial" w:eastAsia="Arial" w:hAnsi="Arial"/>
@@ -31898,7 +31898,7 @@
               <w:spacing w:after="10" w:before="0"/>
               <w:ind w:left="120"/>
             </w:pPr>
-            <w:hyperlink w:history="1" r:id="rIderyrotemv2ub2adpwdmup">
+            <w:hyperlink w:history="1" r:id="rIdqtydfa7r3_xnlgyctcu9u">
               <w:r>
                 <w:rPr>
                   <w:rFonts w:ascii="Arial" w:cs="Arial" w:eastAsia="Arial" w:hAnsi="Arial"/>
@@ -32057,7 +32057,7 @@
               </w:rPr>
               <w:t xml:space="preserve">Observable indicator: The class consensus answer written on the board must, at minimum, use the terms 'deliquescent' or 'hygroscopic' for CAN, 'efflorescence' and 'water of crystallisation' for washing soda, and include a statement about NaCl's stability. If the spontaneous class answers are missing any of these, the teacher inserts a targeted prompt: 'We used a specific chemistry term for this in Lesson </w:t>
             </w:r>
-            <w:del w:id="9416" w:author="Claude (AI) - proposed" w:date="2026-10-15T03:01:15Z">
+            <w:del w:id="9416" w:author="Claude (AI) - proposed" w:date="2026-10-18T00:26:56Z">
               <w:r>
                 <w:rPr>
                   <w:rFonts w:ascii="Arial" w:cs="Arial" w:eastAsia="Arial" w:hAnsi="Arial"/>
@@ -32072,7 +32072,7 @@
                 <w:delText xml:space="preserve">5</w:delText>
               </w:r>
             </w:del>
-            <w:ins w:id="9417" w:author="Claude (AI) - proposed" w:date="2026-10-15T03:01:15Z">
+            <w:ins w:id="9417" w:author="Claude (AI) - proposed" w:date="2026-10-18T00:26:56Z">
               <w:r>
                 <w:rPr>
                   <w:rFonts w:ascii="Arial" w:cs="Arial" w:eastAsia="Arial" w:hAnsi="Arial"/>
@@ -32156,7 +32156,7 @@
             <w:pPr>
               <w:spacing w:after="20" w:before="0"/>
             </w:pPr>
-            <w:hyperlink w:history="1" r:id="rId1lnzxwq5wg7zadb4pq1uk">
+            <w:hyperlink w:history="1" r:id="rIdzqvu79kifgxpkkobmxtp9">
               <w:r>
                 <w:rPr>
                   <w:rFonts w:ascii="Arial" w:cs="Arial" w:eastAsia="Arial" w:hAnsi="Arial"/>
@@ -32205,7 +32205,7 @@
               <w:spacing w:after="10" w:before="0"/>
               <w:ind w:left="120"/>
             </w:pPr>
-            <w:hyperlink w:history="1" r:id="rIdimks_cy3q38ofm-esayep">
+            <w:hyperlink w:history="1" r:id="rIdiigkvonbdgz54dvyartvi">
               <w:r>
                 <w:rPr>
                   <w:rFonts w:ascii="Arial" w:cs="Arial" w:eastAsia="Arial" w:hAnsi="Arial"/>
@@ -32267,7 +32267,7 @@
               <w:spacing w:after="10" w:before="0"/>
               <w:ind w:left="120"/>
             </w:pPr>
-            <w:hyperlink w:history="1" r:id="rIdgs_olke8ka1kvqugfs9dc">
+            <w:hyperlink w:history="1" r:id="rIdpqssoijvr-ku8kjk3rz0b">
               <w:r>
                 <w:rPr>
                   <w:rFonts w:ascii="Arial" w:cs="Arial" w:eastAsia="Arial" w:hAnsi="Arial"/>
@@ -32327,7 +32327,7 @@
               </w:rPr>
               <w:t xml:space="preserve">Each learner independently completes a structured summative assessment task on a printed or digital task sheet. The task is framed around a new but parallel Kenyan scenario to ensure transfer — not simple recall: 'A Kenyan agrochemical company in Nakuru is developing a new fertiliser product. Laboratory analysis shows the fertiliser contains the salt X, which forms when sulphuric acid reacts with ammonia solution. (a) Name salt X and classify it as normal, acidic, basic or double. (b) Write a balanced chemical equation for its preparation. (c) The company stores salt X in open warehouses near Lake Nakuru</w:t>
             </w:r>
-            <w:del w:id="9418" w:author="Claude (AI) - proposed" w:date="2026-10-15T03:01:15Z">
+            <w:del w:id="9418" w:author="Claude (AI) - proposed" w:date="2026-10-18T00:26:56Z">
               <w:r>
                 <w:rPr>
                   <w:rFonts w:ascii="Arial" w:cs="Arial" w:eastAsia="Arial" w:hAnsi="Arial"/>
@@ -32342,7 +32342,7 @@
                 <w:delText xml:space="preserve"> where humidity is high. Predict and explain its likely behaviour in air, using correct terminology</w:delText>
               </w:r>
             </w:del>
-            <w:ins w:id="9419" w:author="Claude (AI) - proposed" w:date="2026-10-15T03:01:15Z">
+            <w:ins w:id="9419" w:author="Claude (AI) - proposed" w:date="2026-10-18T00:26:56Z">
               <w:r>
                 <w:rPr>
                   <w:rFonts w:ascii="Arial" w:cs="Arial" w:eastAsia="Arial" w:hAnsi="Arial"/>
@@ -32469,7 +32469,7 @@
               </w:rPr>
               <w:t xml:space="preserve">Observable indicator for teacher marking: (a) Salt X correctly identified as ammonium sulphate, (NH₄)₂SO₄, classified as a normal salt — 1 mark. (b) Balanced equation: H₂SO₄ + 2NH₃ → (NH₄)₂SO₄ — 2 marks (1 for correct products, 1 for balance). (c) </w:t>
             </w:r>
-            <w:del w:id="9420" w:author="Claude (AI) - proposed" w:date="2026-10-15T03:01:15Z">
+            <w:del w:id="9420" w:author="Claude (AI) - proposed" w:date="2026-10-18T00:26:56Z">
               <w:r>
                 <w:rPr>
                   <w:rFonts w:ascii="Arial" w:cs="Arial" w:eastAsia="Arial" w:hAnsi="Arial"/>
@@ -32484,7 +32484,7 @@
                 <w:delText xml:space="preserve">Prediction: ammonium sulphate is hygroscopic; in high-humidity conditions near Lake Nakuru it will absorb moisture</w:delText>
               </w:r>
             </w:del>
-            <w:ins w:id="9421" w:author="Claude (AI) - proposed" w:date="2026-10-15T03:01:15Z">
+            <w:ins w:id="9421" w:author="Claude (AI) - proposed" w:date="2026-10-18T00:26:56Z">
               <w:r>
                 <w:rPr>
                   <w:rFonts w:ascii="Arial" w:cs="Arial" w:eastAsia="Arial" w:hAnsi="Arial"/>
@@ -32512,7 +32512,7 @@
               </w:rPr>
               <w:t xml:space="preserve"> from the air</w:t>
             </w:r>
-            <w:del w:id="9422" w:author="Claude (AI) - proposed" w:date="2026-10-15T03:01:15Z">
+            <w:del w:id="9422" w:author="Claude (AI) - proposed" w:date="2026-10-18T00:26:56Z">
               <w:r>
                 <w:rPr>
                   <w:rFonts w:ascii="Arial" w:cs="Arial" w:eastAsia="Arial" w:hAnsi="Arial"/>
@@ -32527,7 +32527,7 @@
                 <w:delText xml:space="preserve">, causing granules to</w:delText>
               </w:r>
             </w:del>
-            <w:ins w:id="9423" w:author="Claude (AI) - proposed" w:date="2026-10-15T03:01:15Z">
+            <w:ins w:id="9423" w:author="Claude (AI) - proposed" w:date="2026-10-18T00:26:56Z">
               <w:r>
                 <w:rPr>
                   <w:rFonts w:ascii="Arial" w:cs="Arial" w:eastAsia="Arial" w:hAnsi="Arial"/>
@@ -32555,7 +32555,7 @@
               </w:rPr>
               <w:t xml:space="preserve"> become damp and clump</w:t>
             </w:r>
-            <w:del w:id="9424" w:author="Claude (AI) - proposed" w:date="2026-10-15T03:01:15Z">
+            <w:del w:id="9424" w:author="Claude (AI) - proposed" w:date="2026-10-18T00:26:56Z">
               <w:r>
                 <w:rPr>
                   <w:rFonts w:ascii="Arial" w:cs="Arial" w:eastAsia="Arial" w:hAnsi="Arial"/>
@@ -32570,7 +32570,7 @@
                 <w:delText xml:space="preserve"> — correct</w:delText>
               </w:r>
             </w:del>
-            <w:ins w:id="9425" w:author="Claude (AI) - proposed" w:date="2026-10-15T03:01:15Z">
+            <w:ins w:id="9425" w:author="Claude (AI) - proposed" w:date="2026-10-18T00:26:56Z">
               <w:r>
                 <w:rPr>
                   <w:rFonts w:ascii="Arial" w:cs="Arial" w:eastAsia="Arial" w:hAnsi="Arial"/>
@@ -32598,7 +32598,7 @@
               </w:rPr>
               <w:t xml:space="preserve"> use of 'hygroscopic' </w:t>
             </w:r>
-            <w:del w:id="9426" w:author="Claude (AI) - proposed" w:date="2026-10-15T03:01:15Z">
+            <w:del w:id="9426" w:author="Claude (AI) - proposed" w:date="2026-10-18T00:26:56Z">
               <w:r>
                 <w:rPr>
                   <w:rFonts w:ascii="Arial" w:cs="Arial" w:eastAsia="Arial" w:hAnsi="Arial"/>
@@ -32613,7 +32613,7 @@
                 <w:delText xml:space="preserve">required</w:delText>
               </w:r>
             </w:del>
-            <w:ins w:id="9427" w:author="Claude (AI) - proposed" w:date="2026-10-15T03:01:15Z">
+            <w:ins w:id="9427" w:author="Claude (AI) - proposed" w:date="2026-10-18T00:26:56Z">
               <w:r>
                 <w:rPr>
                   <w:rFonts w:ascii="Arial" w:cs="Arial" w:eastAsia="Arial" w:hAnsi="Arial"/>
@@ -32697,7 +32697,7 @@
             <w:pPr>
               <w:spacing w:after="20" w:before="0"/>
             </w:pPr>
-            <w:hyperlink w:history="1" r:id="rIdbtdpi9ucv3egeqr9gahj4">
+            <w:hyperlink w:history="1" r:id="rIdfyzj788k4i1jj9__ndia6">
               <w:r>
                 <w:rPr>
                   <w:rFonts w:ascii="Arial" w:cs="Arial" w:eastAsia="Arial" w:hAnsi="Arial"/>
@@ -32746,7 +32746,7 @@
               <w:spacing w:after="10" w:before="0"/>
               <w:ind w:left="120"/>
             </w:pPr>
-            <w:hyperlink w:history="1" r:id="rIdejixed0bssqiwtiivm8ph">
+            <w:hyperlink w:history="1" r:id="rIdkm2wei3m1rhfnla_bgeyg">
               <w:r>
                 <w:rPr>
                   <w:rFonts w:ascii="Arial" w:cs="Arial" w:eastAsia="Arial" w:hAnsi="Arial"/>
@@ -32808,7 +32808,7 @@
               <w:spacing w:after="10" w:before="0"/>
               <w:ind w:left="120"/>
             </w:pPr>
-            <w:hyperlink w:history="1" r:id="rId-qba1kxbaqzxhwi74rxwz">
+            <w:hyperlink w:history="1" r:id="rIdgjmiuuhmpxvao0itpmhoi">
               <w:r>
                 <w:rPr>
                   <w:rFonts w:ascii="Arial" w:cs="Arial" w:eastAsia="Arial" w:hAnsi="Arial"/>
@@ -33062,7 +33062,7 @@
               </w:rPr>
               <w:t xml:space="preserve">After Lesson 8, reflect on the following questions before closing the unit record: (1) MODEL GROWTH — When comparing Lesson 1 models to final models, were all five components present (classification, solubility, preparation, atmospheric behaviour, applications)? Which component was most consistently underdeveloped, and what would you strengthen in the instructional sequence for next year? (2) DQB CLOSURE — Were there questions on the DQB that the class could not answer confidently, even in Lesson 8? If so, which lesson in the sequence should be extended or redesigned to address that gap? (3) SUMMATIVE TASK — What percentage of learners correctly identified ammonium sulphate as a normal salt and wrote a balanced equation? If fewer than 70% succeeded on the equation, consider adding a dedicated equation-balancing practice session in Lessons 5 or 6 next cycle. (4) PHENOMENON CONNECTION — Did learners' 'Learning Legacy' sticky notes demonstrate genuine transfer to Kenyan agricultural, domestic and industrial contexts, or did responses remain abstract? If abstract, consider introducing more frequent 'connect to your world' prompts in earlier lessons. (5) EQUITY — Were there learners who contributed minimally to group model-building but performed differently (higher or lower) on the individual summative task? Use this discrepancy to inform grouping strategies and formative checkpoints in the next unit. (6) KICD COMPETENCIES — Note specific moments in this lesson where Communication and Collaboration and </w:t>
             </w:r>
-            <w:del w:id="9428" w:author="Claude (AI) - proposed" w:date="2026-10-15T03:01:15Z">
+            <w:del w:id="9428" w:author="Claude (AI) - proposed" w:date="2026-10-18T00:26:56Z">
               <w:r>
                 <w:rPr>
                   <w:rFonts w:ascii="Arial" w:cs="Arial" w:eastAsia="Arial" w:hAnsi="Arial"/>
@@ -33077,7 +33077,7 @@
                 <w:delText xml:space="preserve">Digital Literacy</w:delText>
               </w:r>
             </w:del>
-            <w:ins w:id="9429" w:author="Claude (AI) - proposed" w:date="2026-10-15T03:01:15Z">
+            <w:ins w:id="9429" w:author="Claude (AI) - proposed" w:date="2026-10-18T00:26:56Z">
               <w:r>
                 <w:rPr>
                   <w:rFonts w:ascii="Arial" w:cs="Arial" w:eastAsia="Arial" w:hAnsi="Arial"/>
@@ -33235,7 +33235,7 @@
               </w:rPr>
               <w:t xml:space="preserve">Learners observed (in Lesson 1) that CAN fertiliser granules left overnight in the school storeroom had clumped together and felt wet and sticky without any water being added; that washing soda crystals on the laboratory bench had developed a white powdery crust and appeared to have shrunk; and that ordinary table salt (NaCl) in the kitchen store was completely unchanged. All three substances are salts, yet their responses to </w:t>
             </w:r>
-            <w:del w:id="9430" w:author="Claude (AI) - proposed" w:date="2026-10-15T03:01:15Z">
+            <w:del w:id="9430" w:author="Claude (AI) - proposed" w:date="2026-10-18T00:26:56Z">
               <w:r>
                 <w:rPr>
                   <w:rFonts w:ascii="Arial" w:cs="Arial" w:eastAsia="Arial" w:hAnsi="Arial"/>
@@ -33250,7 +33250,7 @@
                 <w:delText xml:space="preserve">the same</w:delText>
               </w:r>
             </w:del>
-            <w:ins w:id="9431" w:author="Claude (AI) - proposed" w:date="2026-10-15T03:01:15Z">
+            <w:ins w:id="9431" w:author="Claude (AI) - proposed" w:date="2026-10-18T00:26:56Z">
               <w:r>
                 <w:rPr>
                   <w:rFonts w:ascii="Arial" w:cs="Arial" w:eastAsia="Arial" w:hAnsi="Arial"/>
@@ -33414,7 +33414,7 @@
               </w:rPr>
               <w:t xml:space="preserve">Learners can now fully explain the anchoring phenomenon: CAN fertiliser granules clumped and became wet because calcium ammonium nitrate is deliquescent (or strongly hygroscopic) — its ionic components attract water molecules from the humid storeroom air, and the absorbed water causes granules to stick together, reducing fertiliser effectiveness if not stored in sealed containers. Washing soda crystals shrank and formed a white crust because Na₂CO₃·10H₂O is efflorescent — it </w:t>
             </w:r>
-            <w:del w:id="9432" w:author="Claude (AI) - proposed" w:date="2026-10-15T03:01:15Z">
+            <w:del w:id="9432" w:author="Claude (AI) - proposed" w:date="2026-10-18T00:26:56Z">
               <w:r>
                 <w:rPr>
                   <w:rFonts w:ascii="Arial" w:cs="Arial" w:eastAsia="Arial" w:hAnsi="Arial"/>
@@ -33442,7 +33442,7 @@
               </w:rPr>
               <w:t xml:space="preserve">loses nine of its ten water molecules of crystallisation to the </w:t>
             </w:r>
-            <w:del w:id="9433" w:author="Claude (AI) - proposed" w:date="2026-10-15T03:01:15Z">
+            <w:del w:id="9433" w:author="Claude (AI) - proposed" w:date="2026-10-18T00:26:56Z">
               <w:r>
                 <w:rPr>
                   <w:rFonts w:ascii="Arial" w:cs="Arial" w:eastAsia="Arial" w:hAnsi="Arial"/>
@@ -33457,7 +33457,7 @@
                 <w:delText xml:space="preserve">drier laboratory air</w:delText>
               </w:r>
             </w:del>
-            <w:ins w:id="9434" w:author="Claude (AI) - proposed" w:date="2026-10-15T03:01:15Z">
+            <w:ins w:id="9434" w:author="Claude (AI) - proposed" w:date="2026-10-18T00:26:56Z">
               <w:r>
                 <w:rPr>
                   <w:rFonts w:ascii="Arial" w:cs="Arial" w:eastAsia="Arial" w:hAnsi="Arial"/>
@@ -33485,7 +33485,7 @@
               </w:rPr>
               <w:t xml:space="preserve">, producing the monohydrate (Na₂CO₃·H₂O) as a white powder on the surface. Table salt (NaCl) remained unchanged because </w:t>
             </w:r>
-            <w:del w:id="9435" w:author="Claude (AI) - proposed" w:date="2026-10-15T03:01:15Z">
+            <w:del w:id="9435" w:author="Claude (AI) - proposed" w:date="2026-10-18T00:26:56Z">
               <w:r>
                 <w:rPr>
                   <w:rFonts w:ascii="Arial" w:cs="Arial" w:eastAsia="Arial" w:hAnsi="Arial"/>
@@ -33500,7 +33500,7 @@
                 <w:delText xml:space="preserve">it is neither hygroscopic, deliquescent nor efflorescent under typical Kenyan ambient humidity; its crystal lattice does not attract or release water under normal conditions</w:delText>
               </w:r>
             </w:del>
-            <w:ins w:id="9436" w:author="Claude (AI) - proposed" w:date="2026-10-15T03:01:15Z">
+            <w:ins w:id="9436" w:author="Claude (AI) - proposed" w:date="2026-10-18T00:26:56Z">
               <w:r>
                 <w:rPr>
                   <w:rFonts w:ascii="Arial" w:cs="Arial" w:eastAsia="Arial" w:hAnsi="Arial"/>
@@ -33548,7 +33548,7 @@
         </w:rPr>
         <w:t xml:space="preserve">© 2026 SeaVuria and ARES. Aligned with KICD objectives. Developed by SeaVuria; technical implementation by ARES (with AI assistance from Claude). Licensed under </w:t>
       </w:r>
-      <w:hyperlink w:history="1" r:id="rId085kqt7ygkzlzycx7x-1w">
+      <w:hyperlink w:history="1" r:id="rIdptipnw3kdp7konpuzowdy">
         <w:r>
           <w:rPr>
             <w:rFonts w:ascii="Arial" w:cs="Arial" w:eastAsia="Arial" w:hAnsi="Arial"/>
@@ -33569,7 +33569,7 @@
         </w:rPr>
         <w:t xml:space="preserve"> (</w:t>
       </w:r>
-      <w:hyperlink w:history="1" r:id="rId5hihkbiofm9ng9f4hze4l">
+      <w:hyperlink w:history="1" r:id="rIde8g8rkkl1gvcl4zyzpvsr">
         <w:r>
           <w:rPr>
             <w:rFonts w:ascii="Arial" w:cs="Arial" w:eastAsia="Arial" w:hAnsi="Arial"/>
